--- a/Представяне/Сценарий.docx
+++ b/Представяне/Сценарий.docx
@@ -1,10 +1,10 @@
 
 <file path=word/document.xml><?xml version="1.0" encoding="utf-8"?>
-<w:document xmlns:wpc="http://schemas.microsoft.com/office/word/2010/wordprocessingCanvas" xmlns:cx="http://schemas.microsoft.com/office/drawing/2014/chartex" xmlns:mc="http://schemas.openxmlformats.org/markup-compatibility/2006" xmlns:o="urn:schemas-microsoft-com:office:office" xmlns:r="http://schemas.openxmlformats.org/officeDocument/2006/relationships" xmlns:m="http://schemas.openxmlformats.org/officeDocument/2006/math" xmlns:v="urn:schemas-microsoft-com:vml" xmlns:wp14="http://schemas.microsoft.com/office/word/2010/wordprocessingDrawing" xmlns:wp="http://schemas.openxmlformats.org/drawingml/2006/wordprocessingDrawing" xmlns:w10="urn:schemas-microsoft-com:office:word" xmlns:w="http://schemas.openxmlformats.org/wordprocessingml/2006/main" xmlns:w14="http://schemas.microsoft.com/office/word/2010/wordml" xmlns:w15="http://schemas.microsoft.com/office/word/2012/wordml" xmlns:w16se="http://schemas.microsoft.com/office/word/2015/wordml/symex" xmlns:wpg="http://schemas.microsoft.com/office/word/2010/wordprocessingGroup" xmlns:wpi="http://schemas.microsoft.com/office/word/2010/wordprocessingInk" xmlns:wne="http://schemas.microsoft.com/office/word/2006/wordml" xmlns:wps="http://schemas.microsoft.com/office/word/2010/wordprocessingShape" mc:Ignorable="w14 w15 w16se wp14">
+<w:document xmlns:wpc="http://schemas.microsoft.com/office/word/2010/wordprocessingCanvas" xmlns:mc="http://schemas.openxmlformats.org/markup-compatibility/2006" xmlns:o="urn:schemas-microsoft-com:office:office" xmlns:r="http://schemas.openxmlformats.org/officeDocument/2006/relationships" xmlns:m="http://schemas.openxmlformats.org/officeDocument/2006/math" xmlns:v="urn:schemas-microsoft-com:vml" xmlns:wp14="http://schemas.microsoft.com/office/word/2010/wordprocessingDrawing" xmlns:wp="http://schemas.openxmlformats.org/drawingml/2006/wordprocessingDrawing" xmlns:w10="urn:schemas-microsoft-com:office:word" xmlns:w="http://schemas.openxmlformats.org/wordprocessingml/2006/main" xmlns:w14="http://schemas.microsoft.com/office/word/2010/wordml" xmlns:wpg="http://schemas.microsoft.com/office/word/2010/wordprocessingGroup" xmlns:wpi="http://schemas.microsoft.com/office/word/2010/wordprocessingInk" xmlns:wne="http://schemas.microsoft.com/office/word/2006/wordml" xmlns:wps="http://schemas.microsoft.com/office/word/2010/wordprocessingShape" mc:Ignorable="w14 wp14">
   <w:body>
     <w:p>
       <w:pPr>
-        <w:pStyle w:val="Heading2"/>
+        <w:pStyle w:val="20"/>
       </w:pPr>
       <w:r>
         <w:rPr>
@@ -17,7 +17,7 @@
       </w:r>
       <w:r>
         <w:rPr>
-          <w:rStyle w:val="Strong"/>
+          <w:rStyle w:val="af5"/>
           <w:b/>
           <w:bCs/>
         </w:rPr>
@@ -25,7 +25,7 @@
       </w:r>
       <w:r>
         <w:rPr>
-          <w:rStyle w:val="Strong"/>
+          <w:rStyle w:val="af5"/>
           <w:b/>
           <w:bCs/>
         </w:rPr>
@@ -34,7 +34,7 @@
     </w:p>
     <w:p>
       <w:pPr>
-        <w:pStyle w:val="Heading3"/>
+        <w:pStyle w:val="3"/>
       </w:pPr>
       <w:r>
         <w:rPr>
@@ -54,13 +54,20 @@
       <w:r>
         <w:rPr>
           <w:color w:val="FF0000"/>
+          <w:lang w:val="en-US"/>
+        </w:rPr>
+        <w:t xml:space="preserve"> - </w:t>
+      </w:r>
+      <w:r>
+        <w:rPr>
+          <w:color w:val="FF0000"/>
         </w:rPr>
         <w:t>Мария</w:t>
       </w:r>
     </w:p>
     <w:p>
       <w:pPr>
-        <w:pStyle w:val="a5"/>
+        <w:pStyle w:val="af7"/>
       </w:pPr>
       <w:r>
         <w:rPr>
@@ -71,7 +78,7 @@
       </w:r>
       <w:r>
         <w:rPr>
-          <w:rStyle w:val="Strong"/>
+          <w:rStyle w:val="af5"/>
           <w:b/>
           <w:bCs w:val="0"/>
         </w:rPr>
@@ -88,9 +95,9 @@
     </w:p>
     <w:p>
       <w:pPr>
-        <w:pStyle w:val="a5"/>
+        <w:pStyle w:val="af7"/>
         <w:rPr>
-          <w:rStyle w:val="Strong"/>
+          <w:rStyle w:val="af5"/>
           <w:b/>
           <w:bCs w:val="0"/>
         </w:rPr>
@@ -104,7 +111,7 @@
       </w:r>
       <w:r>
         <w:rPr>
-          <w:rStyle w:val="Strong"/>
+          <w:rStyle w:val="af5"/>
           <w:b/>
           <w:bCs w:val="0"/>
         </w:rPr>
@@ -121,9 +128,9 @@
     </w:p>
     <w:p>
       <w:pPr>
-        <w:pStyle w:val="a5"/>
+        <w:pStyle w:val="af7"/>
         <w:rPr>
-          <w:rStyle w:val="Strong"/>
+          <w:rStyle w:val="af5"/>
         </w:rPr>
       </w:pPr>
       <w:r>
@@ -135,18 +142,24 @@
       </w:r>
       <w:r>
         <w:rPr>
-          <w:rStyle w:val="Strong"/>
+          <w:rStyle w:val="af5"/>
         </w:rPr>
         <w:t>:</w:t>
       </w:r>
     </w:p>
     <w:p>
       <w:r>
-        <w:t xml:space="preserve">Ние сме екип </w:t>
+        <w:t xml:space="preserve">Ние </w:t>
+      </w:r>
+      <w:r>
+        <w:t>сме</w:t>
+      </w:r>
+      <w:r>
+        <w:t xml:space="preserve"> екип </w:t>
       </w:r>
       <w:r>
         <w:rPr>
-          <w:rStyle w:val="Emphasis"/>
+          <w:rStyle w:val="af6"/>
           <w:i w:val="0"/>
           <w:iCs w:val="0"/>
         </w:rPr>
@@ -222,7 +235,7 @@
     </w:p>
     <w:p>
       <w:pPr>
-        <w:pStyle w:val="Heading3"/>
+        <w:pStyle w:val="3"/>
       </w:pPr>
       <w:r>
         <w:rPr>
@@ -238,82 +251,123 @@
       </w:r>
       <w:r>
         <w:rPr>
+          <w:lang w:val="en-US"/>
+        </w:rPr>
+        <w:t xml:space="preserve">- </w:t>
+      </w:r>
+      <w:r>
+        <w:rPr>
           <w:color w:val="FF0000"/>
         </w:rPr>
         <w:t>Теодора</w:t>
       </w:r>
-    </w:p>
-    <w:p>
-      <w:pPr>
-        <w:pStyle w:val="a5"/>
+      <w:bookmarkStart w:id="0" w:name="_GoBack"/>
+      <w:bookmarkEnd w:id="0"/>
+    </w:p>
+    <w:p>
+      <w:pPr>
+        <w:pStyle w:val="af7"/>
       </w:pPr>
       <w:r>
         <w:rPr>
-          <w:rStyle w:val="Strong"/>
-          <w:b/>
-        </w:rPr>
-        <w:t>Роля:</w:t>
-      </w:r>
-    </w:p>
-    <w:p>
-      <w:r>
-        <w:t>Технически лийд (Backend/архитектура)</w:t>
-      </w:r>
-    </w:p>
-    <w:p>
-      <w:pPr>
-        <w:pStyle w:val="a5"/>
-      </w:pPr>
-      <w:r>
-        <w:rPr>
-          <w:rStyle w:val="Strong"/>
-          <w:b/>
-        </w:rPr>
-        <w:t>Монитор 2:</w:t>
-      </w:r>
-    </w:p>
-    <w:p>
-      <w:r>
-        <w:t>Архитектурна диаграма (IR бариера → камери → „робот“ → Django → Vue.js)</w:t>
-      </w:r>
-    </w:p>
-    <w:p>
-      <w:pPr>
-        <w:pStyle w:val="a5"/>
-        <w:rPr>
-          <w:rStyle w:val="Strong"/>
+          <w:rStyle w:val="af5"/>
           <w:b/>
           <w:bCs w:val="0"/>
         </w:rPr>
-      </w:pPr>
+        <w:t>Роля</w:t>
+      </w:r>
       <w:r>
         <w:rPr>
-          <w:rStyle w:val="Strong"/>
+          <w:rStyle w:val="af5"/>
+          <w:b/>
+        </w:rPr>
+        <w:t>:</w:t>
+      </w:r>
+    </w:p>
+    <w:p>
+      <w:r>
+        <w:t xml:space="preserve">Технически </w:t>
+      </w:r>
+      <w:proofErr w:type="spellStart"/>
+      <w:r>
+        <w:t>лийд</w:t>
+      </w:r>
+      <w:proofErr w:type="spellEnd"/>
+      <w:r>
+        <w:t xml:space="preserve"> (</w:t>
+      </w:r>
+      <w:proofErr w:type="spellStart"/>
+      <w:r>
+        <w:t>Backend</w:t>
+      </w:r>
+      <w:proofErr w:type="spellEnd"/>
+      <w:r>
+        <w:t>/архитектура)</w:t>
+      </w:r>
+    </w:p>
+    <w:p>
+      <w:pPr>
+        <w:pStyle w:val="af7"/>
+      </w:pPr>
+      <w:r>
+        <w:rPr>
+          <w:rStyle w:val="af5"/>
           <w:b/>
           <w:bCs w:val="0"/>
         </w:rPr>
-        <w:t>Реплики:</w:t>
+        <w:t>Монитор</w:t>
       </w:r>
       <w:r>
         <w:rPr>
-          <w:rStyle w:val="Strong"/>
+          <w:rStyle w:val="af5"/>
+          <w:b/>
+        </w:rPr>
+        <w:t> 2:</w:t>
+      </w:r>
+    </w:p>
+    <w:p>
+      <w:r>
+        <w:t>Архитектурна диаграма (IR бариера → камери → „робот“ → Django → Vue.js)</w:t>
+      </w:r>
+    </w:p>
+    <w:p>
+      <w:pPr>
+        <w:pStyle w:val="af7"/>
+        <w:rPr>
+          <w:rStyle w:val="af5"/>
           <w:b/>
           <w:bCs w:val="0"/>
         </w:rPr>
-        <w:tab/>
+      </w:pPr>
+      <w:r>
+        <w:t>Реплики</w:t>
       </w:r>
       <w:r>
         <w:rPr>
-          <w:rStyle w:val="Strong"/>
+          <w:rStyle w:val="af5"/>
           <w:b/>
           <w:bCs w:val="0"/>
         </w:rPr>
-        <w:tab/>
-      </w:r>
-    </w:p>
-    <w:p>
-      <w:r>
-        <w:t>Всъщност, Ника е съкупност от пр</w:t>
+        <w:t>:</w:t>
+      </w:r>
+    </w:p>
+    <w:p>
+      <w:r>
+        <w:t xml:space="preserve">Всъщност, </w:t>
+      </w:r>
+      <w:proofErr w:type="spellStart"/>
+      <w:r>
+        <w:t>Ника</w:t>
+      </w:r>
+      <w:proofErr w:type="spellEnd"/>
+      <w:r>
+        <w:t xml:space="preserve"> е съ</w:t>
+      </w:r>
+      <w:r>
+        <w:t>в</w:t>
+      </w:r>
+      <w:r>
+        <w:t>купност от пр</w:t>
       </w:r>
       <w:r>
         <w:t>о</w:t>
@@ -327,7 +381,7 @@
     </w:p>
     <w:p>
       <w:pPr>
-        <w:pStyle w:val="ListParagraph"/>
+        <w:pStyle w:val="af8"/>
         <w:numPr>
           <w:ilvl w:val="0"/>
           <w:numId w:val="35"/>
@@ -335,7 +389,7 @@
       </w:pPr>
       <w:r>
         <w:rPr>
-          <w:rStyle w:val="Strong"/>
+          <w:rStyle w:val="af5"/>
         </w:rPr>
         <w:t>Хардуерен слой</w:t>
       </w:r>
@@ -351,7 +405,7 @@
     </w:p>
     <w:p>
       <w:pPr>
-        <w:pStyle w:val="ListParagraph"/>
+        <w:pStyle w:val="af8"/>
         <w:numPr>
           <w:ilvl w:val="0"/>
           <w:numId w:val="35"/>
@@ -359,7 +413,7 @@
       </w:pPr>
       <w:r>
         <w:rPr>
-          <w:rStyle w:val="Strong"/>
+          <w:rStyle w:val="af5"/>
         </w:rPr>
         <w:t>Софтуерен „робот“</w:t>
       </w:r>
@@ -369,7 +423,7 @@
     </w:p>
     <w:p>
       <w:pPr>
-        <w:pStyle w:val="ListParagraph"/>
+        <w:pStyle w:val="af8"/>
         <w:numPr>
           <w:ilvl w:val="0"/>
           <w:numId w:val="35"/>
@@ -377,12 +431,25 @@
       </w:pPr>
       <w:r>
         <w:rPr>
-          <w:rStyle w:val="Strong"/>
+          <w:rStyle w:val="af5"/>
+          <w:lang w:val="en-US"/>
         </w:rPr>
         <w:t>Backend</w:t>
       </w:r>
       <w:r>
-        <w:t> (с Django REST Framework) – той съхранява резултатите, снимките и класирането.</w:t>
+        <w:rPr>
+          <w:rStyle w:val="af5"/>
+          <w:lang w:val="en-US"/>
+        </w:rPr>
+        <w:t xml:space="preserve"> </w:t>
+      </w:r>
+      <w:proofErr w:type="gramStart"/>
+      <w:r>
+        <w:t> (</w:t>
+      </w:r>
+      <w:proofErr w:type="gramEnd"/>
+      <w:r>
+        <w:t>с Django REST Framework) – той съхранява резултатите, снимките и класирането.</w:t>
       </w:r>
     </w:p>
     <w:p>
@@ -428,7 +495,7 @@
     </w:p>
     <w:p>
       <w:pPr>
-        <w:pStyle w:val="Heading3"/>
+        <w:pStyle w:val="3"/>
       </w:pPr>
       <w:r>
         <w:rPr>
@@ -451,47 +518,76 @@
     </w:p>
     <w:p>
       <w:pPr>
-        <w:pStyle w:val="NormalWeb"/>
+        <w:pStyle w:val="af7"/>
       </w:pPr>
       <w:r>
         <w:rPr>
-          <w:rStyle w:val="Strong"/>
-          <w:rFonts w:eastAsiaTheme="majorEastAsia"/>
+          <w:rStyle w:val="af5"/>
+          <w:b/>
+          <w:bCs w:val="0"/>
         </w:rPr>
         <w:t>Роля:</w:t>
       </w:r>
-      <w:r>
-        <w:t xml:space="preserve"> AI екип</w:t>
-      </w:r>
-      <w:r>
-        <w:br/>
-      </w:r>
+    </w:p>
+    <w:p>
+      <w:r>
+        <w:t>AI екип</w:t>
+      </w:r>
+    </w:p>
+    <w:p>
+      <w:pPr>
+        <w:pStyle w:val="af7"/>
+      </w:pPr>
       <w:r>
         <w:rPr>
-          <w:rStyle w:val="Strong"/>
-          <w:rFonts w:eastAsiaTheme="majorEastAsia"/>
+          <w:rStyle w:val="af5"/>
+          <w:b/>
         </w:rPr>
         <w:t>Монитор 1:</w:t>
       </w:r>
       <w:r>
-        <w:t xml:space="preserve"> Жив поток от камера с overlay (номер на състезател и фотофиниш кадри)</w:t>
-      </w:r>
-    </w:p>
-    <w:p>
-      <w:pPr>
-        <w:pStyle w:val="NormalWeb"/>
-      </w:pPr>
-      <w:r>
+        <w:t xml:space="preserve"> </w:t>
+      </w:r>
+    </w:p>
+    <w:p>
+      <w:r>
+        <w:lastRenderedPageBreak/>
+        <w:t xml:space="preserve">Жив поток от камера с </w:t>
+      </w:r>
+      <w:proofErr w:type="spellStart"/>
+      <w:r>
+        <w:t>overlay</w:t>
+      </w:r>
+      <w:proofErr w:type="spellEnd"/>
+      <w:r>
+        <w:t> (номер на състезател и фотофиниш кадри)</w:t>
+      </w:r>
+    </w:p>
+    <w:p>
+      <w:pPr>
+        <w:pStyle w:val="af7"/>
         <w:rPr>
-          <w:rStyle w:val="Strong"/>
-          <w:rFonts w:eastAsiaTheme="majorEastAsia"/>
+          <w:rStyle w:val="af5"/>
+          <w:b/>
+          <w:lang w:val="en-US"/>
         </w:rPr>
-        <w:lastRenderedPageBreak/>
-        <w:t>Реплики:</w:t>
-      </w:r>
-      <w:r>
-        <w:br/>
-      </w:r>
+      </w:pPr>
+      <w:r>
+        <w:rPr>
+          <w:rStyle w:val="Char"/>
+          <w:b/>
+        </w:rPr>
+        <w:t>Реплики</w:t>
+      </w:r>
+      <w:r>
+        <w:rPr>
+          <w:rStyle w:val="af5"/>
+          <w:b/>
+        </w:rPr>
+        <w:t>:</w:t>
+      </w:r>
+    </w:p>
+    <w:p>
       <w:r>
         <w:t xml:space="preserve">За точно определяне на пресичането на </w:t>
       </w:r>
@@ -505,20 +601,32 @@
         <w:t xml:space="preserve"> линия</w:t>
       </w:r>
       <w:r>
-        <w:t xml:space="preserve"> използваме искуствен интелект</w:t>
+        <w:t xml:space="preserve"> използваме и</w:t>
+      </w:r>
+      <w:r>
+        <w:t>з</w:t>
+      </w:r>
+      <w:r>
+        <w:t>куствен интелект</w:t>
       </w:r>
       <w:r>
         <w:t>.</w:t>
       </w:r>
-      <w:r>
-        <w:br/>
-        <w:t>AI модулът, написан на Python с OpenCV и YOLO, следи RTSP потока от камерата и разпознава състезателните номера.</w:t>
-      </w:r>
-    </w:p>
-    <w:p>
-      <w:pPr>
-        <w:pStyle w:val="NormalWeb"/>
-      </w:pPr>
+    </w:p>
+    <w:p>
+      <w:r>
+        <w:t>AI модулът, написан на Python с </w:t>
+      </w:r>
+      <w:proofErr w:type="spellStart"/>
+      <w:r>
+        <w:t>OpenCV</w:t>
+      </w:r>
+      <w:proofErr w:type="spellEnd"/>
+      <w:r>
+        <w:t> и YOLO, следи RTSP потока от камерата и разпознава състезателните номера.</w:t>
+      </w:r>
+    </w:p>
+    <w:p>
       <w:r>
         <w:t>При всяко преминаване</w:t>
       </w:r>
@@ -529,13 +637,32 @@
         <w:t xml:space="preserve">на бариерата </w:t>
       </w:r>
       <w:r>
-        <w:t>се прекъсва и ‘роботът’ засича</w:t>
+        <w:t>се прекъсва и </w:t>
+      </w:r>
+      <w:r>
+        <w:rPr>
+          <w:lang w:val="en-US"/>
+        </w:rPr>
+        <w:t>”</w:t>
+      </w:r>
+      <w:r>
+        <w:t>роботът</w:t>
+      </w:r>
+      <w:r>
+        <w:rPr>
+          <w:lang w:val="en-US"/>
+        </w:rPr>
+        <w:t>”</w:t>
+      </w:r>
+      <w:r>
+        <w:t xml:space="preserve"> засича</w:t>
       </w:r>
       <w:r>
         <w:t xml:space="preserve"> точното време.</w:t>
       </w:r>
-      <w:r>
-        <w:br/>
+    </w:p>
+    <w:p>
+      <w:r>
         <w:t xml:space="preserve">Първата камера регистрира състезателните </w:t>
       </w:r>
       <w:r>
@@ -573,29 +700,77 @@
       </w:r>
     </w:p>
     <w:p>
-      <w:pPr>
-        <w:pStyle w:val="NormalWeb"/>
-      </w:pPr>
       <w:r>
         <w:t>Всичко стига до сървъра като JSON с време + кадър, после се визуализира във фронтенда.</w:t>
       </w:r>
-      <w:r>
-        <w:br/>
+    </w:p>
+    <w:p>
+      <w:r>
         <w:t>Тук виждате и типичните сини правоъгълници – т</w:t>
       </w:r>
       <w:r>
-        <w:t>ова са детектираните участници.</w:t>
-      </w:r>
-    </w:p>
-    <w:p>
-      <w:pPr>
-        <w:pStyle w:val="NormalWeb"/>
+        <w:t xml:space="preserve">ова са </w:t>
+      </w:r>
+      <w:proofErr w:type="spellStart"/>
+      <w:r>
+        <w:t>детектираните</w:t>
+      </w:r>
+      <w:proofErr w:type="spellEnd"/>
+      <w:r>
+        <w:t xml:space="preserve"> участници.</w:t>
+      </w:r>
+    </w:p>
+    <w:p>
+      <w:pPr>
+        <w:pStyle w:val="a5"/>
       </w:pPr>
       <w:r>
         <w:rPr>
-          <w:rStyle w:val="Emphasis"/>
+          <w:rStyle w:val="af6"/>
         </w:rPr>
-        <w:t>(демо: показване на overlay и latency)</w:t>
+        <w:t>(</w:t>
+      </w:r>
+      <w:proofErr w:type="spellStart"/>
+      <w:r>
+        <w:rPr>
+          <w:rStyle w:val="af6"/>
+        </w:rPr>
+        <w:t>демо</w:t>
+      </w:r>
+      <w:proofErr w:type="spellEnd"/>
+      <w:r>
+        <w:rPr>
+          <w:rStyle w:val="af6"/>
+        </w:rPr>
+        <w:t xml:space="preserve">: показване на </w:t>
+      </w:r>
+      <w:proofErr w:type="spellStart"/>
+      <w:r>
+        <w:rPr>
+          <w:rStyle w:val="af6"/>
+        </w:rPr>
+        <w:t>overlay</w:t>
+      </w:r>
+      <w:proofErr w:type="spellEnd"/>
+      <w:r>
+        <w:rPr>
+          <w:rStyle w:val="af6"/>
+        </w:rPr>
+        <w:t xml:space="preserve"> и </w:t>
+      </w:r>
+      <w:proofErr w:type="spellStart"/>
+      <w:r>
+        <w:rPr>
+          <w:rStyle w:val="af6"/>
+        </w:rPr>
+        <w:t>latency</w:t>
+      </w:r>
+      <w:proofErr w:type="spellEnd"/>
+      <w:r>
+        <w:rPr>
+          <w:rStyle w:val="af6"/>
+        </w:rPr>
+        <w:t>)</w:t>
       </w:r>
     </w:p>
     <w:p>
@@ -607,7 +782,7 @@
     </w:p>
     <w:p>
       <w:pPr>
-        <w:pStyle w:val="Heading3"/>
+        <w:pStyle w:val="3"/>
       </w:pPr>
       <w:r>
         <w:rPr>
@@ -616,7 +791,15 @@
         <w:t>🌐</w:t>
       </w:r>
       <w:r>
-        <w:t xml:space="preserve"> 5:00–7:00 — Backend интеграция и обмен на данни</w:t>
+        <w:t xml:space="preserve"> 5:00–7:00 — </w:t>
+      </w:r>
+      <w:proofErr w:type="spellStart"/>
+      <w:r>
+        <w:t>Backend</w:t>
+      </w:r>
+      <w:proofErr w:type="spellEnd"/>
+      <w:r>
+        <w:t xml:space="preserve"> интеграция и обмен на данни</w:t>
       </w:r>
       <w:r>
         <w:t xml:space="preserve"> </w:t>
@@ -630,97 +813,156 @@
     </w:p>
     <w:p>
       <w:pPr>
-        <w:pStyle w:val="NormalWeb"/>
-      </w:pPr>
-      <w:r>
+        <w:pStyle w:val="af7"/>
         <w:rPr>
-          <w:rStyle w:val="Strong"/>
-          <w:rFonts w:eastAsiaTheme="majorEastAsia"/>
+          <w:b w:val="0"/>
+          <w:lang w:val="en-US"/>
+        </w:rPr>
+      </w:pPr>
+      <w:r>
+        <w:rPr>
+          <w:rStyle w:val="af5"/>
+          <w:b/>
         </w:rPr>
         <w:t>Роля:</w:t>
       </w:r>
       <w:r>
-        <w:t xml:space="preserve"> Backend/Интеграции</w:t>
-      </w:r>
-      <w:r>
-        <w:br/>
-      </w:r>
-      <w:r>
         <w:rPr>
-          <w:rStyle w:val="Strong"/>
-          <w:rFonts w:eastAsiaTheme="majorEastAsia"/>
+          <w:b w:val="0"/>
+        </w:rPr>
+        <w:t xml:space="preserve"> </w:t>
+      </w:r>
+    </w:p>
+    <w:p>
+      <w:proofErr w:type="spellStart"/>
+      <w:r>
+        <w:t>Backend</w:t>
+      </w:r>
+      <w:proofErr w:type="spellEnd"/>
+      <w:r>
+        <w:t>/Интеграции</w:t>
+      </w:r>
+    </w:p>
+    <w:p>
+      <w:pPr>
+        <w:pStyle w:val="af7"/>
+        <w:rPr>
+          <w:b w:val="0"/>
+          <w:lang w:val="en-US"/>
+        </w:rPr>
+      </w:pPr>
+      <w:r>
+        <w:rPr>
+          <w:rStyle w:val="af5"/>
+          <w:b/>
         </w:rPr>
         <w:t>Монитор 2:</w:t>
       </w:r>
       <w:r>
-        <w:t xml:space="preserve"> Конзола с логове от Django REST API</w:t>
-      </w:r>
-    </w:p>
-    <w:p>
-      <w:pPr>
-        <w:pStyle w:val="NormalWeb"/>
-      </w:pPr>
-      <w:r>
         <w:rPr>
-          <w:rStyle w:val="Strong"/>
-          <w:rFonts w:eastAsiaTheme="majorEastAsia"/>
+          <w:b w:val="0"/>
+        </w:rPr>
+        <w:t xml:space="preserve"> </w:t>
+      </w:r>
+    </w:p>
+    <w:p>
+      <w:r>
+        <w:t xml:space="preserve">Конзола с </w:t>
+      </w:r>
+      <w:proofErr w:type="spellStart"/>
+      <w:r>
+        <w:t>логове</w:t>
+      </w:r>
+      <w:proofErr w:type="spellEnd"/>
+      <w:r>
+        <w:t xml:space="preserve"> от Django REST API</w:t>
+      </w:r>
+    </w:p>
+    <w:p>
+      <w:pPr>
+        <w:pStyle w:val="af7"/>
+        <w:rPr>
+          <w:b w:val="0"/>
+        </w:rPr>
+      </w:pPr>
+      <w:r>
+        <w:rPr>
+          <w:rStyle w:val="af5"/>
+          <w:b/>
         </w:rPr>
         <w:t>Реплики:</w:t>
       </w:r>
-      <w:r>
-        <w:br/>
+    </w:p>
+    <w:p>
+      <w:r>
         <w:t>Тук се вижда как сървърът приема съобщенията от робота.</w:t>
       </w:r>
-      <w:r>
-        <w:br/>
+    </w:p>
+    <w:p>
+      <w:r>
         <w:t>При всяко засичане се записва време, снимка и номер; данните се свързват с конкретен участник и се подреждат за класиране.</w:t>
       </w:r>
     </w:p>
     <w:p>
-      <w:pPr>
-        <w:pStyle w:val="NormalWeb"/>
+      <w:proofErr w:type="spellStart"/>
+      <w:r>
+        <w:t>Backend-ът</w:t>
+      </w:r>
+      <w:proofErr w:type="spellEnd"/>
+      <w:r>
+        <w:t xml:space="preserve"> е направен с Django и DRF – той осигурява</w:t>
+      </w:r>
+    </w:p>
+    <w:p>
+      <w:r>
+        <w:t>чист REST API за всички модули.</w:t>
+      </w:r>
+    </w:p>
+    <w:p>
+      <w:r>
+        <w:t xml:space="preserve">Системата </w:t>
+      </w:r>
+      <w:r>
+        <w:t xml:space="preserve">като цяло </w:t>
+      </w:r>
+      <w:r>
+        <w:t xml:space="preserve">работи офлайн, </w:t>
+      </w:r>
+      <w:r>
+        <w:t xml:space="preserve">но отделните и компоненти </w:t>
+      </w:r>
+      <w:r>
+        <w:t xml:space="preserve">се </w:t>
+      </w:r>
+      <w:r>
+        <w:t xml:space="preserve">поддържат </w:t>
+      </w:r>
+      <w:r>
+        <w:t>синхронизира</w:t>
+      </w:r>
+      <w:r>
+        <w:t>ни</w:t>
+      </w:r>
+      <w:r>
+        <w:t xml:space="preserve"> автоматично.</w:t>
+      </w:r>
+    </w:p>
+    <w:p>
+      <w:pPr>
         <w:rPr>
           <w:lang w:val="en-US"/>
         </w:rPr>
       </w:pPr>
       <w:r>
-        <w:t>Backend-ът е направен с Django и DRF – той осигурява</w:t>
-      </w:r>
-      <w:r>
-        <w:br/>
-        <w:t>чист REST API за всички модули.</w:t>
-      </w:r>
-      <w:r>
-        <w:br/>
-        <w:t xml:space="preserve">Системата </w:t>
-      </w:r>
-      <w:r>
-        <w:t xml:space="preserve">като цяло </w:t>
-      </w:r>
-      <w:r>
-        <w:t xml:space="preserve">работи офлайн, </w:t>
-      </w:r>
-      <w:r>
-        <w:t xml:space="preserve">но отделните и компоненти </w:t>
-      </w:r>
-      <w:r>
-        <w:t xml:space="preserve">се </w:t>
-      </w:r>
-      <w:r>
-        <w:t xml:space="preserve">поддържат </w:t>
-      </w:r>
-      <w:r>
-        <w:t>синхронизира</w:t>
-      </w:r>
-      <w:r>
-        <w:t>ни</w:t>
-      </w:r>
-      <w:r>
-        <w:t xml:space="preserve"> автоматично.</w:t>
-      </w:r>
-      <w:r>
-        <w:br/>
-        <w:t xml:space="preserve">Имаме и защита чрез токени, </w:t>
+        <w:t xml:space="preserve">Имаме и защита чрез </w:t>
+      </w:r>
+      <w:proofErr w:type="spellStart"/>
+      <w:r>
+        <w:t>токени</w:t>
+      </w:r>
+      <w:proofErr w:type="spellEnd"/>
+      <w:r>
+        <w:t xml:space="preserve">, </w:t>
       </w:r>
       <w:r>
         <w:t>което</w:t>
@@ -750,7 +992,7 @@
     </w:p>
     <w:p>
       <w:pPr>
-        <w:pStyle w:val="Heading3"/>
+        <w:pStyle w:val="3"/>
       </w:pPr>
       <w:r>
         <w:rPr>
@@ -759,8 +1001,37 @@
         <w:t>📺</w:t>
       </w:r>
       <w:r>
-        <w:t xml:space="preserve"> 7:00–9:00 — Frontend визуализация + Live Video Feed</w:t>
-      </w:r>
+        <w:t xml:space="preserve"> 7:00–9:00 — </w:t>
+      </w:r>
+      <w:proofErr w:type="spellStart"/>
+      <w:r>
+        <w:t>Frontend</w:t>
+      </w:r>
+      <w:proofErr w:type="spellEnd"/>
+      <w:r>
+        <w:t xml:space="preserve"> визуализация + </w:t>
+      </w:r>
+      <w:proofErr w:type="spellStart"/>
+      <w:r>
+        <w:t>Live</w:t>
+      </w:r>
+      <w:proofErr w:type="spellEnd"/>
+      <w:r>
+        <w:t xml:space="preserve"> </w:t>
+      </w:r>
+      <w:proofErr w:type="spellStart"/>
+      <w:r>
+        <w:t>Video</w:t>
+      </w:r>
+      <w:proofErr w:type="spellEnd"/>
+      <w:r>
+        <w:t xml:space="preserve"> </w:t>
+      </w:r>
+      <w:proofErr w:type="spellStart"/>
+      <w:r>
+        <w:t>Feed</w:t>
+      </w:r>
+      <w:proofErr w:type="spellEnd"/>
       <w:r>
         <w:t xml:space="preserve"> </w:t>
       </w:r>
@@ -773,18 +1044,35 @@
     </w:p>
     <w:p>
       <w:pPr>
-        <w:pStyle w:val="NormalWeb"/>
-      </w:pPr>
-      <w:r>
+        <w:pStyle w:val="af7"/>
         <w:rPr>
-          <w:rStyle w:val="Strong"/>
-          <w:rFonts w:eastAsiaTheme="majorEastAsia"/>
+          <w:lang w:val="en-US"/>
+        </w:rPr>
+      </w:pPr>
+      <w:r>
+        <w:rPr>
+          <w:rStyle w:val="af5"/>
         </w:rPr>
         <w:t>Роля:</w:t>
       </w:r>
       <w:r>
-        <w:t xml:space="preserve"> Frontend девелопър</w:t>
-      </w:r>
+        <w:t xml:space="preserve"> </w:t>
+      </w:r>
+    </w:p>
+    <w:p>
+      <w:proofErr w:type="spellStart"/>
+      <w:r>
+        <w:t>Frontend</w:t>
+      </w:r>
+      <w:proofErr w:type="spellEnd"/>
+      <w:r>
+        <w:t xml:space="preserve"> </w:t>
+      </w:r>
+      <w:proofErr w:type="spellStart"/>
+      <w:r>
+        <w:t>девелопър</w:t>
+      </w:r>
+      <w:proofErr w:type="spellEnd"/>
       <w:r>
         <w:rPr>
           <w:lang w:val="en-US"/>
@@ -797,53 +1085,64 @@
         </w:rPr>
         <w:t>Виктор</w:t>
       </w:r>
-      <w:r>
-        <w:br/>
-      </w:r>
-      <w:r>
+    </w:p>
+    <w:p>
+      <w:pPr>
+        <w:pStyle w:val="af7"/>
         <w:rPr>
-          <w:rStyle w:val="Strong"/>
-          <w:rFonts w:eastAsiaTheme="majorEastAsia"/>
+          <w:lang w:val="en-US"/>
+        </w:rPr>
+      </w:pPr>
+      <w:r>
+        <w:rPr>
+          <w:rStyle w:val="af5"/>
         </w:rPr>
         <w:t>Монитор 1:</w:t>
       </w:r>
       <w:r>
-        <w:t xml:space="preserve"> Уеб интерфейс (страница „Състезание“)</w:t>
-      </w:r>
-    </w:p>
-    <w:p>
-      <w:pPr>
-        <w:pStyle w:val="NormalWeb"/>
+        <w:t xml:space="preserve"> </w:t>
+      </w:r>
+    </w:p>
+    <w:p>
+      <w:r>
+        <w:t>Уеб интерфейс (страница „Състезание“)</w:t>
+      </w:r>
+    </w:p>
+    <w:p>
+      <w:pPr>
+        <w:pStyle w:val="af7"/>
       </w:pPr>
       <w:r>
         <w:rPr>
-          <w:rStyle w:val="Strong"/>
-          <w:rFonts w:eastAsiaTheme="majorEastAsia"/>
+          <w:rStyle w:val="af5"/>
         </w:rPr>
         <w:t>Реплики:</w:t>
       </w:r>
-      <w:r>
-        <w:br/>
+    </w:p>
+    <w:p>
+      <w:r>
         <w:t>„Фронтендът е изграден по SDI модел – един екран, който сменя режими според етапа: регистрация, старт, състезание, класиране.</w:t>
       </w:r>
     </w:p>
     <w:p>
-      <w:pPr>
-        <w:pStyle w:val="NormalWeb"/>
-      </w:pPr>
-      <w:r>
+      <w:r>
+        <w:lastRenderedPageBreak/>
         <w:t>В режим Р</w:t>
       </w:r>
       <w:r>
-        <w:t>егистрация виждаме таблица от вече създадени състезатели. Те биват добавени чрез – този бутон-. Избираме категория и пол, пишем стартов номер и име и кликаме запази.</w:t>
-      </w:r>
-    </w:p>
-    <w:p>
-      <w:pPr>
-        <w:pStyle w:val="NormalWeb"/>
-      </w:pPr>
-      <w:r>
-        <w:lastRenderedPageBreak/>
+        <w:t xml:space="preserve">егистрация виждаме таблица от вече създадени състезатели. Те биват добавени чрез – този бутон-. Избираме категория и пол, пишем стартов номер и име и </w:t>
+      </w:r>
+      <w:proofErr w:type="spellStart"/>
+      <w:r>
+        <w:t>кликаме</w:t>
+      </w:r>
+      <w:proofErr w:type="spellEnd"/>
+      <w:r>
+        <w:t xml:space="preserve"> запази.</w:t>
+      </w:r>
+    </w:p>
+    <w:p>
+      <w:r>
         <w:t>В режим старт сме в о</w:t>
       </w:r>
       <w:r>
@@ -851,9 +1150,6 @@
       </w:r>
     </w:p>
     <w:p>
-      <w:pPr>
-        <w:pStyle w:val="NormalWeb"/>
-      </w:pPr>
       <w:r>
         <w:t>В режим Състезание таймера тече</w:t>
       </w:r>
@@ -876,13 +1172,18 @@
         <w:t>. Т</w:t>
       </w:r>
       <w:r>
-        <w:t>е могат да бъдат дисквалицирани, или пристигащи. След това можем или ръчно, или чрез роботът автоматично да отбележи, пристигащият, който е най-отгоре в таблицата състезател като финиширал.</w:t>
-      </w:r>
-    </w:p>
-    <w:p>
-      <w:pPr>
-        <w:pStyle w:val="NormalWeb"/>
-      </w:pPr>
+        <w:t xml:space="preserve">е могат да бъдат </w:t>
+      </w:r>
+      <w:proofErr w:type="spellStart"/>
+      <w:r>
+        <w:t>дисквалицирани</w:t>
+      </w:r>
+      <w:proofErr w:type="spellEnd"/>
+      <w:r>
+        <w:t>, или пристигащи. След това можем или ръчно, или чрез роботът автоматично да отбележи, пристигащият, който е най-отгоре в таблицата състезател като финиширал.</w:t>
+      </w:r>
+    </w:p>
+    <w:p>
       <w:r>
         <w:t xml:space="preserve">В режим Класиране. Виждаме класациите </w:t>
       </w:r>
@@ -891,27 +1192,50 @@
       </w:r>
     </w:p>
     <w:p>
-      <w:pPr>
-        <w:pStyle w:val="NormalWeb"/>
-      </w:pPr>
-      <w:r>
-        <w:t>Всичко е направено с Vue.js и Axi</w:t>
-      </w:r>
-      <w:r>
-        <w:t>os – данните се обновяват на всяка</w:t>
+      <w:r>
+        <w:t>Всичко е направено с </w:t>
+      </w:r>
+      <w:proofErr w:type="spellStart"/>
+      <w:r>
+        <w:t>Vue</w:t>
+      </w:r>
+      <w:proofErr w:type="spellEnd"/>
+      <w:r>
+        <w:t>.</w:t>
+      </w:r>
+      <w:proofErr w:type="spellStart"/>
+      <w:r>
+        <w:t>js</w:t>
+      </w:r>
+      <w:proofErr w:type="spellEnd"/>
+      <w:r>
+        <w:t> и </w:t>
+      </w:r>
+      <w:proofErr w:type="spellStart"/>
+      <w:r>
+        <w:t>Axi</w:t>
+      </w:r>
+      <w:r>
+        <w:t>os</w:t>
+      </w:r>
+      <w:proofErr w:type="spellEnd"/>
+      <w:r>
+        <w:t> – данните се обновяват на всяка</w:t>
       </w:r>
       <w:r>
         <w:t xml:space="preserve"> секунда.</w:t>
       </w:r>
-      <w:r>
-        <w:br/>
+    </w:p>
+    <w:p>
+      <w:r>
         <w:t>Ето тук виждате реално състезание: системата показва таймер, участници и с</w:t>
       </w:r>
       <w:r>
         <w:t>нимки от финала.</w:t>
       </w:r>
-      <w:r>
-        <w:br/>
+    </w:p>
+    <w:p>
+      <w:r>
         <w:t>Към всеки резултат се прикачва</w:t>
       </w:r>
       <w:r>
@@ -919,11 +1243,16 @@
       </w:r>
     </w:p>
     <w:p>
-      <w:pPr>
-        <w:pStyle w:val="NormalWeb"/>
-      </w:pPr>
-      <w:r>
-        <w:t>При всяка промяна backend-ът праща новите стойности, а интерфейсът ги визуализира веднага – без презареждане на страници.“</w:t>
+      <w:r>
+        <w:t xml:space="preserve">При всяка промяна </w:t>
+      </w:r>
+      <w:proofErr w:type="spellStart"/>
+      <w:r>
+        <w:t>backend-ът</w:t>
+      </w:r>
+      <w:proofErr w:type="spellEnd"/>
+      <w:r>
+        <w:t xml:space="preserve"> праща новите стойности, а интерфейсът ги визуализира веднага – без презареждане на страници.“</w:t>
       </w:r>
     </w:p>
     <w:p>
@@ -935,7 +1264,7 @@
     </w:p>
     <w:p>
       <w:pPr>
-        <w:pStyle w:val="Heading3"/>
+        <w:pStyle w:val="3"/>
       </w:pPr>
       <w:r>
         <w:rPr>
@@ -952,58 +1281,93 @@
         </w:rPr>
         <w:t xml:space="preserve"> </w:t>
       </w:r>
+      <w:proofErr w:type="spellStart"/>
       <w:r>
         <w:rPr>
           <w:color w:val="FF0000"/>
         </w:rPr>
         <w:t>Фериз</w:t>
       </w:r>
-    </w:p>
-    <w:p>
-      <w:pPr>
-        <w:pStyle w:val="NormalWeb"/>
-      </w:pPr>
-      <w:r>
+      <w:proofErr w:type="spellEnd"/>
+    </w:p>
+    <w:p>
+      <w:pPr>
+        <w:pStyle w:val="af7"/>
         <w:rPr>
-          <w:rStyle w:val="Strong"/>
-          <w:rFonts w:eastAsiaTheme="majorEastAsia"/>
+          <w:lang w:val="en-US"/>
+        </w:rPr>
+      </w:pPr>
+      <w:r>
+        <w:rPr>
+          <w:rStyle w:val="af5"/>
         </w:rPr>
         <w:t>Роля:</w:t>
       </w:r>
       <w:r>
-        <w:t xml:space="preserve"> Водещ + Член бизнес/продуктова насоченост</w:t>
-      </w:r>
-      <w:r>
-        <w:br/>
-      </w:r>
-      <w:r>
+        <w:t xml:space="preserve"> </w:t>
+      </w:r>
+    </w:p>
+    <w:p>
+      <w:r>
+        <w:t>Водещ + Член бизнес/продуктова насоченост</w:t>
+      </w:r>
+    </w:p>
+    <w:p>
+      <w:pPr>
+        <w:pStyle w:val="af7"/>
         <w:rPr>
-          <w:rStyle w:val="Strong"/>
-          <w:rFonts w:eastAsiaTheme="majorEastAsia"/>
+          <w:lang w:val="en-US"/>
+        </w:rPr>
+      </w:pPr>
+      <w:r>
+        <w:rPr>
+          <w:rStyle w:val="af5"/>
         </w:rPr>
         <w:t>Монитор 2:</w:t>
       </w:r>
       <w:r>
-        <w:t xml:space="preserve"> Слайд с реални снимки от „Тодорка Vertical“ и други събития</w:t>
-      </w:r>
-    </w:p>
-    <w:p>
-      <w:pPr>
-        <w:pStyle w:val="NormalWeb"/>
+        <w:t xml:space="preserve"> </w:t>
+      </w:r>
+    </w:p>
+    <w:p>
+      <w:r>
+        <w:t>Слайд с реални снимки от „Тодорка </w:t>
+      </w:r>
+      <w:proofErr w:type="spellStart"/>
+      <w:r>
+        <w:t>Vertical</w:t>
+      </w:r>
+      <w:proofErr w:type="spellEnd"/>
+      <w:r>
+        <w:t>“ и други събития</w:t>
+      </w:r>
+    </w:p>
+    <w:p>
+      <w:pPr>
+        <w:pStyle w:val="af7"/>
       </w:pPr>
       <w:r>
         <w:rPr>
-          <w:rStyle w:val="Strong"/>
-          <w:rFonts w:eastAsiaTheme="majorEastAsia"/>
+          <w:rStyle w:val="af5"/>
         </w:rPr>
         <w:t>Реплики:</w:t>
       </w:r>
-      <w:r>
-        <w:br/>
-        <w:t>„НИКА вече беше тествана в реално състезание – ‘Тодорка Vertical’ в Банско.</w:t>
-      </w:r>
-      <w:r>
-        <w:br/>
+    </w:p>
+    <w:p>
+      <w:r>
+        <w:t>„НИКА вече беше тествана в реално състезание – ‘Тодорка </w:t>
+      </w:r>
+      <w:proofErr w:type="spellStart"/>
+      <w:r>
+        <w:t>Vertical’</w:t>
+      </w:r>
+      <w:proofErr w:type="spellEnd"/>
+      <w:r>
+        <w:t> в Банско.</w:t>
+      </w:r>
+    </w:p>
+    <w:p>
+      <w:r>
         <w:t xml:space="preserve">Системата премина </w:t>
       </w:r>
       <w:r>
@@ -1011,17 +1375,15 @@
       </w:r>
     </w:p>
     <w:p>
-      <w:pPr>
-        <w:pStyle w:val="NormalWeb"/>
-      </w:pPr>
       <w:r>
         <w:t>Тя е напълно офлайн, лесна за пренасяне и изцяло разр</w:t>
       </w:r>
       <w:r>
         <w:t>аботена от ученици.</w:t>
       </w:r>
-      <w:r>
-        <w:br/>
+    </w:p>
+    <w:p>
+      <w:r>
         <w:t>Нашата цел</w:t>
       </w:r>
       <w:r>
@@ -1040,13 +1402,18 @@
         <w:t xml:space="preserve"> да добавим</w:t>
       </w:r>
       <w:r>
-        <w:t xml:space="preserve"> автоматични документи и cloud синхронизация за архиви на събитията.</w:t>
-      </w:r>
-    </w:p>
-    <w:p>
-      <w:pPr>
-        <w:pStyle w:val="NormalWeb"/>
-      </w:pPr>
+        <w:t xml:space="preserve"> автоматични документи и </w:t>
+      </w:r>
+      <w:proofErr w:type="spellStart"/>
+      <w:r>
+        <w:t>cloud</w:t>
+      </w:r>
+      <w:proofErr w:type="spellEnd"/>
+      <w:r>
+        <w:t xml:space="preserve"> синхронизация за архиви на събитията.</w:t>
+      </w:r>
+    </w:p>
+    <w:p>
       <w:r>
         <w:t xml:space="preserve">НИКА носи ползи не само за организаторите, </w:t>
       </w:r>
@@ -1069,7 +1436,7 @@
     </w:p>
     <w:p>
       <w:pPr>
-        <w:pStyle w:val="Heading3"/>
+        <w:pStyle w:val="3"/>
       </w:pPr>
       <w:r>
         <w:rPr>
@@ -1098,164 +1465,84 @@
     </w:p>
     <w:p>
       <w:pPr>
-        <w:pStyle w:val="NormalWeb"/>
-      </w:pPr>
-      <w:r>
-        <w:rPr>
-          <w:rStyle w:val="Strong"/>
-          <w:rFonts w:eastAsiaTheme="majorEastAsia"/>
-        </w:rPr>
-        <w:t>Роля:</w:t>
-      </w:r>
-      <w:r>
-        <w:t xml:space="preserve"> Водещ</w:t>
-      </w:r>
-    </w:p>
-    <w:p>
-      <w:pPr>
-        <w:pStyle w:val="NormalWeb"/>
-      </w:pPr>
-      <w:r>
-        <w:rPr>
-          <w:rStyle w:val="Strong"/>
-          <w:rFonts w:eastAsiaTheme="majorEastAsia"/>
-        </w:rPr>
-        <w:t>Реплики:</w:t>
-      </w:r>
-      <w:r>
-        <w:br/>
-        <w:t>„НИКА не е просто времеизмервателна система, а платформа, която свързва технологиите и хората.</w:t>
-      </w:r>
-      <w:r>
-        <w:br/>
-        <w:t>Тя мисли като оператор – вижда, анализира и реагира.</w:t>
-      </w:r>
-    </w:p>
-    <w:p>
-      <w:pPr>
-        <w:pStyle w:val="NormalWeb"/>
-      </w:pPr>
-      <w:r>
-        <w:t>За нас това е пример как учили</w:t>
-      </w:r>
-      <w:r>
-        <w:t xml:space="preserve">щен проект може да стане реална технология изработена </w:t>
-      </w:r>
-      <w:r>
-        <w:lastRenderedPageBreak/>
-        <w:t>в Банско но полезна за всички.</w:t>
-      </w:r>
-      <w:bookmarkStart w:id="0" w:name="_GoBack"/>
-      <w:bookmarkEnd w:id="0"/>
-    </w:p>
-    <w:p>
-      <w:pPr>
-        <w:pStyle w:val="NormalWeb"/>
-      </w:pPr>
-      <w:r>
-        <w:t>Благодарим ви за вниманието!</w:t>
-      </w:r>
-      <w:r>
-        <w:br/>
-        <w:t>Сега сме готови да отговорим на вашите въпроси.“</w:t>
-      </w:r>
-    </w:p>
-    <w:p>
-      <w:r>
-        <w:pict>
-          <v:rect id="_x0000_i1031" style="width:0;height:1.5pt" o:hralign="center" o:hrstd="t" o:hr="t" fillcolor="#a0a0a0" stroked="f"/>
-        </w:pict>
-      </w:r>
-    </w:p>
-    <w:p>
-      <w:pPr>
-        <w:pStyle w:val="Heading3"/>
-      </w:pPr>
-      <w:r>
-        <w:rPr>
-          <w:rFonts w:ascii="Segoe UI Symbol" w:hAnsi="Segoe UI Symbol" w:cs="Segoe UI Symbol"/>
-        </w:rPr>
-        <w:t>💡</w:t>
-      </w:r>
-      <w:r>
-        <w:t xml:space="preserve"> Допълнителна бележка за аранжиране:</w:t>
-      </w:r>
-    </w:p>
-    <w:p>
-      <w:pPr>
-        <w:pStyle w:val="ListParagraph"/>
-        <w:numPr>
-          <w:ilvl w:val="0"/>
-          <w:numId w:val="33"/>
-        </w:numPr>
-      </w:pPr>
-      <w:r>
-        <w:t>Монитор 1: видео поток и интерфейс.</w:t>
-      </w:r>
-    </w:p>
-    <w:p>
-      <w:pPr>
-        <w:pStyle w:val="ListParagraph"/>
-        <w:numPr>
-          <w:ilvl w:val="0"/>
-          <w:numId w:val="33"/>
-        </w:numPr>
-      </w:pPr>
-      <w:r>
-        <w:t>Монитор 2: архитектура и слайдове (PowerPoint).</w:t>
-      </w:r>
-    </w:p>
-    <w:p>
-      <w:pPr>
-        <w:pStyle w:val="ListParagraph"/>
-        <w:numPr>
-          <w:ilvl w:val="0"/>
-          <w:numId w:val="33"/>
-        </w:numPr>
-      </w:pPr>
-      <w:r>
-        <w:t>При преходите можеш да използваш soft fade или slide right.</w:t>
-      </w:r>
-    </w:p>
-    <w:p>
-      <w:r>
-        <w:pict>
-          <v:rect id="_x0000_i1032" style="width:0;height:1.5pt" o:hralign="center" o:hrstd="t" o:hr="t" fillcolor="#a0a0a0" stroked="f"/>
-        </w:pict>
-      </w:r>
-    </w:p>
-    <w:p>
-      <w:pPr>
-        <w:pStyle w:val="NormalWeb"/>
-      </w:pPr>
-      <w:r>
-        <w:t xml:space="preserve">Искаш ли да ти изготвя и </w:t>
-      </w:r>
-      <w:r>
-        <w:rPr>
-          <w:rStyle w:val="Strong"/>
-          <w:rFonts w:eastAsiaTheme="majorEastAsia"/>
-        </w:rPr>
-        <w:t>готов PowerPoint сценарен шаблон</w:t>
-      </w:r>
-      <w:r>
-        <w:t xml:space="preserve"> (един слайд на всеки от тези сегменти с препоръчително изображение и място за кратките реплики)?</w:t>
-      </w:r>
-      <w:r>
-        <w:br/>
-        <w:t>Така ще го имаш като базов файл за репетиции и демонстрации.</w:t>
-      </w:r>
-    </w:p>
-    <w:p>
-      <w:pPr>
-        <w:pStyle w:val="NormalWeb"/>
+        <w:pStyle w:val="af7"/>
         <w:rPr>
           <w:lang w:val="en-US"/>
         </w:rPr>
       </w:pPr>
+      <w:r>
+        <w:rPr>
+          <w:rStyle w:val="af5"/>
+        </w:rPr>
+        <w:t>Роля:</w:t>
+      </w:r>
+      <w:r>
+        <w:t xml:space="preserve"> </w:t>
+      </w:r>
+    </w:p>
+    <w:p>
+      <w:r>
+        <w:t>Водещ</w:t>
+      </w:r>
+    </w:p>
+    <w:p>
+      <w:pPr>
+        <w:pStyle w:val="af7"/>
+      </w:pPr>
+      <w:r>
+        <w:rPr>
+          <w:rStyle w:val="af5"/>
+        </w:rPr>
+        <w:t>Реплики:</w:t>
+      </w:r>
+    </w:p>
+    <w:p>
+      <w:r>
+        <w:t xml:space="preserve">„НИКА не е просто </w:t>
+      </w:r>
+      <w:proofErr w:type="spellStart"/>
+      <w:r>
+        <w:t>времеизмервателна</w:t>
+      </w:r>
+      <w:proofErr w:type="spellEnd"/>
+      <w:r>
+        <w:t xml:space="preserve"> система, а платформа, която свързва технологиите и хората.</w:t>
+      </w:r>
+    </w:p>
+    <w:p>
+      <w:r>
+        <w:lastRenderedPageBreak/>
+        <w:t>Тя мисли като оператор – вижда, анализира и реагира.</w:t>
+      </w:r>
+    </w:p>
+    <w:p>
+      <w:r>
+        <w:t>За нас това е пример как учили</w:t>
+      </w:r>
+      <w:r>
+        <w:t>щен проект може да стане реална технология изработена в Банско но полезна за всички.</w:t>
+      </w:r>
+    </w:p>
+    <w:p>
+      <w:r>
+        <w:t>Благодарим ви за вниманието!</w:t>
+      </w:r>
+    </w:p>
+    <w:p>
+      <w:r>
+        <w:t>Сега сме готови да отговорим на вашите въпроси.“</w:t>
+      </w:r>
+    </w:p>
+    <w:p>
+      <w:pPr>
+        <w:pStyle w:val="a5"/>
+        <w:rPr>
+          <w:lang w:val="en-US"/>
+        </w:rPr>
+      </w:pPr>
     </w:p>
     <w:sectPr>
-      <w:footerReference w:type="default" r:id="rId9"/>
+      <w:footerReference w:type="default" r:id="rId10"/>
       <w:pgSz w:w="11906" w:h="16838"/>
       <w:pgMar w:top="1417" w:right="1417" w:bottom="1417" w:left="1417" w:header="708" w:footer="708" w:gutter="0"/>
       <w:pgNumType w:start="0"/>
@@ -1268,7 +1555,7 @@
 </file>
 
 <file path=word/endnotes.xml><?xml version="1.0" encoding="utf-8"?>
-<w:endnotes xmlns:wpc="http://schemas.microsoft.com/office/word/2010/wordprocessingCanvas" xmlns:cx="http://schemas.microsoft.com/office/drawing/2014/chartex" xmlns:mc="http://schemas.openxmlformats.org/markup-compatibility/2006" xmlns:o="urn:schemas-microsoft-com:office:office" xmlns:r="http://schemas.openxmlformats.org/officeDocument/2006/relationships" xmlns:m="http://schemas.openxmlformats.org/officeDocument/2006/math" xmlns:v="urn:schemas-microsoft-com:vml" xmlns:wp14="http://schemas.microsoft.com/office/word/2010/wordprocessingDrawing" xmlns:wp="http://schemas.openxmlformats.org/drawingml/2006/wordprocessingDrawing" xmlns:w10="urn:schemas-microsoft-com:office:word" xmlns:w="http://schemas.openxmlformats.org/wordprocessingml/2006/main" xmlns:w14="http://schemas.microsoft.com/office/word/2010/wordml" xmlns:w15="http://schemas.microsoft.com/office/word/2012/wordml" xmlns:w16se="http://schemas.microsoft.com/office/word/2015/wordml/symex" xmlns:wpg="http://schemas.microsoft.com/office/word/2010/wordprocessingGroup" xmlns:wpi="http://schemas.microsoft.com/office/word/2010/wordprocessingInk" xmlns:wne="http://schemas.microsoft.com/office/word/2006/wordml" xmlns:wps="http://schemas.microsoft.com/office/word/2010/wordprocessingShape" mc:Ignorable="w14 w15 w16se wp14">
+<w:endnotes xmlns:wpc="http://schemas.microsoft.com/office/word/2010/wordprocessingCanvas" xmlns:mc="http://schemas.openxmlformats.org/markup-compatibility/2006" xmlns:o="urn:schemas-microsoft-com:office:office" xmlns:r="http://schemas.openxmlformats.org/officeDocument/2006/relationships" xmlns:m="http://schemas.openxmlformats.org/officeDocument/2006/math" xmlns:v="urn:schemas-microsoft-com:vml" xmlns:wp14="http://schemas.microsoft.com/office/word/2010/wordprocessingDrawing" xmlns:wp="http://schemas.openxmlformats.org/drawingml/2006/wordprocessingDrawing" xmlns:w10="urn:schemas-microsoft-com:office:word" xmlns:w="http://schemas.openxmlformats.org/wordprocessingml/2006/main" xmlns:w14="http://schemas.microsoft.com/office/word/2010/wordml" xmlns:wpg="http://schemas.microsoft.com/office/word/2010/wordprocessingGroup" xmlns:wpi="http://schemas.microsoft.com/office/word/2010/wordprocessingInk" xmlns:wne="http://schemas.microsoft.com/office/word/2006/wordml" xmlns:wps="http://schemas.microsoft.com/office/word/2010/wordprocessingShape" mc:Ignorable="w14 wp14">
   <w:endnote w:type="separator" w:id="-1">
     <w:p>
       <w:r>
@@ -1287,10 +1574,10 @@
 </file>
 
 <file path=word/footer1.xml><?xml version="1.0" encoding="utf-8"?>
-<w:ftr xmlns:wpc="http://schemas.microsoft.com/office/word/2010/wordprocessingCanvas" xmlns:cx="http://schemas.microsoft.com/office/drawing/2014/chartex" xmlns:mc="http://schemas.openxmlformats.org/markup-compatibility/2006" xmlns:o="urn:schemas-microsoft-com:office:office" xmlns:r="http://schemas.openxmlformats.org/officeDocument/2006/relationships" xmlns:m="http://schemas.openxmlformats.org/officeDocument/2006/math" xmlns:v="urn:schemas-microsoft-com:vml" xmlns:wp14="http://schemas.microsoft.com/office/word/2010/wordprocessingDrawing" xmlns:wp="http://schemas.openxmlformats.org/drawingml/2006/wordprocessingDrawing" xmlns:w10="urn:schemas-microsoft-com:office:word" xmlns:w="http://schemas.openxmlformats.org/wordprocessingml/2006/main" xmlns:w14="http://schemas.microsoft.com/office/word/2010/wordml" xmlns:w15="http://schemas.microsoft.com/office/word/2012/wordml" xmlns:w16se="http://schemas.microsoft.com/office/word/2015/wordml/symex" xmlns:wpg="http://schemas.microsoft.com/office/word/2010/wordprocessingGroup" xmlns:wpi="http://schemas.microsoft.com/office/word/2010/wordprocessingInk" xmlns:wne="http://schemas.microsoft.com/office/word/2006/wordml" xmlns:wps="http://schemas.microsoft.com/office/word/2010/wordprocessingShape" mc:Ignorable="w14 w15 w16se wp14">
+<w:ftr xmlns:wpc="http://schemas.microsoft.com/office/word/2010/wordprocessingCanvas" xmlns:mc="http://schemas.openxmlformats.org/markup-compatibility/2006" xmlns:o="urn:schemas-microsoft-com:office:office" xmlns:r="http://schemas.openxmlformats.org/officeDocument/2006/relationships" xmlns:m="http://schemas.openxmlformats.org/officeDocument/2006/math" xmlns:v="urn:schemas-microsoft-com:vml" xmlns:wp14="http://schemas.microsoft.com/office/word/2010/wordprocessingDrawing" xmlns:wp="http://schemas.openxmlformats.org/drawingml/2006/wordprocessingDrawing" xmlns:w10="urn:schemas-microsoft-com:office:word" xmlns:w="http://schemas.openxmlformats.org/wordprocessingml/2006/main" xmlns:w14="http://schemas.microsoft.com/office/word/2010/wordml" xmlns:wpg="http://schemas.microsoft.com/office/word/2010/wordprocessingGroup" xmlns:wpi="http://schemas.microsoft.com/office/word/2010/wordprocessingInk" xmlns:wne="http://schemas.microsoft.com/office/word/2006/wordml" xmlns:wps="http://schemas.microsoft.com/office/word/2010/wordprocessingShape" mc:Ignorable="w14 wp14">
   <w:p>
     <w:pPr>
-      <w:pStyle w:val="Footer"/>
+      <w:pStyle w:val="af3"/>
     </w:pPr>
     <w:r>
       <w:t>Пр</w:t>
@@ -1299,12 +1586,20 @@
       <w:t>о</w:t>
     </w:r>
     <w:r>
-      <w:t>ект „Ника“</w:t>
+      <w:t>ект „</w:t>
+    </w:r>
+    <w:proofErr w:type="spellStart"/>
+    <w:r>
+      <w:t>Ника</w:t>
+    </w:r>
+    <w:proofErr w:type="spellEnd"/>
+    <w:r>
+      <w:t>“</w:t>
     </w:r>
   </w:p>
   <w:p>
     <w:pPr>
-      <w:pStyle w:val="Footer"/>
+      <w:pStyle w:val="af3"/>
     </w:pPr>
     <w:r>
       <w:rPr>
@@ -1313,7 +1608,7 @@
       <mc:AlternateContent>
         <mc:Choice Requires="wps">
           <w:drawing>
-            <wp:anchor distT="0" distB="0" distL="114300" distR="114300" simplePos="0" relativeHeight="251657216" behindDoc="0" locked="0" layoutInCell="1" allowOverlap="1" wp14:anchorId="7BFCA4AD" wp14:editId="2646724A">
+            <wp:anchor distT="0" distB="0" distL="114300" distR="114300" simplePos="0" relativeHeight="251657216" behindDoc="0" locked="0" layoutInCell="1" allowOverlap="1" wp14:anchorId="24EC502A" wp14:editId="18CC2F08">
               <wp:simplePos x="0" y="0"/>
               <wp:positionH relativeFrom="margin">
                 <wp:align>right</wp:align>
@@ -1348,7 +1643,7 @@
                       <w:txbxContent>
                         <w:p>
                           <w:pPr>
-                            <w:pStyle w:val="Footer"/>
+                            <w:pStyle w:val="af3"/>
                           </w:pPr>
                           <w:r>
                             <w:fldChar w:fldCharType="begin"/>
@@ -1363,7 +1658,7 @@
                             <w:rPr>
                               <w:noProof/>
                             </w:rPr>
-                            <w:t>3</w:t>
+                            <w:t>1</w:t>
                           </w:r>
                           <w:r>
                             <w:fldChar w:fldCharType="end"/>
@@ -1391,7 +1686,7 @@
         </mc:Choice>
         <mc:Fallback>
           <w:pict>
-            <v:shapetype w14:anchorId="7BFCA4AD" id="_x0000_t202" coordsize="21600,21600" o:spt="202" path="m,l,21600r21600,l21600,xe">
+            <v:shapetype id="_x0000_t202" coordsize="21600,21600" o:spt="202" path="m,l,21600r21600,l21600,xe">
               <v:stroke joinstyle="miter"/>
               <v:path gradientshapeok="t" o:connecttype="rect"/>
             </v:shapetype>
@@ -1400,7 +1695,7 @@
                 <w:txbxContent>
                   <w:p>
                     <w:pPr>
-                      <w:pStyle w:val="Footer"/>
+                      <w:pStyle w:val="af3"/>
                     </w:pPr>
                     <w:r>
                       <w:fldChar w:fldCharType="begin"/>
@@ -1415,7 +1710,7 @@
                       <w:rPr>
                         <w:noProof/>
                       </w:rPr>
-                      <w:t>3</w:t>
+                      <w:t>1</w:t>
                     </w:r>
                     <w:r>
                       <w:fldChar w:fldCharType="end"/>
@@ -1437,7 +1732,7 @@
       <mc:AlternateContent>
         <mc:Choice Requires="wps">
           <w:drawing>
-            <wp:anchor distT="91440" distB="91440" distL="114300" distR="114300" simplePos="0" relativeHeight="251659264" behindDoc="1" locked="0" layoutInCell="1" allowOverlap="1" wp14:anchorId="779B5B05" wp14:editId="1DFFBC5D">
+            <wp:anchor distT="91440" distB="91440" distL="114300" distR="114300" simplePos="0" relativeHeight="251659264" behindDoc="1" locked="0" layoutInCell="1" allowOverlap="1" wp14:anchorId="6C34FC3A" wp14:editId="47BD315C">
               <wp:simplePos x="0" y="0"/>
               <wp:positionH relativeFrom="margin">
                 <wp:align>center</wp:align>
@@ -1495,7 +1790,7 @@
             </wp:anchor>
           </w:drawing>
         </mc:Choice>
-        <mc:Fallback>
+        <mc:Fallback xmlns:cx="http://schemas.microsoft.com/office/drawing/2014/chartex" xmlns:w15="http://schemas.microsoft.com/office/word/2012/wordml" xmlns:w16se="http://schemas.microsoft.com/office/word/2015/wordml/symex">
           <w:pict>
             <v:rect w14:anchorId="11770C53" id="Правоъгълник 58" o:spid="_x0000_s1026" style="position:absolute;margin-left:0;margin-top:0;width:468pt;height:2.85pt;z-index:-251657216;visibility:visible;mso-wrap-style:square;mso-width-percent:1000;mso-height-percent:0;mso-wrap-distance-left:9pt;mso-wrap-distance-top:7.2pt;mso-wrap-distance-right:9pt;mso-wrap-distance-bottom:7.2pt;mso-position-horizontal:center;mso-position-horizontal-relative:margin;mso-position-vertical:top;mso-position-vertical-relative:bottom-margin-area;mso-width-percent:1000;mso-height-percent:0;mso-width-relative:margin;mso-height-relative:margin;v-text-anchor:middle" o:gfxdata="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" fillcolor="#4f81bd [3204]" stroked="f" strokeweight="2pt">
               <w10:wrap type="square" anchorx="margin" anchory="margin"/>
@@ -1509,7 +1804,7 @@
 </file>
 
 <file path=word/footnotes.xml><?xml version="1.0" encoding="utf-8"?>
-<w:footnotes xmlns:wpc="http://schemas.microsoft.com/office/word/2010/wordprocessingCanvas" xmlns:cx="http://schemas.microsoft.com/office/drawing/2014/chartex" xmlns:mc="http://schemas.openxmlformats.org/markup-compatibility/2006" xmlns:o="urn:schemas-microsoft-com:office:office" xmlns:r="http://schemas.openxmlformats.org/officeDocument/2006/relationships" xmlns:m="http://schemas.openxmlformats.org/officeDocument/2006/math" xmlns:v="urn:schemas-microsoft-com:vml" xmlns:wp14="http://schemas.microsoft.com/office/word/2010/wordprocessingDrawing" xmlns:wp="http://schemas.openxmlformats.org/drawingml/2006/wordprocessingDrawing" xmlns:w10="urn:schemas-microsoft-com:office:word" xmlns:w="http://schemas.openxmlformats.org/wordprocessingml/2006/main" xmlns:w14="http://schemas.microsoft.com/office/word/2010/wordml" xmlns:w15="http://schemas.microsoft.com/office/word/2012/wordml" xmlns:w16se="http://schemas.microsoft.com/office/word/2015/wordml/symex" xmlns:wpg="http://schemas.microsoft.com/office/word/2010/wordprocessingGroup" xmlns:wpi="http://schemas.microsoft.com/office/word/2010/wordprocessingInk" xmlns:wne="http://schemas.microsoft.com/office/word/2006/wordml" xmlns:wps="http://schemas.microsoft.com/office/word/2010/wordprocessingShape" mc:Ignorable="w14 w15 w16se wp14">
+<w:footnotes xmlns:wpc="http://schemas.microsoft.com/office/word/2010/wordprocessingCanvas" xmlns:mc="http://schemas.openxmlformats.org/markup-compatibility/2006" xmlns:o="urn:schemas-microsoft-com:office:office" xmlns:r="http://schemas.openxmlformats.org/officeDocument/2006/relationships" xmlns:m="http://schemas.openxmlformats.org/officeDocument/2006/math" xmlns:v="urn:schemas-microsoft-com:vml" xmlns:wp14="http://schemas.microsoft.com/office/word/2010/wordprocessingDrawing" xmlns:wp="http://schemas.openxmlformats.org/drawingml/2006/wordprocessingDrawing" xmlns:w10="urn:schemas-microsoft-com:office:word" xmlns:w="http://schemas.openxmlformats.org/wordprocessingml/2006/main" xmlns:w14="http://schemas.microsoft.com/office/word/2010/wordml" xmlns:wpg="http://schemas.microsoft.com/office/word/2010/wordprocessingGroup" xmlns:wpi="http://schemas.microsoft.com/office/word/2010/wordprocessingInk" xmlns:wne="http://schemas.microsoft.com/office/word/2006/wordml" xmlns:wps="http://schemas.microsoft.com/office/word/2010/wordprocessingShape" mc:Ignorable="w14 wp14">
   <w:footnote w:type="separator" w:id="-1">
     <w:p>
       <w:r>
@@ -1528,8 +1823,8 @@
 </file>
 
 <file path=word/numbering.xml><?xml version="1.0" encoding="utf-8"?>
-<w:numbering xmlns:wpc="http://schemas.microsoft.com/office/word/2010/wordprocessingCanvas" xmlns:cx="http://schemas.microsoft.com/office/drawing/2014/chartex" xmlns:mc="http://schemas.openxmlformats.org/markup-compatibility/2006" xmlns:o="urn:schemas-microsoft-com:office:office" xmlns:r="http://schemas.openxmlformats.org/officeDocument/2006/relationships" xmlns:m="http://schemas.openxmlformats.org/officeDocument/2006/math" xmlns:v="urn:schemas-microsoft-com:vml" xmlns:wp14="http://schemas.microsoft.com/office/word/2010/wordprocessingDrawing" xmlns:wp="http://schemas.openxmlformats.org/drawingml/2006/wordprocessingDrawing" xmlns:w10="urn:schemas-microsoft-com:office:word" xmlns:w="http://schemas.openxmlformats.org/wordprocessingml/2006/main" xmlns:w14="http://schemas.microsoft.com/office/word/2010/wordml" xmlns:w15="http://schemas.microsoft.com/office/word/2012/wordml" xmlns:w16se="http://schemas.microsoft.com/office/word/2015/wordml/symex" xmlns:wpg="http://schemas.microsoft.com/office/word/2010/wordprocessingGroup" xmlns:wpi="http://schemas.microsoft.com/office/word/2010/wordprocessingInk" xmlns:wne="http://schemas.microsoft.com/office/word/2006/wordml" xmlns:wps="http://schemas.microsoft.com/office/word/2010/wordprocessingShape" mc:Ignorable="w14 w15 w16se wp14">
-  <w:abstractNum w:abstractNumId="0" w15:restartNumberingAfterBreak="0">
+<w:numbering xmlns:wpc="http://schemas.microsoft.com/office/word/2010/wordprocessingCanvas" xmlns:mc="http://schemas.openxmlformats.org/markup-compatibility/2006" xmlns:o="urn:schemas-microsoft-com:office:office" xmlns:r="http://schemas.openxmlformats.org/officeDocument/2006/relationships" xmlns:m="http://schemas.openxmlformats.org/officeDocument/2006/math" xmlns:v="urn:schemas-microsoft-com:vml" xmlns:wp14="http://schemas.microsoft.com/office/word/2010/wordprocessingDrawing" xmlns:wp="http://schemas.openxmlformats.org/drawingml/2006/wordprocessingDrawing" xmlns:w10="urn:schemas-microsoft-com:office:word" xmlns:w="http://schemas.openxmlformats.org/wordprocessingml/2006/main" xmlns:w14="http://schemas.microsoft.com/office/word/2010/wordml" xmlns:wpg="http://schemas.microsoft.com/office/word/2010/wordprocessingGroup" xmlns:wpi="http://schemas.microsoft.com/office/word/2010/wordprocessingInk" xmlns:wne="http://schemas.microsoft.com/office/word/2006/wordml" xmlns:wps="http://schemas.microsoft.com/office/word/2010/wordprocessingShape" mc:Ignorable="w14 wp14">
+  <w:abstractNum w:abstractNumId="0">
     <w:nsid w:val="085E39DC"/>
     <w:multiLevelType w:val="multilevel"/>
     <w:tmpl w:val="E53AA026"/>
@@ -1678,7 +1973,7 @@
       </w:rPr>
     </w:lvl>
   </w:abstractNum>
-  <w:abstractNum w:abstractNumId="1" w15:restartNumberingAfterBreak="0">
+  <w:abstractNum w:abstractNumId="1">
     <w:nsid w:val="08F8537D"/>
     <w:multiLevelType w:val="multilevel"/>
     <w:tmpl w:val="50D44948"/>
@@ -1827,7 +2122,7 @@
       </w:rPr>
     </w:lvl>
   </w:abstractNum>
-  <w:abstractNum w:abstractNumId="2" w15:restartNumberingAfterBreak="0">
+  <w:abstractNum w:abstractNumId="2">
     <w:nsid w:val="0A6A46F9"/>
     <w:multiLevelType w:val="multilevel"/>
     <w:tmpl w:val="ECCAAC1E"/>
@@ -1976,7 +2271,7 @@
       </w:rPr>
     </w:lvl>
   </w:abstractNum>
-  <w:abstractNum w:abstractNumId="3" w15:restartNumberingAfterBreak="0">
+  <w:abstractNum w:abstractNumId="3">
     <w:nsid w:val="0A8C579A"/>
     <w:multiLevelType w:val="multilevel"/>
     <w:tmpl w:val="E6DABBEC"/>
@@ -2125,7 +2420,7 @@
       </w:rPr>
     </w:lvl>
   </w:abstractNum>
-  <w:abstractNum w:abstractNumId="4" w15:restartNumberingAfterBreak="0">
+  <w:abstractNum w:abstractNumId="4">
     <w:nsid w:val="0A8D0439"/>
     <w:multiLevelType w:val="multilevel"/>
     <w:tmpl w:val="5F8E3698"/>
@@ -2274,7 +2569,7 @@
       </w:rPr>
     </w:lvl>
   </w:abstractNum>
-  <w:abstractNum w:abstractNumId="5" w15:restartNumberingAfterBreak="0">
+  <w:abstractNum w:abstractNumId="5">
     <w:nsid w:val="0C04185A"/>
     <w:multiLevelType w:val="multilevel"/>
     <w:tmpl w:val="EE5C00B0"/>
@@ -2423,7 +2718,7 @@
       </w:rPr>
     </w:lvl>
   </w:abstractNum>
-  <w:abstractNum w:abstractNumId="6" w15:restartNumberingAfterBreak="0">
+  <w:abstractNum w:abstractNumId="6">
     <w:nsid w:val="0D8713DB"/>
     <w:multiLevelType w:val="multilevel"/>
     <w:tmpl w:val="E30E1516"/>
@@ -2572,7 +2867,7 @@
       </w:rPr>
     </w:lvl>
   </w:abstractNum>
-  <w:abstractNum w:abstractNumId="7" w15:restartNumberingAfterBreak="0">
+  <w:abstractNum w:abstractNumId="7">
     <w:nsid w:val="23F4717B"/>
     <w:multiLevelType w:val="multilevel"/>
     <w:tmpl w:val="8D5467FC"/>
@@ -2722,7 +3017,7 @@
       </w:rPr>
     </w:lvl>
   </w:abstractNum>
-  <w:abstractNum w:abstractNumId="8" w15:restartNumberingAfterBreak="0">
+  <w:abstractNum w:abstractNumId="8">
     <w:nsid w:val="242317A1"/>
     <w:multiLevelType w:val="multilevel"/>
     <w:tmpl w:val="75A0088C"/>
@@ -2872,7 +3167,7 @@
       </w:rPr>
     </w:lvl>
   </w:abstractNum>
-  <w:abstractNum w:abstractNumId="9" w15:restartNumberingAfterBreak="0">
+  <w:abstractNum w:abstractNumId="9">
     <w:nsid w:val="24FC134A"/>
     <w:multiLevelType w:val="multilevel"/>
     <w:tmpl w:val="82C2CA8E"/>
@@ -3021,7 +3316,7 @@
       </w:rPr>
     </w:lvl>
   </w:abstractNum>
-  <w:abstractNum w:abstractNumId="10" w15:restartNumberingAfterBreak="0">
+  <w:abstractNum w:abstractNumId="10">
     <w:nsid w:val="27FE7038"/>
     <w:multiLevelType w:val="multilevel"/>
     <w:tmpl w:val="C922C46C"/>
@@ -3170,7 +3465,7 @@
       </w:rPr>
     </w:lvl>
   </w:abstractNum>
-  <w:abstractNum w:abstractNumId="11" w15:restartNumberingAfterBreak="0">
+  <w:abstractNum w:abstractNumId="11">
     <w:nsid w:val="289E60C7"/>
     <w:multiLevelType w:val="multilevel"/>
     <w:tmpl w:val="1A5A77B0"/>
@@ -3319,7 +3614,7 @@
       </w:rPr>
     </w:lvl>
   </w:abstractNum>
-  <w:abstractNum w:abstractNumId="12" w15:restartNumberingAfterBreak="0">
+  <w:abstractNum w:abstractNumId="12">
     <w:nsid w:val="2AED7EDB"/>
     <w:multiLevelType w:val="multilevel"/>
     <w:tmpl w:val="BCCA4032"/>
@@ -3468,7 +3763,7 @@
       </w:rPr>
     </w:lvl>
   </w:abstractNum>
-  <w:abstractNum w:abstractNumId="13" w15:restartNumberingAfterBreak="0">
+  <w:abstractNum w:abstractNumId="13">
     <w:nsid w:val="2E675138"/>
     <w:multiLevelType w:val="hybridMultilevel"/>
     <w:tmpl w:val="423A1E64"/>
@@ -3581,7 +3876,7 @@
       </w:rPr>
     </w:lvl>
   </w:abstractNum>
-  <w:abstractNum w:abstractNumId="14" w15:restartNumberingAfterBreak="0">
+  <w:abstractNum w:abstractNumId="14">
     <w:nsid w:val="2FA33DB4"/>
     <w:multiLevelType w:val="multilevel"/>
     <w:tmpl w:val="D79E7D3A"/>
@@ -3730,7 +4025,7 @@
       </w:rPr>
     </w:lvl>
   </w:abstractNum>
-  <w:abstractNum w:abstractNumId="15" w15:restartNumberingAfterBreak="0">
+  <w:abstractNum w:abstractNumId="15">
     <w:nsid w:val="2FD5483D"/>
     <w:multiLevelType w:val="multilevel"/>
     <w:tmpl w:val="FEE400BC"/>
@@ -3879,7 +4174,7 @@
       </w:rPr>
     </w:lvl>
   </w:abstractNum>
-  <w:abstractNum w:abstractNumId="16" w15:restartNumberingAfterBreak="0">
+  <w:abstractNum w:abstractNumId="16">
     <w:nsid w:val="37445B18"/>
     <w:multiLevelType w:val="multilevel"/>
     <w:tmpl w:val="BA6EC41E"/>
@@ -4029,7 +4324,7 @@
       </w:rPr>
     </w:lvl>
   </w:abstractNum>
-  <w:abstractNum w:abstractNumId="17" w15:restartNumberingAfterBreak="0">
+  <w:abstractNum w:abstractNumId="17">
     <w:nsid w:val="39B16909"/>
     <w:multiLevelType w:val="multilevel"/>
     <w:tmpl w:val="82848EC4"/>
@@ -4142,7 +4437,7 @@
       </w:pPr>
     </w:lvl>
   </w:abstractNum>
-  <w:abstractNum w:abstractNumId="18" w15:restartNumberingAfterBreak="0">
+  <w:abstractNum w:abstractNumId="18">
     <w:nsid w:val="3B864ACC"/>
     <w:multiLevelType w:val="multilevel"/>
     <w:tmpl w:val="93D6E004"/>
@@ -4291,7 +4586,7 @@
       </w:rPr>
     </w:lvl>
   </w:abstractNum>
-  <w:abstractNum w:abstractNumId="19" w15:restartNumberingAfterBreak="0">
+  <w:abstractNum w:abstractNumId="19">
     <w:nsid w:val="3D0645CC"/>
     <w:multiLevelType w:val="multilevel"/>
     <w:tmpl w:val="B16054DC"/>
@@ -4404,7 +4699,7 @@
       </w:pPr>
     </w:lvl>
   </w:abstractNum>
-  <w:abstractNum w:abstractNumId="20" w15:restartNumberingAfterBreak="0">
+  <w:abstractNum w:abstractNumId="20">
     <w:nsid w:val="40437D24"/>
     <w:multiLevelType w:val="multilevel"/>
     <w:tmpl w:val="4D7C0E9A"/>
@@ -4553,7 +4848,7 @@
       </w:rPr>
     </w:lvl>
   </w:abstractNum>
-  <w:abstractNum w:abstractNumId="21" w15:restartNumberingAfterBreak="0">
+  <w:abstractNum w:abstractNumId="21">
     <w:nsid w:val="47C930C7"/>
     <w:multiLevelType w:val="multilevel"/>
     <w:tmpl w:val="F8D82D4C"/>
@@ -4702,7 +4997,7 @@
       </w:rPr>
     </w:lvl>
   </w:abstractNum>
-  <w:abstractNum w:abstractNumId="22" w15:restartNumberingAfterBreak="0">
+  <w:abstractNum w:abstractNumId="22">
     <w:nsid w:val="490A5AAF"/>
     <w:multiLevelType w:val="multilevel"/>
     <w:tmpl w:val="549C76C6"/>
@@ -4851,7 +5146,7 @@
       </w:rPr>
     </w:lvl>
   </w:abstractNum>
-  <w:abstractNum w:abstractNumId="23" w15:restartNumberingAfterBreak="0">
+  <w:abstractNum w:abstractNumId="23">
     <w:nsid w:val="4DB25E39"/>
     <w:multiLevelType w:val="multilevel"/>
     <w:tmpl w:val="87A2DC22"/>
@@ -5000,7 +5295,7 @@
       </w:rPr>
     </w:lvl>
   </w:abstractNum>
-  <w:abstractNum w:abstractNumId="24" w15:restartNumberingAfterBreak="0">
+  <w:abstractNum w:abstractNumId="24">
     <w:nsid w:val="4DF148F7"/>
     <w:multiLevelType w:val="multilevel"/>
     <w:tmpl w:val="D6C28FC2"/>
@@ -5149,7 +5444,7 @@
       </w:rPr>
     </w:lvl>
   </w:abstractNum>
-  <w:abstractNum w:abstractNumId="25" w15:restartNumberingAfterBreak="0">
+  <w:abstractNum w:abstractNumId="25">
     <w:nsid w:val="4FB81540"/>
     <w:multiLevelType w:val="multilevel"/>
     <w:tmpl w:val="E6AAB358"/>
@@ -5298,7 +5593,7 @@
       </w:rPr>
     </w:lvl>
   </w:abstractNum>
-  <w:abstractNum w:abstractNumId="26" w15:restartNumberingAfterBreak="0">
+  <w:abstractNum w:abstractNumId="26">
     <w:nsid w:val="520B2CEB"/>
     <w:multiLevelType w:val="multilevel"/>
     <w:tmpl w:val="D0422E7A"/>
@@ -5447,7 +5742,7 @@
       </w:rPr>
     </w:lvl>
   </w:abstractNum>
-  <w:abstractNum w:abstractNumId="27" w15:restartNumberingAfterBreak="0">
+  <w:abstractNum w:abstractNumId="27">
     <w:nsid w:val="541168BB"/>
     <w:multiLevelType w:val="multilevel"/>
     <w:tmpl w:val="579C6658"/>
@@ -5596,7 +5891,7 @@
       </w:rPr>
     </w:lvl>
   </w:abstractNum>
-  <w:abstractNum w:abstractNumId="28" w15:restartNumberingAfterBreak="0">
+  <w:abstractNum w:abstractNumId="28">
     <w:nsid w:val="5AD14D6A"/>
     <w:multiLevelType w:val="multilevel"/>
     <w:tmpl w:val="285E22B4"/>
@@ -5745,7 +6040,7 @@
       </w:rPr>
     </w:lvl>
   </w:abstractNum>
-  <w:abstractNum w:abstractNumId="29" w15:restartNumberingAfterBreak="0">
+  <w:abstractNum w:abstractNumId="29">
     <w:nsid w:val="5E2A4242"/>
     <w:multiLevelType w:val="multilevel"/>
     <w:tmpl w:val="3CF2A298"/>
@@ -5894,7 +6189,7 @@
       </w:rPr>
     </w:lvl>
   </w:abstractNum>
-  <w:abstractNum w:abstractNumId="30" w15:restartNumberingAfterBreak="0">
+  <w:abstractNum w:abstractNumId="30">
     <w:nsid w:val="625114BB"/>
     <w:multiLevelType w:val="multilevel"/>
     <w:tmpl w:val="1C02CEA0"/>
@@ -6043,7 +6338,7 @@
       </w:rPr>
     </w:lvl>
   </w:abstractNum>
-  <w:abstractNum w:abstractNumId="31" w15:restartNumberingAfterBreak="0">
+  <w:abstractNum w:abstractNumId="31">
     <w:nsid w:val="637954C1"/>
     <w:multiLevelType w:val="multilevel"/>
     <w:tmpl w:val="53E60B0C"/>
@@ -6192,7 +6487,7 @@
       </w:rPr>
     </w:lvl>
   </w:abstractNum>
-  <w:abstractNum w:abstractNumId="32" w15:restartNumberingAfterBreak="0">
+  <w:abstractNum w:abstractNumId="32">
     <w:nsid w:val="647524DE"/>
     <w:multiLevelType w:val="hybridMultilevel"/>
     <w:tmpl w:val="178257E2"/>
@@ -6305,7 +6600,7 @@
       </w:rPr>
     </w:lvl>
   </w:abstractNum>
-  <w:abstractNum w:abstractNumId="33" w15:restartNumberingAfterBreak="0">
+  <w:abstractNum w:abstractNumId="33">
     <w:nsid w:val="69053506"/>
     <w:multiLevelType w:val="multilevel"/>
     <w:tmpl w:val="D84A08B6"/>
@@ -6454,7 +6749,7 @@
       </w:rPr>
     </w:lvl>
   </w:abstractNum>
-  <w:abstractNum w:abstractNumId="34" w15:restartNumberingAfterBreak="0">
+  <w:abstractNum w:abstractNumId="34">
     <w:nsid w:val="6C4159AF"/>
     <w:multiLevelType w:val="multilevel"/>
     <w:tmpl w:val="B1F21D10"/>
@@ -6676,7 +6971,7 @@
 </file>
 
 <file path=word/styles.xml><?xml version="1.0" encoding="utf-8"?>
-<w:styles xmlns:mc="http://schemas.openxmlformats.org/markup-compatibility/2006" xmlns:r="http://schemas.openxmlformats.org/officeDocument/2006/relationships" xmlns:w="http://schemas.openxmlformats.org/wordprocessingml/2006/main" xmlns:w14="http://schemas.microsoft.com/office/word/2010/wordml" xmlns:w15="http://schemas.microsoft.com/office/word/2012/wordml" xmlns:w16se="http://schemas.microsoft.com/office/word/2015/wordml/symex" mc:Ignorable="w14 w15 w16se">
+<w:styles xmlns:mc="http://schemas.openxmlformats.org/markup-compatibility/2006" xmlns:r="http://schemas.openxmlformats.org/officeDocument/2006/relationships" xmlns:w="http://schemas.openxmlformats.org/wordprocessingml/2006/main" xmlns:w14="http://schemas.microsoft.com/office/word/2010/wordml" mc:Ignorable="w14">
   <w:docDefaults>
     <w:rPrDefault>
       <w:rPr>
@@ -6692,383 +6987,149 @@
       </w:pPr>
     </w:pPrDefault>
   </w:docDefaults>
-  <w:latentStyles w:defLockedState="0" w:defUIPriority="99" w:defSemiHidden="0" w:defUnhideWhenUsed="0" w:defQFormat="0" w:count="371">
-    <w:lsdException w:name="Normal" w:uiPriority="0" w:qFormat="1"/>
-    <w:lsdException w:name="heading 1" w:uiPriority="9" w:qFormat="1"/>
-    <w:lsdException w:name="heading 2" w:semiHidden="1" w:uiPriority="9" w:unhideWhenUsed="1" w:qFormat="1"/>
-    <w:lsdException w:name="heading 3" w:semiHidden="1" w:uiPriority="9" w:unhideWhenUsed="1" w:qFormat="1"/>
-    <w:lsdException w:name="heading 4" w:semiHidden="1" w:uiPriority="9" w:unhideWhenUsed="1" w:qFormat="1"/>
-    <w:lsdException w:name="heading 5" w:semiHidden="1" w:uiPriority="9" w:unhideWhenUsed="1" w:qFormat="1"/>
-    <w:lsdException w:name="heading 6" w:semiHidden="1" w:uiPriority="9" w:unhideWhenUsed="1" w:qFormat="1"/>
-    <w:lsdException w:name="heading 7" w:semiHidden="1" w:uiPriority="9" w:unhideWhenUsed="1" w:qFormat="1"/>
-    <w:lsdException w:name="heading 8" w:semiHidden="1" w:uiPriority="9" w:unhideWhenUsed="1" w:qFormat="1"/>
-    <w:lsdException w:name="heading 9" w:semiHidden="1" w:uiPriority="9" w:unhideWhenUsed="1" w:qFormat="1"/>
-    <w:lsdException w:name="index 1" w:semiHidden="1" w:unhideWhenUsed="1"/>
-    <w:lsdException w:name="index 2" w:semiHidden="1" w:unhideWhenUsed="1"/>
-    <w:lsdException w:name="index 3" w:semiHidden="1" w:unhideWhenUsed="1"/>
-    <w:lsdException w:name="index 4" w:semiHidden="1" w:unhideWhenUsed="1"/>
-    <w:lsdException w:name="index 5" w:semiHidden="1" w:unhideWhenUsed="1"/>
-    <w:lsdException w:name="index 6" w:semiHidden="1" w:unhideWhenUsed="1"/>
-    <w:lsdException w:name="index 7" w:semiHidden="1" w:unhideWhenUsed="1"/>
-    <w:lsdException w:name="index 8" w:semiHidden="1" w:unhideWhenUsed="1"/>
-    <w:lsdException w:name="index 9" w:semiHidden="1" w:unhideWhenUsed="1"/>
-    <w:lsdException w:name="toc 1" w:semiHidden="1" w:uiPriority="39" w:unhideWhenUsed="1"/>
-    <w:lsdException w:name="toc 2" w:semiHidden="1" w:uiPriority="39" w:unhideWhenUsed="1"/>
-    <w:lsdException w:name="toc 3" w:semiHidden="1" w:uiPriority="39" w:unhideWhenUsed="1"/>
-    <w:lsdException w:name="toc 4" w:semiHidden="1" w:uiPriority="39" w:unhideWhenUsed="1"/>
-    <w:lsdException w:name="toc 5" w:semiHidden="1" w:uiPriority="39" w:unhideWhenUsed="1"/>
-    <w:lsdException w:name="toc 6" w:semiHidden="1" w:uiPriority="39" w:unhideWhenUsed="1"/>
-    <w:lsdException w:name="toc 7" w:semiHidden="1" w:uiPriority="39" w:unhideWhenUsed="1"/>
-    <w:lsdException w:name="toc 8" w:semiHidden="1" w:uiPriority="39" w:unhideWhenUsed="1"/>
-    <w:lsdException w:name="toc 9" w:semiHidden="1" w:uiPriority="39" w:unhideWhenUsed="1"/>
-    <w:lsdException w:name="Normal Indent" w:semiHidden="1" w:unhideWhenUsed="1"/>
-    <w:lsdException w:name="footnote text" w:semiHidden="1" w:unhideWhenUsed="1"/>
-    <w:lsdException w:name="annotation text" w:semiHidden="1" w:unhideWhenUsed="1"/>
-    <w:lsdException w:name="header" w:semiHidden="1" w:unhideWhenUsed="1"/>
-    <w:lsdException w:name="footer" w:semiHidden="1" w:unhideWhenUsed="1"/>
-    <w:lsdException w:name="index heading" w:semiHidden="1" w:unhideWhenUsed="1"/>
-    <w:lsdException w:name="caption" w:semiHidden="1" w:uiPriority="35" w:unhideWhenUsed="1" w:qFormat="1"/>
-    <w:lsdException w:name="table of figures" w:semiHidden="1" w:unhideWhenUsed="1"/>
-    <w:lsdException w:name="envelope address" w:semiHidden="1" w:unhideWhenUsed="1"/>
-    <w:lsdException w:name="envelope return" w:semiHidden="1" w:unhideWhenUsed="1"/>
-    <w:lsdException w:name="footnote reference" w:semiHidden="1" w:unhideWhenUsed="1"/>
-    <w:lsdException w:name="annotation reference" w:semiHidden="1" w:unhideWhenUsed="1"/>
-    <w:lsdException w:name="line number" w:semiHidden="1" w:unhideWhenUsed="1"/>
-    <w:lsdException w:name="page number" w:semiHidden="1" w:unhideWhenUsed="1"/>
-    <w:lsdException w:name="endnote reference" w:semiHidden="1" w:unhideWhenUsed="1"/>
-    <w:lsdException w:name="endnote text" w:semiHidden="1" w:unhideWhenUsed="1"/>
-    <w:lsdException w:name="table of authorities" w:semiHidden="1" w:unhideWhenUsed="1"/>
-    <w:lsdException w:name="macro" w:semiHidden="1" w:unhideWhenUsed="1"/>
-    <w:lsdException w:name="toa heading" w:semiHidden="1" w:unhideWhenUsed="1"/>
-    <w:lsdException w:name="List" w:semiHidden="1" w:unhideWhenUsed="1"/>
-    <w:lsdException w:name="List Bullet" w:semiHidden="1" w:unhideWhenUsed="1"/>
-    <w:lsdException w:name="List Number" w:semiHidden="1" w:unhideWhenUsed="1"/>
-    <w:lsdException w:name="List 2" w:semiHidden="1" w:unhideWhenUsed="1"/>
-    <w:lsdException w:name="List 3" w:semiHidden="1" w:unhideWhenUsed="1"/>
-    <w:lsdException w:name="List 4" w:semiHidden="1" w:unhideWhenUsed="1"/>
-    <w:lsdException w:name="List 5" w:semiHidden="1" w:unhideWhenUsed="1"/>
-    <w:lsdException w:name="List Bullet 2" w:semiHidden="1" w:unhideWhenUsed="1"/>
-    <w:lsdException w:name="List Bullet 3" w:semiHidden="1" w:unhideWhenUsed="1"/>
-    <w:lsdException w:name="List Bullet 4" w:semiHidden="1" w:unhideWhenUsed="1"/>
-    <w:lsdException w:name="List Bullet 5" w:semiHidden="1" w:unhideWhenUsed="1"/>
-    <w:lsdException w:name="List Number 2" w:semiHidden="1" w:unhideWhenUsed="1"/>
-    <w:lsdException w:name="List Number 3" w:semiHidden="1" w:unhideWhenUsed="1"/>
-    <w:lsdException w:name="List Number 4" w:semiHidden="1" w:unhideWhenUsed="1"/>
-    <w:lsdException w:name="List Number 5" w:semiHidden="1" w:unhideWhenUsed="1"/>
-    <w:lsdException w:name="Title" w:uiPriority="10" w:qFormat="1"/>
-    <w:lsdException w:name="Closing" w:semiHidden="1" w:unhideWhenUsed="1"/>
-    <w:lsdException w:name="Signature" w:semiHidden="1" w:unhideWhenUsed="1"/>
-    <w:lsdException w:name="Default Paragraph Font" w:semiHidden="1" w:uiPriority="1" w:unhideWhenUsed="1"/>
-    <w:lsdException w:name="Body Text" w:semiHidden="1" w:unhideWhenUsed="1"/>
-    <w:lsdException w:name="Body Text Indent" w:semiHidden="1" w:unhideWhenUsed="1"/>
-    <w:lsdException w:name="List Continue" w:semiHidden="1" w:unhideWhenUsed="1"/>
-    <w:lsdException w:name="List Continue 2" w:semiHidden="1" w:unhideWhenUsed="1"/>
-    <w:lsdException w:name="List Continue 3" w:semiHidden="1" w:unhideWhenUsed="1"/>
-    <w:lsdException w:name="List Continue 4" w:semiHidden="1" w:unhideWhenUsed="1"/>
-    <w:lsdException w:name="List Continue 5" w:semiHidden="1" w:unhideWhenUsed="1"/>
-    <w:lsdException w:name="Message Header" w:semiHidden="1" w:unhideWhenUsed="1"/>
-    <w:lsdException w:name="Subtitle" w:uiPriority="11" w:qFormat="1"/>
-    <w:lsdException w:name="Salutation" w:semiHidden="1" w:unhideWhenUsed="1"/>
-    <w:lsdException w:name="Date" w:semiHidden="1" w:unhideWhenUsed="1"/>
-    <w:lsdException w:name="Body Text First Indent" w:semiHidden="1" w:unhideWhenUsed="1"/>
-    <w:lsdException w:name="Body Text First Indent 2" w:semiHidden="1" w:unhideWhenUsed="1"/>
-    <w:lsdException w:name="Note Heading" w:semiHidden="1" w:unhideWhenUsed="1"/>
-    <w:lsdException w:name="Body Text 2" w:semiHidden="1" w:unhideWhenUsed="1"/>
-    <w:lsdException w:name="Body Text 3" w:semiHidden="1" w:unhideWhenUsed="1"/>
-    <w:lsdException w:name="Body Text Indent 2" w:semiHidden="1" w:unhideWhenUsed="1"/>
-    <w:lsdException w:name="Body Text Indent 3" w:semiHidden="1" w:unhideWhenUsed="1"/>
-    <w:lsdException w:name="Block Text" w:semiHidden="1" w:unhideWhenUsed="1"/>
-    <w:lsdException w:name="Hyperlink" w:semiHidden="1" w:unhideWhenUsed="1"/>
-    <w:lsdException w:name="FollowedHyperlink" w:semiHidden="1" w:unhideWhenUsed="1"/>
-    <w:lsdException w:name="Strong" w:uiPriority="22" w:qFormat="1"/>
-    <w:lsdException w:name="Emphasis" w:uiPriority="20" w:qFormat="1"/>
-    <w:lsdException w:name="Document Map" w:semiHidden="1" w:unhideWhenUsed="1"/>
-    <w:lsdException w:name="Plain Text" w:semiHidden="1" w:unhideWhenUsed="1"/>
-    <w:lsdException w:name="E-mail Signature" w:semiHidden="1" w:unhideWhenUsed="1"/>
-    <w:lsdException w:name="HTML Top of Form" w:semiHidden="1" w:unhideWhenUsed="1"/>
-    <w:lsdException w:name="HTML Bottom of Form" w:semiHidden="1" w:unhideWhenUsed="1"/>
-    <w:lsdException w:name="Normal (Web)" w:semiHidden="1" w:unhideWhenUsed="1"/>
-    <w:lsdException w:name="HTML Acronym" w:semiHidden="1" w:unhideWhenUsed="1"/>
-    <w:lsdException w:name="HTML Address" w:semiHidden="1" w:unhideWhenUsed="1"/>
-    <w:lsdException w:name="HTML Cite" w:semiHidden="1" w:unhideWhenUsed="1"/>
-    <w:lsdException w:name="HTML Code" w:semiHidden="1" w:unhideWhenUsed="1"/>
-    <w:lsdException w:name="HTML Definition" w:semiHidden="1" w:unhideWhenUsed="1"/>
-    <w:lsdException w:name="HTML Keyboard" w:semiHidden="1" w:unhideWhenUsed="1"/>
-    <w:lsdException w:name="HTML Preformatted" w:semiHidden="1" w:unhideWhenUsed="1"/>
-    <w:lsdException w:name="HTML Sample" w:semiHidden="1" w:unhideWhenUsed="1"/>
-    <w:lsdException w:name="HTML Typewriter" w:semiHidden="1" w:unhideWhenUsed="1"/>
-    <w:lsdException w:name="HTML Variable" w:semiHidden="1" w:unhideWhenUsed="1"/>
-    <w:lsdException w:name="Normal Table" w:semiHidden="1" w:unhideWhenUsed="1"/>
-    <w:lsdException w:name="annotation subject" w:semiHidden="1" w:unhideWhenUsed="1"/>
-    <w:lsdException w:name="No List" w:semiHidden="1" w:unhideWhenUsed="1"/>
-    <w:lsdException w:name="Outline List 1" w:semiHidden="1" w:unhideWhenUsed="1"/>
-    <w:lsdException w:name="Outline List 2" w:semiHidden="1" w:unhideWhenUsed="1"/>
-    <w:lsdException w:name="Outline List 3" w:semiHidden="1" w:unhideWhenUsed="1"/>
-    <w:lsdException w:name="Table Simple 1" w:semiHidden="1" w:unhideWhenUsed="1"/>
-    <w:lsdException w:name="Table Simple 2" w:semiHidden="1" w:unhideWhenUsed="1"/>
-    <w:lsdException w:name="Table Simple 3" w:semiHidden="1" w:unhideWhenUsed="1"/>
-    <w:lsdException w:name="Table Classic 1" w:semiHidden="1" w:unhideWhenUsed="1"/>
-    <w:lsdException w:name="Table Classic 2" w:semiHidden="1" w:unhideWhenUsed="1"/>
-    <w:lsdException w:name="Table Classic 3" w:semiHidden="1" w:unhideWhenUsed="1"/>
-    <w:lsdException w:name="Table Classic 4" w:semiHidden="1" w:unhideWhenUsed="1"/>
-    <w:lsdException w:name="Table Colorful 1" w:semiHidden="1" w:unhideWhenUsed="1"/>
-    <w:lsdException w:name="Table Colorful 2" w:semiHidden="1" w:unhideWhenUsed="1"/>
-    <w:lsdException w:name="Table Colorful 3" w:semiHidden="1" w:unhideWhenUsed="1"/>
-    <w:lsdException w:name="Table Columns 1" w:semiHidden="1" w:unhideWhenUsed="1"/>
-    <w:lsdException w:name="Table Columns 2" w:semiHidden="1" w:unhideWhenUsed="1"/>
-    <w:lsdException w:name="Table Columns 3" w:semiHidden="1" w:unhideWhenUsed="1"/>
-    <w:lsdException w:name="Table Columns 4" w:semiHidden="1" w:unhideWhenUsed="1"/>
-    <w:lsdException w:name="Table Columns 5" w:semiHidden="1" w:unhideWhenUsed="1"/>
-    <w:lsdException w:name="Table Grid 1" w:semiHidden="1" w:unhideWhenUsed="1"/>
-    <w:lsdException w:name="Table Grid 2" w:semiHidden="1" w:unhideWhenUsed="1"/>
-    <w:lsdException w:name="Table Grid 3" w:semiHidden="1" w:unhideWhenUsed="1"/>
-    <w:lsdException w:name="Table Grid 4" w:semiHidden="1" w:unhideWhenUsed="1"/>
-    <w:lsdException w:name="Table Grid 5" w:semiHidden="1" w:unhideWhenUsed="1"/>
-    <w:lsdException w:name="Table Grid 6" w:semiHidden="1" w:unhideWhenUsed="1"/>
-    <w:lsdException w:name="Table Grid 7" w:semiHidden="1" w:unhideWhenUsed="1"/>
-    <w:lsdException w:name="Table Grid 8" w:semiHidden="1" w:unhideWhenUsed="1"/>
-    <w:lsdException w:name="Table List 1" w:semiHidden="1" w:unhideWhenUsed="1"/>
-    <w:lsdException w:name="Table List 2" w:semiHidden="1" w:unhideWhenUsed="1"/>
-    <w:lsdException w:name="Table List 3" w:semiHidden="1" w:unhideWhenUsed="1"/>
-    <w:lsdException w:name="Table List 4" w:semiHidden="1" w:unhideWhenUsed="1"/>
-    <w:lsdException w:name="Table List 5" w:semiHidden="1" w:unhideWhenUsed="1"/>
-    <w:lsdException w:name="Table List 6" w:semiHidden="1" w:unhideWhenUsed="1"/>
-    <w:lsdException w:name="Table List 7" w:semiHidden="1" w:unhideWhenUsed="1"/>
-    <w:lsdException w:name="Table List 8" w:semiHidden="1" w:unhideWhenUsed="1"/>
-    <w:lsdException w:name="Table 3D effects 1" w:semiHidden="1" w:unhideWhenUsed="1"/>
-    <w:lsdException w:name="Table 3D effects 2" w:semiHidden="1" w:unhideWhenUsed="1"/>
-    <w:lsdException w:name="Table 3D effects 3" w:semiHidden="1" w:unhideWhenUsed="1"/>
-    <w:lsdException w:name="Table Contemporary" w:semiHidden="1" w:unhideWhenUsed="1"/>
-    <w:lsdException w:name="Table Elegant" w:semiHidden="1" w:unhideWhenUsed="1"/>
-    <w:lsdException w:name="Table Professional" w:semiHidden="1" w:unhideWhenUsed="1"/>
-    <w:lsdException w:name="Table Subtle 1" w:semiHidden="1" w:unhideWhenUsed="1"/>
-    <w:lsdException w:name="Table Subtle 2" w:semiHidden="1" w:unhideWhenUsed="1"/>
-    <w:lsdException w:name="Table Web 1" w:semiHidden="1" w:unhideWhenUsed="1"/>
-    <w:lsdException w:name="Table Web 2" w:semiHidden="1" w:unhideWhenUsed="1"/>
-    <w:lsdException w:name="Table Web 3" w:semiHidden="1" w:unhideWhenUsed="1"/>
-    <w:lsdException w:name="Balloon Text" w:semiHidden="1" w:unhideWhenUsed="1"/>
-    <w:lsdException w:name="Table Grid" w:uiPriority="59"/>
-    <w:lsdException w:name="Table Theme" w:semiHidden="1" w:unhideWhenUsed="1"/>
-    <w:lsdException w:name="Placeholder Text" w:semiHidden="1"/>
-    <w:lsdException w:name="No Spacing" w:uiPriority="1" w:qFormat="1"/>
-    <w:lsdException w:name="Light Shading" w:uiPriority="60"/>
-    <w:lsdException w:name="Light List" w:uiPriority="61"/>
-    <w:lsdException w:name="Light Grid" w:uiPriority="62"/>
-    <w:lsdException w:name="Medium Shading 1" w:uiPriority="63"/>
-    <w:lsdException w:name="Medium Shading 2" w:uiPriority="64"/>
-    <w:lsdException w:name="Medium List 1" w:uiPriority="65"/>
-    <w:lsdException w:name="Medium List 2" w:uiPriority="66"/>
-    <w:lsdException w:name="Medium Grid 1" w:uiPriority="67"/>
-    <w:lsdException w:name="Medium Grid 2" w:uiPriority="68"/>
-    <w:lsdException w:name="Medium Grid 3" w:uiPriority="69"/>
-    <w:lsdException w:name="Dark List" w:uiPriority="70"/>
-    <w:lsdException w:name="Colorful Shading" w:uiPriority="71"/>
-    <w:lsdException w:name="Colorful List" w:uiPriority="72"/>
-    <w:lsdException w:name="Colorful Grid" w:uiPriority="73"/>
-    <w:lsdException w:name="Light Shading Accent 1" w:uiPriority="60"/>
-    <w:lsdException w:name="Light List Accent 1" w:uiPriority="61"/>
-    <w:lsdException w:name="Light Grid Accent 1" w:uiPriority="62"/>
-    <w:lsdException w:name="Medium Shading 1 Accent 1" w:uiPriority="63"/>
-    <w:lsdException w:name="Medium Shading 2 Accent 1" w:uiPriority="64"/>
-    <w:lsdException w:name="Medium List 1 Accent 1" w:uiPriority="65"/>
-    <w:lsdException w:name="Revision" w:semiHidden="1"/>
-    <w:lsdException w:name="List Paragraph" w:uiPriority="34" w:qFormat="1"/>
-    <w:lsdException w:name="Quote" w:uiPriority="29" w:qFormat="1"/>
-    <w:lsdException w:name="Intense Quote" w:uiPriority="30" w:qFormat="1"/>
-    <w:lsdException w:name="Medium List 2 Accent 1" w:uiPriority="66"/>
-    <w:lsdException w:name="Medium Grid 1 Accent 1" w:uiPriority="67"/>
-    <w:lsdException w:name="Medium Grid 2 Accent 1" w:uiPriority="68"/>
-    <w:lsdException w:name="Medium Grid 3 Accent 1" w:uiPriority="69"/>
-    <w:lsdException w:name="Dark List Accent 1" w:uiPriority="70"/>
-    <w:lsdException w:name="Colorful Shading Accent 1" w:uiPriority="71"/>
-    <w:lsdException w:name="Colorful List Accent 1" w:uiPriority="72"/>
-    <w:lsdException w:name="Colorful Grid Accent 1" w:uiPriority="73"/>
-    <w:lsdException w:name="Light Shading Accent 2" w:uiPriority="60"/>
-    <w:lsdException w:name="Light List Accent 2" w:uiPriority="61"/>
-    <w:lsdException w:name="Light Grid Accent 2" w:uiPriority="62"/>
-    <w:lsdException w:name="Medium Shading 1 Accent 2" w:uiPriority="63"/>
-    <w:lsdException w:name="Medium Shading 2 Accent 2" w:uiPriority="64"/>
-    <w:lsdException w:name="Medium List 1 Accent 2" w:uiPriority="65"/>
-    <w:lsdException w:name="Medium List 2 Accent 2" w:uiPriority="66"/>
-    <w:lsdException w:name="Medium Grid 1 Accent 2" w:uiPriority="67"/>
-    <w:lsdException w:name="Medium Grid 2 Accent 2" w:uiPriority="68"/>
-    <w:lsdException w:name="Medium Grid 3 Accent 2" w:uiPriority="69"/>
-    <w:lsdException w:name="Dark List Accent 2" w:uiPriority="70"/>
-    <w:lsdException w:name="Colorful Shading Accent 2" w:uiPriority="71"/>
-    <w:lsdException w:name="Colorful List Accent 2" w:uiPriority="72"/>
-    <w:lsdException w:name="Colorful Grid Accent 2" w:uiPriority="73"/>
-    <w:lsdException w:name="Light Shading Accent 3" w:uiPriority="60"/>
-    <w:lsdException w:name="Light List Accent 3" w:uiPriority="61"/>
-    <w:lsdException w:name="Light Grid Accent 3" w:uiPriority="62"/>
-    <w:lsdException w:name="Medium Shading 1 Accent 3" w:uiPriority="63"/>
-    <w:lsdException w:name="Medium Shading 2 Accent 3" w:uiPriority="64"/>
-    <w:lsdException w:name="Medium List 1 Accent 3" w:uiPriority="65"/>
-    <w:lsdException w:name="Medium List 2 Accent 3" w:uiPriority="66"/>
-    <w:lsdException w:name="Medium Grid 1 Accent 3" w:uiPriority="67"/>
-    <w:lsdException w:name="Medium Grid 2 Accent 3" w:uiPriority="68"/>
-    <w:lsdException w:name="Medium Grid 3 Accent 3" w:uiPriority="69"/>
-    <w:lsdException w:name="Dark List Accent 3" w:uiPriority="70"/>
-    <w:lsdException w:name="Colorful Shading Accent 3" w:uiPriority="71"/>
-    <w:lsdException w:name="Colorful List Accent 3" w:uiPriority="72"/>
-    <w:lsdException w:name="Colorful Grid Accent 3" w:uiPriority="73"/>
-    <w:lsdException w:name="Light Shading Accent 4" w:uiPriority="60"/>
-    <w:lsdException w:name="Light List Accent 4" w:uiPriority="61"/>
-    <w:lsdException w:name="Light Grid Accent 4" w:uiPriority="62"/>
-    <w:lsdException w:name="Medium Shading 1 Accent 4" w:uiPriority="63"/>
-    <w:lsdException w:name="Medium Shading 2 Accent 4" w:uiPriority="64"/>
-    <w:lsdException w:name="Medium List 1 Accent 4" w:uiPriority="65"/>
-    <w:lsdException w:name="Medium List 2 Accent 4" w:uiPriority="66"/>
-    <w:lsdException w:name="Medium Grid 1 Accent 4" w:uiPriority="67"/>
-    <w:lsdException w:name="Medium Grid 2 Accent 4" w:uiPriority="68"/>
-    <w:lsdException w:name="Medium Grid 3 Accent 4" w:uiPriority="69"/>
-    <w:lsdException w:name="Dark List Accent 4" w:uiPriority="70"/>
-    <w:lsdException w:name="Colorful Shading Accent 4" w:uiPriority="71"/>
-    <w:lsdException w:name="Colorful List Accent 4" w:uiPriority="72"/>
-    <w:lsdException w:name="Colorful Grid Accent 4" w:uiPriority="73"/>
-    <w:lsdException w:name="Light Shading Accent 5" w:uiPriority="60"/>
-    <w:lsdException w:name="Light List Accent 5" w:uiPriority="61"/>
-    <w:lsdException w:name="Light Grid Accent 5" w:uiPriority="62"/>
-    <w:lsdException w:name="Medium Shading 1 Accent 5" w:uiPriority="63"/>
-    <w:lsdException w:name="Medium Shading 2 Accent 5" w:uiPriority="64"/>
-    <w:lsdException w:name="Medium List 1 Accent 5" w:uiPriority="65"/>
-    <w:lsdException w:name="Medium List 2 Accent 5" w:uiPriority="66"/>
-    <w:lsdException w:name="Medium Grid 1 Accent 5" w:uiPriority="67"/>
-    <w:lsdException w:name="Medium Grid 2 Accent 5" w:uiPriority="68"/>
-    <w:lsdException w:name="Medium Grid 3 Accent 5" w:uiPriority="69"/>
-    <w:lsdException w:name="Dark List Accent 5" w:uiPriority="70"/>
-    <w:lsdException w:name="Colorful Shading Accent 5" w:uiPriority="71"/>
-    <w:lsdException w:name="Colorful List Accent 5" w:uiPriority="72"/>
-    <w:lsdException w:name="Colorful Grid Accent 5" w:uiPriority="73"/>
-    <w:lsdException w:name="Light Shading Accent 6" w:uiPriority="60"/>
-    <w:lsdException w:name="Light List Accent 6" w:uiPriority="61"/>
-    <w:lsdException w:name="Light Grid Accent 6" w:uiPriority="62"/>
-    <w:lsdException w:name="Medium Shading 1 Accent 6" w:uiPriority="63"/>
-    <w:lsdException w:name="Medium Shading 2 Accent 6" w:uiPriority="64"/>
-    <w:lsdException w:name="Medium List 1 Accent 6" w:uiPriority="65"/>
-    <w:lsdException w:name="Medium List 2 Accent 6" w:uiPriority="66"/>
-    <w:lsdException w:name="Medium Grid 1 Accent 6" w:uiPriority="67"/>
-    <w:lsdException w:name="Medium Grid 2 Accent 6" w:uiPriority="68"/>
-    <w:lsdException w:name="Medium Grid 3 Accent 6" w:uiPriority="69"/>
-    <w:lsdException w:name="Dark List Accent 6" w:uiPriority="70"/>
-    <w:lsdException w:name="Colorful Shading Accent 6" w:uiPriority="71"/>
-    <w:lsdException w:name="Colorful List Accent 6" w:uiPriority="72"/>
-    <w:lsdException w:name="Colorful Grid Accent 6" w:uiPriority="73"/>
-    <w:lsdException w:name="Subtle Emphasis" w:uiPriority="19" w:qFormat="1"/>
-    <w:lsdException w:name="Intense Emphasis" w:uiPriority="21" w:qFormat="1"/>
-    <w:lsdException w:name="Subtle Reference" w:uiPriority="31" w:qFormat="1"/>
-    <w:lsdException w:name="Intense Reference" w:uiPriority="32" w:qFormat="1"/>
-    <w:lsdException w:name="Book Title" w:uiPriority="33" w:qFormat="1"/>
-    <w:lsdException w:name="Bibliography" w:semiHidden="1" w:uiPriority="37" w:unhideWhenUsed="1"/>
-    <w:lsdException w:name="TOC Heading" w:semiHidden="1" w:uiPriority="39" w:unhideWhenUsed="1" w:qFormat="1"/>
-    <w:lsdException w:name="Plain Table 1" w:uiPriority="41"/>
-    <w:lsdException w:name="Plain Table 2" w:uiPriority="42"/>
-    <w:lsdException w:name="Plain Table 3" w:uiPriority="43"/>
-    <w:lsdException w:name="Plain Table 4" w:uiPriority="44"/>
-    <w:lsdException w:name="Plain Table 5" w:uiPriority="45"/>
-    <w:lsdException w:name="Grid Table Light" w:uiPriority="40"/>
-    <w:lsdException w:name="Grid Table 1 Light" w:uiPriority="46"/>
-    <w:lsdException w:name="Grid Table 2" w:uiPriority="47"/>
-    <w:lsdException w:name="Grid Table 3" w:uiPriority="48"/>
-    <w:lsdException w:name="Grid Table 4" w:uiPriority="49"/>
-    <w:lsdException w:name="Grid Table 5 Dark" w:uiPriority="50"/>
-    <w:lsdException w:name="Grid Table 6 Colorful" w:uiPriority="51"/>
-    <w:lsdException w:name="Grid Table 7 Colorful" w:uiPriority="52"/>
-    <w:lsdException w:name="Grid Table 1 Light Accent 1" w:uiPriority="46"/>
-    <w:lsdException w:name="Grid Table 2 Accent 1" w:uiPriority="47"/>
-    <w:lsdException w:name="Grid Table 3 Accent 1" w:uiPriority="48"/>
-    <w:lsdException w:name="Grid Table 4 Accent 1" w:uiPriority="49"/>
-    <w:lsdException w:name="Grid Table 5 Dark Accent 1" w:uiPriority="50"/>
-    <w:lsdException w:name="Grid Table 6 Colorful Accent 1" w:uiPriority="51"/>
-    <w:lsdException w:name="Grid Table 7 Colorful Accent 1" w:uiPriority="52"/>
-    <w:lsdException w:name="Grid Table 1 Light Accent 2" w:uiPriority="46"/>
-    <w:lsdException w:name="Grid Table 2 Accent 2" w:uiPriority="47"/>
-    <w:lsdException w:name="Grid Table 3 Accent 2" w:uiPriority="48"/>
-    <w:lsdException w:name="Grid Table 4 Accent 2" w:uiPriority="49"/>
-    <w:lsdException w:name="Grid Table 5 Dark Accent 2" w:uiPriority="50"/>
-    <w:lsdException w:name="Grid Table 6 Colorful Accent 2" w:uiPriority="51"/>
-    <w:lsdException w:name="Grid Table 7 Colorful Accent 2" w:uiPriority="52"/>
-    <w:lsdException w:name="Grid Table 1 Light Accent 3" w:uiPriority="46"/>
-    <w:lsdException w:name="Grid Table 2 Accent 3" w:uiPriority="47"/>
-    <w:lsdException w:name="Grid Table 3 Accent 3" w:uiPriority="48"/>
-    <w:lsdException w:name="Grid Table 4 Accent 3" w:uiPriority="49"/>
-    <w:lsdException w:name="Grid Table 5 Dark Accent 3" w:uiPriority="50"/>
-    <w:lsdException w:name="Grid Table 6 Colorful Accent 3" w:uiPriority="51"/>
-    <w:lsdException w:name="Grid Table 7 Colorful Accent 3" w:uiPriority="52"/>
-    <w:lsdException w:name="Grid Table 1 Light Accent 4" w:uiPriority="46"/>
-    <w:lsdException w:name="Grid Table 2 Accent 4" w:uiPriority="47"/>
-    <w:lsdException w:name="Grid Table 3 Accent 4" w:uiPriority="48"/>
-    <w:lsdException w:name="Grid Table 4 Accent 4" w:uiPriority="49"/>
-    <w:lsdException w:name="Grid Table 5 Dark Accent 4" w:uiPriority="50"/>
-    <w:lsdException w:name="Grid Table 6 Colorful Accent 4" w:uiPriority="51"/>
-    <w:lsdException w:name="Grid Table 7 Colorful Accent 4" w:uiPriority="52"/>
-    <w:lsdException w:name="Grid Table 1 Light Accent 5" w:uiPriority="46"/>
-    <w:lsdException w:name="Grid Table 2 Accent 5" w:uiPriority="47"/>
-    <w:lsdException w:name="Grid Table 3 Accent 5" w:uiPriority="48"/>
-    <w:lsdException w:name="Grid Table 4 Accent 5" w:uiPriority="49"/>
-    <w:lsdException w:name="Grid Table 5 Dark Accent 5" w:uiPriority="50"/>
-    <w:lsdException w:name="Grid Table 6 Colorful Accent 5" w:uiPriority="51"/>
-    <w:lsdException w:name="Grid Table 7 Colorful Accent 5" w:uiPriority="52"/>
-    <w:lsdException w:name="Grid Table 1 Light Accent 6" w:uiPriority="46"/>
-    <w:lsdException w:name="Grid Table 2 Accent 6" w:uiPriority="47"/>
-    <w:lsdException w:name="Grid Table 3 Accent 6" w:uiPriority="48"/>
-    <w:lsdException w:name="Grid Table 4 Accent 6" w:uiPriority="49"/>
-    <w:lsdException w:name="Grid Table 5 Dark Accent 6" w:uiPriority="50"/>
-    <w:lsdException w:name="Grid Table 6 Colorful Accent 6" w:uiPriority="51"/>
-    <w:lsdException w:name="Grid Table 7 Colorful Accent 6" w:uiPriority="52"/>
-    <w:lsdException w:name="List Table 1 Light" w:uiPriority="46"/>
-    <w:lsdException w:name="List Table 2" w:uiPriority="47"/>
-    <w:lsdException w:name="List Table 3" w:uiPriority="48"/>
-    <w:lsdException w:name="List Table 4" w:uiPriority="49"/>
-    <w:lsdException w:name="List Table 5 Dark" w:uiPriority="50"/>
-    <w:lsdException w:name="List Table 6 Colorful" w:uiPriority="51"/>
-    <w:lsdException w:name="List Table 7 Colorful" w:uiPriority="52"/>
-    <w:lsdException w:name="List Table 1 Light Accent 1" w:uiPriority="46"/>
-    <w:lsdException w:name="List Table 2 Accent 1" w:uiPriority="47"/>
-    <w:lsdException w:name="List Table 3 Accent 1" w:uiPriority="48"/>
-    <w:lsdException w:name="List Table 4 Accent 1" w:uiPriority="49"/>
-    <w:lsdException w:name="List Table 5 Dark Accent 1" w:uiPriority="50"/>
-    <w:lsdException w:name="List Table 6 Colorful Accent 1" w:uiPriority="51"/>
-    <w:lsdException w:name="List Table 7 Colorful Accent 1" w:uiPriority="52"/>
-    <w:lsdException w:name="List Table 1 Light Accent 2" w:uiPriority="46"/>
-    <w:lsdException w:name="List Table 2 Accent 2" w:uiPriority="47"/>
-    <w:lsdException w:name="List Table 3 Accent 2" w:uiPriority="48"/>
-    <w:lsdException w:name="List Table 4 Accent 2" w:uiPriority="49"/>
-    <w:lsdException w:name="List Table 5 Dark Accent 2" w:uiPriority="50"/>
-    <w:lsdException w:name="List Table 6 Colorful Accent 2" w:uiPriority="51"/>
-    <w:lsdException w:name="List Table 7 Colorful Accent 2" w:uiPriority="52"/>
-    <w:lsdException w:name="List Table 1 Light Accent 3" w:uiPriority="46"/>
-    <w:lsdException w:name="List Table 2 Accent 3" w:uiPriority="47"/>
-    <w:lsdException w:name="List Table 3 Accent 3" w:uiPriority="48"/>
-    <w:lsdException w:name="List Table 4 Accent 3" w:uiPriority="49"/>
-    <w:lsdException w:name="List Table 5 Dark Accent 3" w:uiPriority="50"/>
-    <w:lsdException w:name="List Table 6 Colorful Accent 3" w:uiPriority="51"/>
-    <w:lsdException w:name="List Table 7 Colorful Accent 3" w:uiPriority="52"/>
-    <w:lsdException w:name="List Table 1 Light Accent 4" w:uiPriority="46"/>
-    <w:lsdException w:name="List Table 2 Accent 4" w:uiPriority="47"/>
-    <w:lsdException w:name="List Table 3 Accent 4" w:uiPriority="48"/>
-    <w:lsdException w:name="List Table 4 Accent 4" w:uiPriority="49"/>
-    <w:lsdException w:name="List Table 5 Dark Accent 4" w:uiPriority="50"/>
-    <w:lsdException w:name="List Table 6 Colorful Accent 4" w:uiPriority="51"/>
-    <w:lsdException w:name="List Table 7 Colorful Accent 4" w:uiPriority="52"/>
-    <w:lsdException w:name="List Table 1 Light Accent 5" w:uiPriority="46"/>
-    <w:lsdException w:name="List Table 2 Accent 5" w:uiPriority="47"/>
-    <w:lsdException w:name="List Table 3 Accent 5" w:uiPriority="48"/>
-    <w:lsdException w:name="List Table 4 Accent 5" w:uiPriority="49"/>
-    <w:lsdException w:name="List Table 5 Dark Accent 5" w:uiPriority="50"/>
-    <w:lsdException w:name="List Table 6 Colorful Accent 5" w:uiPriority="51"/>
-    <w:lsdException w:name="List Table 7 Colorful Accent 5" w:uiPriority="52"/>
-    <w:lsdException w:name="List Table 1 Light Accent 6" w:uiPriority="46"/>
-    <w:lsdException w:name="List Table 2 Accent 6" w:uiPriority="47"/>
-    <w:lsdException w:name="List Table 3 Accent 6" w:uiPriority="48"/>
-    <w:lsdException w:name="List Table 4 Accent 6" w:uiPriority="49"/>
-    <w:lsdException w:name="List Table 5 Dark Accent 6" w:uiPriority="50"/>
-    <w:lsdException w:name="List Table 6 Colorful Accent 6" w:uiPriority="51"/>
-    <w:lsdException w:name="List Table 7 Colorful Accent 6" w:uiPriority="52"/>
+  <w:latentStyles w:defLockedState="0" w:defUIPriority="99" w:defSemiHidden="1" w:defUnhideWhenUsed="1" w:defQFormat="0" w:count="267">
+    <w:lsdException w:name="Normal" w:semiHidden="0" w:uiPriority="0" w:unhideWhenUsed="0" w:qFormat="1"/>
+    <w:lsdException w:name="heading 1" w:semiHidden="0" w:uiPriority="9" w:unhideWhenUsed="0" w:qFormat="1"/>
+    <w:lsdException w:name="heading 2" w:uiPriority="9" w:qFormat="1"/>
+    <w:lsdException w:name="heading 3" w:uiPriority="9" w:qFormat="1"/>
+    <w:lsdException w:name="heading 4" w:uiPriority="9" w:qFormat="1"/>
+    <w:lsdException w:name="heading 5" w:uiPriority="9" w:qFormat="1"/>
+    <w:lsdException w:name="heading 6" w:uiPriority="9" w:qFormat="1"/>
+    <w:lsdException w:name="heading 7" w:uiPriority="9" w:qFormat="1"/>
+    <w:lsdException w:name="heading 8" w:uiPriority="9" w:qFormat="1"/>
+    <w:lsdException w:name="heading 9" w:uiPriority="9" w:qFormat="1"/>
+    <w:lsdException w:name="toc 1" w:uiPriority="39"/>
+    <w:lsdException w:name="toc 2" w:uiPriority="39"/>
+    <w:lsdException w:name="toc 3" w:uiPriority="39"/>
+    <w:lsdException w:name="toc 4" w:uiPriority="39"/>
+    <w:lsdException w:name="toc 5" w:uiPriority="39"/>
+    <w:lsdException w:name="toc 6" w:uiPriority="39"/>
+    <w:lsdException w:name="toc 7" w:uiPriority="39"/>
+    <w:lsdException w:name="toc 8" w:uiPriority="39"/>
+    <w:lsdException w:name="toc 9" w:uiPriority="39"/>
+    <w:lsdException w:name="caption" w:uiPriority="35" w:qFormat="1"/>
+    <w:lsdException w:name="Title" w:semiHidden="0" w:uiPriority="10" w:unhideWhenUsed="0" w:qFormat="1"/>
+    <w:lsdException w:name="Default Paragraph Font" w:uiPriority="1"/>
+    <w:lsdException w:name="Subtitle" w:semiHidden="0" w:uiPriority="11" w:unhideWhenUsed="0" w:qFormat="1"/>
+    <w:lsdException w:name="Strong" w:semiHidden="0" w:uiPriority="22" w:unhideWhenUsed="0" w:qFormat="1"/>
+    <w:lsdException w:name="Emphasis" w:semiHidden="0" w:uiPriority="20" w:unhideWhenUsed="0" w:qFormat="1"/>
+    <w:lsdException w:name="Table Grid" w:semiHidden="0" w:uiPriority="59" w:unhideWhenUsed="0"/>
+    <w:lsdException w:name="Placeholder Text" w:unhideWhenUsed="0"/>
+    <w:lsdException w:name="No Spacing" w:semiHidden="0" w:uiPriority="1" w:unhideWhenUsed="0" w:qFormat="1"/>
+    <w:lsdException w:name="Light Shading" w:semiHidden="0" w:uiPriority="60" w:unhideWhenUsed="0"/>
+    <w:lsdException w:name="Light List" w:semiHidden="0" w:uiPriority="61" w:unhideWhenUsed="0"/>
+    <w:lsdException w:name="Light Grid" w:semiHidden="0" w:uiPriority="62" w:unhideWhenUsed="0"/>
+    <w:lsdException w:name="Medium Shading 1" w:semiHidden="0" w:uiPriority="63" w:unhideWhenUsed="0"/>
+    <w:lsdException w:name="Medium Shading 2" w:semiHidden="0" w:uiPriority="64" w:unhideWhenUsed="0"/>
+    <w:lsdException w:name="Medium List 1" w:semiHidden="0" w:uiPriority="65" w:unhideWhenUsed="0"/>
+    <w:lsdException w:name="Medium List 2" w:semiHidden="0" w:uiPriority="66" w:unhideWhenUsed="0"/>
+    <w:lsdException w:name="Medium Grid 1" w:semiHidden="0" w:uiPriority="67" w:unhideWhenUsed="0"/>
+    <w:lsdException w:name="Medium Grid 2" w:semiHidden="0" w:uiPriority="68" w:unhideWhenUsed="0"/>
+    <w:lsdException w:name="Medium Grid 3" w:semiHidden="0" w:uiPriority="69" w:unhideWhenUsed="0"/>
+    <w:lsdException w:name="Dark List" w:semiHidden="0" w:uiPriority="70" w:unhideWhenUsed="0"/>
+    <w:lsdException w:name="Colorful Shading" w:semiHidden="0" w:uiPriority="71" w:unhideWhenUsed="0"/>
+    <w:lsdException w:name="Colorful List" w:semiHidden="0" w:uiPriority="72" w:unhideWhenUsed="0"/>
+    <w:lsdException w:name="Colorful Grid" w:semiHidden="0" w:uiPriority="73" w:unhideWhenUsed="0"/>
+    <w:lsdException w:name="Light Shading Accent 1" w:semiHidden="0" w:uiPriority="60" w:unhideWhenUsed="0"/>
+    <w:lsdException w:name="Light List Accent 1" w:semiHidden="0" w:uiPriority="61" w:unhideWhenUsed="0"/>
+    <w:lsdException w:name="Light Grid Accent 1" w:semiHidden="0" w:uiPriority="62" w:unhideWhenUsed="0"/>
+    <w:lsdException w:name="Medium Shading 1 Accent 1" w:semiHidden="0" w:uiPriority="63" w:unhideWhenUsed="0"/>
+    <w:lsdException w:name="Medium Shading 2 Accent 1" w:semiHidden="0" w:uiPriority="64" w:unhideWhenUsed="0"/>
+    <w:lsdException w:name="Medium List 1 Accent 1" w:semiHidden="0" w:uiPriority="65" w:unhideWhenUsed="0"/>
+    <w:lsdException w:name="Revision" w:unhideWhenUsed="0"/>
+    <w:lsdException w:name="List Paragraph" w:semiHidden="0" w:uiPriority="34" w:unhideWhenUsed="0" w:qFormat="1"/>
+    <w:lsdException w:name="Quote" w:semiHidden="0" w:uiPriority="29" w:unhideWhenUsed="0" w:qFormat="1"/>
+    <w:lsdException w:name="Intense Quote" w:semiHidden="0" w:uiPriority="30" w:unhideWhenUsed="0" w:qFormat="1"/>
+    <w:lsdException w:name="Medium List 2 Accent 1" w:semiHidden="0" w:uiPriority="66" w:unhideWhenUsed="0"/>
+    <w:lsdException w:name="Medium Grid 1 Accent 1" w:semiHidden="0" w:uiPriority="67" w:unhideWhenUsed="0"/>
+    <w:lsdException w:name="Medium Grid 2 Accent 1" w:semiHidden="0" w:uiPriority="68" w:unhideWhenUsed="0"/>
+    <w:lsdException w:name="Medium Grid 3 Accent 1" w:semiHidden="0" w:uiPriority="69" w:unhideWhenUsed="0"/>
+    <w:lsdException w:name="Dark List Accent 1" w:semiHidden="0" w:uiPriority="70" w:unhideWhenUsed="0"/>
+    <w:lsdException w:name="Colorful Shading Accent 1" w:semiHidden="0" w:uiPriority="71" w:unhideWhenUsed="0"/>
+    <w:lsdException w:name="Colorful List Accent 1" w:semiHidden="0" w:uiPriority="72" w:unhideWhenUsed="0"/>
+    <w:lsdException w:name="Colorful Grid Accent 1" w:semiHidden="0" w:uiPriority="73" w:unhideWhenUsed="0"/>
+    <w:lsdException w:name="Light Shading Accent 2" w:semiHidden="0" w:uiPriority="60" w:unhideWhenUsed="0"/>
+    <w:lsdException w:name="Light List Accent 2" w:semiHidden="0" w:uiPriority="61" w:unhideWhenUsed="0"/>
+    <w:lsdException w:name="Light Grid Accent 2" w:semiHidden="0" w:uiPriority="62" w:unhideWhenUsed="0"/>
+    <w:lsdException w:name="Medium Shading 1 Accent 2" w:semiHidden="0" w:uiPriority="63" w:unhideWhenUsed="0"/>
+    <w:lsdException w:name="Medium Shading 2 Accent 2" w:semiHidden="0" w:uiPriority="64" w:unhideWhenUsed="0"/>
+    <w:lsdException w:name="Medium List 1 Accent 2" w:semiHidden="0" w:uiPriority="65" w:unhideWhenUsed="0"/>
+    <w:lsdException w:name="Medium List 2 Accent 2" w:semiHidden="0" w:uiPriority="66" w:unhideWhenUsed="0"/>
+    <w:lsdException w:name="Medium Grid 1 Accent 2" w:semiHidden="0" w:uiPriority="67" w:unhideWhenUsed="0"/>
+    <w:lsdException w:name="Medium Grid 2 Accent 2" w:semiHidden="0" w:uiPriority="68" w:unhideWhenUsed="0"/>
+    <w:lsdException w:name="Medium Grid 3 Accent 2" w:semiHidden="0" w:uiPriority="69" w:unhideWhenUsed="0"/>
+    <w:lsdException w:name="Dark List Accent 2" w:semiHidden="0" w:uiPriority="70" w:unhideWhenUsed="0"/>
+    <w:lsdException w:name="Colorful Shading Accent 2" w:semiHidden="0" w:uiPriority="71" w:unhideWhenUsed="0"/>
+    <w:lsdException w:name="Colorful List Accent 2" w:semiHidden="0" w:uiPriority="72" w:unhideWhenUsed="0"/>
+    <w:lsdException w:name="Colorful Grid Accent 2" w:semiHidden="0" w:uiPriority="73" w:unhideWhenUsed="0"/>
+    <w:lsdException w:name="Light Shading Accent 3" w:semiHidden="0" w:uiPriority="60" w:unhideWhenUsed="0"/>
+    <w:lsdException w:name="Light List Accent 3" w:semiHidden="0" w:uiPriority="61" w:unhideWhenUsed="0"/>
+    <w:lsdException w:name="Light Grid Accent 3" w:semiHidden="0" w:uiPriority="62" w:unhideWhenUsed="0"/>
+    <w:lsdException w:name="Medium Shading 1 Accent 3" w:semiHidden="0" w:uiPriority="63" w:unhideWhenUsed="0"/>
+    <w:lsdException w:name="Medium Shading 2 Accent 3" w:semiHidden="0" w:uiPriority="64" w:unhideWhenUsed="0"/>
+    <w:lsdException w:name="Medium List 1 Accent 3" w:semiHidden="0" w:uiPriority="65" w:unhideWhenUsed="0"/>
+    <w:lsdException w:name="Medium List 2 Accent 3" w:semiHidden="0" w:uiPriority="66" w:unhideWhenUsed="0"/>
+    <w:lsdException w:name="Medium Grid 1 Accent 3" w:semiHidden="0" w:uiPriority="67" w:unhideWhenUsed="0"/>
+    <w:lsdException w:name="Medium Grid 2 Accent 3" w:semiHidden="0" w:uiPriority="68" w:unhideWhenUsed="0"/>
+    <w:lsdException w:name="Medium Grid 3 Accent 3" w:semiHidden="0" w:uiPriority="69" w:unhideWhenUsed="0"/>
+    <w:lsdException w:name="Dark List Accent 3" w:semiHidden="0" w:uiPriority="70" w:unhideWhenUsed="0"/>
+    <w:lsdException w:name="Colorful Shading Accent 3" w:semiHidden="0" w:uiPriority="71" w:unhideWhenUsed="0"/>
+    <w:lsdException w:name="Colorful List Accent 3" w:semiHidden="0" w:uiPriority="72" w:unhideWhenUsed="0"/>
+    <w:lsdException w:name="Colorful Grid Accent 3" w:semiHidden="0" w:uiPriority="73" w:unhideWhenUsed="0"/>
+    <w:lsdException w:name="Light Shading Accent 4" w:semiHidden="0" w:uiPriority="60" w:unhideWhenUsed="0"/>
+    <w:lsdException w:name="Light List Accent 4" w:semiHidden="0" w:uiPriority="61" w:unhideWhenUsed="0"/>
+    <w:lsdException w:name="Light Grid Accent 4" w:semiHidden="0" w:uiPriority="62" w:unhideWhenUsed="0"/>
+    <w:lsdException w:name="Medium Shading 1 Accent 4" w:semiHidden="0" w:uiPriority="63" w:unhideWhenUsed="0"/>
+    <w:lsdException w:name="Medium Shading 2 Accent 4" w:semiHidden="0" w:uiPriority="64" w:unhideWhenUsed="0"/>
+    <w:lsdException w:name="Medium List 1 Accent 4" w:semiHidden="0" w:uiPriority="65" w:unhideWhenUsed="0"/>
+    <w:lsdException w:name="Medium List 2 Accent 4" w:semiHidden="0" w:uiPriority="66" w:unhideWhenUsed="0"/>
+    <w:lsdException w:name="Medium Grid 1 Accent 4" w:semiHidden="0" w:uiPriority="67" w:unhideWhenUsed="0"/>
+    <w:lsdException w:name="Medium Grid 2 Accent 4" w:semiHidden="0" w:uiPriority="68" w:unhideWhenUsed="0"/>
+    <w:lsdException w:name="Medium Grid 3 Accent 4" w:semiHidden="0" w:uiPriority="69" w:unhideWhenUsed="0"/>
+    <w:lsdException w:name="Dark List Accent 4" w:semiHidden="0" w:uiPriority="70" w:unhideWhenUsed="0"/>
+    <w:lsdException w:name="Colorful Shading Accent 4" w:semiHidden="0" w:uiPriority="71" w:unhideWhenUsed="0"/>
+    <w:lsdException w:name="Colorful List Accent 4" w:semiHidden="0" w:uiPriority="72" w:unhideWhenUsed="0"/>
+    <w:lsdException w:name="Colorful Grid Accent 4" w:semiHidden="0" w:uiPriority="73" w:unhideWhenUsed="0"/>
+    <w:lsdException w:name="Light Shading Accent 5" w:semiHidden="0" w:uiPriority="60" w:unhideWhenUsed="0"/>
+    <w:lsdException w:name="Light List Accent 5" w:semiHidden="0" w:uiPriority="61" w:unhideWhenUsed="0"/>
+    <w:lsdException w:name="Light Grid Accent 5" w:semiHidden="0" w:uiPriority="62" w:unhideWhenUsed="0"/>
+    <w:lsdException w:name="Medium Shading 1 Accent 5" w:semiHidden="0" w:uiPriority="63" w:unhideWhenUsed="0"/>
+    <w:lsdException w:name="Medium Shading 2 Accent 5" w:semiHidden="0" w:uiPriority="64" w:unhideWhenUsed="0"/>
+    <w:lsdException w:name="Medium List 1 Accent 5" w:semiHidden="0" w:uiPriority="65" w:unhideWhenUsed="0"/>
+    <w:lsdException w:name="Medium List 2 Accent 5" w:semiHidden="0" w:uiPriority="66" w:unhideWhenUsed="0"/>
+    <w:lsdException w:name="Medium Grid 1 Accent 5" w:semiHidden="0" w:uiPriority="67" w:unhideWhenUsed="0"/>
+    <w:lsdException w:name="Medium Grid 2 Accent 5" w:semiHidden="0" w:uiPriority="68" w:unhideWhenUsed="0"/>
+    <w:lsdException w:name="Medium Grid 3 Accent 5" w:semiHidden="0" w:uiPriority="69" w:unhideWhenUsed="0"/>
+    <w:lsdException w:name="Dark List Accent 5" w:semiHidden="0" w:uiPriority="70" w:unhideWhenUsed="0"/>
+    <w:lsdException w:name="Colorful Shading Accent 5" w:semiHidden="0" w:uiPriority="71" w:unhideWhenUsed="0"/>
+    <w:lsdException w:name="Colorful List Accent 5" w:semiHidden="0" w:uiPriority="72" w:unhideWhenUsed="0"/>
+    <w:lsdException w:name="Colorful Grid Accent 5" w:semiHidden="0" w:uiPriority="73" w:unhideWhenUsed="0"/>
+    <w:lsdException w:name="Light Shading Accent 6" w:semiHidden="0" w:uiPriority="60" w:unhideWhenUsed="0"/>
+    <w:lsdException w:name="Light List Accent 6" w:semiHidden="0" w:uiPriority="61" w:unhideWhenUsed="0"/>
+    <w:lsdException w:name="Light Grid Accent 6" w:semiHidden="0" w:uiPriority="62" w:unhideWhenUsed="0"/>
+    <w:lsdException w:name="Medium Shading 1 Accent 6" w:semiHidden="0" w:uiPriority="63" w:unhideWhenUsed="0"/>
+    <w:lsdException w:name="Medium Shading 2 Accent 6" w:semiHidden="0" w:uiPriority="64" w:unhideWhenUsed="0"/>
+    <w:lsdException w:name="Medium List 1 Accent 6" w:semiHidden="0" w:uiPriority="65" w:unhideWhenUsed="0"/>
+    <w:lsdException w:name="Medium List 2 Accent 6" w:semiHidden="0" w:uiPriority="66" w:unhideWhenUsed="0"/>
+    <w:lsdException w:name="Medium Grid 1 Accent 6" w:semiHidden="0" w:uiPriority="67" w:unhideWhenUsed="0"/>
+    <w:lsdException w:name="Medium Grid 2 Accent 6" w:semiHidden="0" w:uiPriority="68" w:unhideWhenUsed="0"/>
+    <w:lsdException w:name="Medium Grid 3 Accent 6" w:semiHidden="0" w:uiPriority="69" w:unhideWhenUsed="0"/>
+    <w:lsdException w:name="Dark List Accent 6" w:semiHidden="0" w:uiPriority="70" w:unhideWhenUsed="0"/>
+    <w:lsdException w:name="Colorful Shading Accent 6" w:semiHidden="0" w:uiPriority="71" w:unhideWhenUsed="0"/>
+    <w:lsdException w:name="Colorful List Accent 6" w:semiHidden="0" w:uiPriority="72" w:unhideWhenUsed="0"/>
+    <w:lsdException w:name="Colorful Grid Accent 6" w:semiHidden="0" w:uiPriority="73" w:unhideWhenUsed="0"/>
+    <w:lsdException w:name="Subtle Emphasis" w:semiHidden="0" w:uiPriority="19" w:unhideWhenUsed="0" w:qFormat="1"/>
+    <w:lsdException w:name="Intense Emphasis" w:semiHidden="0" w:uiPriority="21" w:unhideWhenUsed="0" w:qFormat="1"/>
+    <w:lsdException w:name="Subtle Reference" w:semiHidden="0" w:uiPriority="31" w:unhideWhenUsed="0" w:qFormat="1"/>
+    <w:lsdException w:name="Intense Reference" w:semiHidden="0" w:uiPriority="32" w:unhideWhenUsed="0" w:qFormat="1"/>
+    <w:lsdException w:name="Book Title" w:semiHidden="0" w:uiPriority="33" w:unhideWhenUsed="0" w:qFormat="1"/>
+    <w:lsdException w:name="Bibliography" w:uiPriority="37"/>
+    <w:lsdException w:name="TOC Heading" w:uiPriority="39" w:qFormat="1"/>
   </w:latentStyles>
-  <w:style w:type="paragraph" w:default="1" w:styleId="Normal">
+  <w:style w:type="paragraph" w:default="1" w:styleId="a1">
     <w:name w:val="Normal"/>
     <w:qFormat/>
-    <w:rsid w:val="00AF6D70"/>
+    <w:rsid w:val="00CC4748"/>
     <w:pPr>
       <w:spacing w:after="120" w:line="240" w:lineRule="auto"/>
       <w:ind w:firstLine="567"/>
@@ -7081,11 +7142,11 @@
       <w:lang w:eastAsia="bg-BG"/>
     </w:rPr>
   </w:style>
-  <w:style w:type="paragraph" w:styleId="Heading1">
+  <w:style w:type="paragraph" w:styleId="1">
     <w:name w:val="heading 1"/>
-    <w:basedOn w:val="Normal"/>
-    <w:next w:val="Normal"/>
-    <w:link w:val="Heading1Char"/>
+    <w:basedOn w:val="a1"/>
+    <w:next w:val="a1"/>
+    <w:link w:val="10"/>
     <w:uiPriority w:val="9"/>
     <w:qFormat/>
     <w:rsid w:val="00CC55B0"/>
@@ -7104,11 +7165,11 @@
       <w:szCs w:val="28"/>
     </w:rPr>
   </w:style>
-  <w:style w:type="paragraph" w:styleId="Heading2">
+  <w:style w:type="paragraph" w:styleId="20">
     <w:name w:val="heading 2"/>
-    <w:basedOn w:val="Normal"/>
-    <w:next w:val="Normal"/>
-    <w:link w:val="Heading2Char"/>
+    <w:basedOn w:val="a1"/>
+    <w:next w:val="a1"/>
+    <w:link w:val="21"/>
     <w:uiPriority w:val="9"/>
     <w:unhideWhenUsed/>
     <w:qFormat/>
@@ -7127,11 +7188,11 @@
       <w:color w:val="4F81BD" w:themeColor="accent1"/>
     </w:rPr>
   </w:style>
-  <w:style w:type="paragraph" w:styleId="Heading3">
+  <w:style w:type="paragraph" w:styleId="3">
     <w:name w:val="heading 3"/>
-    <w:basedOn w:val="Normal"/>
-    <w:next w:val="Normal"/>
-    <w:link w:val="Heading3Char"/>
+    <w:basedOn w:val="a1"/>
+    <w:next w:val="a1"/>
+    <w:link w:val="30"/>
     <w:uiPriority w:val="9"/>
     <w:unhideWhenUsed/>
     <w:qFormat/>
@@ -7148,13 +7209,13 @@
       <w:color w:val="4F81BD" w:themeColor="accent1"/>
     </w:rPr>
   </w:style>
-  <w:style w:type="character" w:default="1" w:styleId="DefaultParagraphFont">
+  <w:style w:type="character" w:default="1" w:styleId="a2">
     <w:name w:val="Default Paragraph Font"/>
     <w:uiPriority w:val="1"/>
     <w:semiHidden/>
     <w:unhideWhenUsed/>
   </w:style>
-  <w:style w:type="table" w:default="1" w:styleId="TableNormal">
+  <w:style w:type="table" w:default="1" w:styleId="a3">
     <w:name w:val="Normal Table"/>
     <w:uiPriority w:val="99"/>
     <w:semiHidden/>
@@ -7169,16 +7230,16 @@
       </w:tblCellMar>
     </w:tblPr>
   </w:style>
-  <w:style w:type="numbering" w:default="1" w:styleId="NoList">
+  <w:style w:type="numbering" w:default="1" w:styleId="a4">
     <w:name w:val="No List"/>
     <w:uiPriority w:val="99"/>
     <w:semiHidden/>
     <w:unhideWhenUsed/>
   </w:style>
-  <w:style w:type="character" w:customStyle="1" w:styleId="Heading1Char">
-    <w:name w:val="Heading 1 Char"/>
-    <w:basedOn w:val="DefaultParagraphFont"/>
-    <w:link w:val="Heading1"/>
+  <w:style w:type="character" w:customStyle="1" w:styleId="10">
+    <w:name w:val="Заглавие 1 Знак"/>
+    <w:basedOn w:val="a2"/>
+    <w:link w:val="1"/>
     <w:uiPriority w:val="9"/>
     <w:rsid w:val="00CC55B0"/>
     <w:rPr>
@@ -7190,10 +7251,10 @@
       <w:szCs w:val="28"/>
     </w:rPr>
   </w:style>
-  <w:style w:type="character" w:customStyle="1" w:styleId="Heading2Char">
-    <w:name w:val="Heading 2 Char"/>
-    <w:basedOn w:val="DefaultParagraphFont"/>
-    <w:link w:val="Heading2"/>
+  <w:style w:type="character" w:customStyle="1" w:styleId="21">
+    <w:name w:val="Заглавие 2 Знак"/>
+    <w:basedOn w:val="a2"/>
+    <w:link w:val="20"/>
     <w:uiPriority w:val="9"/>
     <w:rsid w:val="00773176"/>
     <w:rPr>
@@ -7205,10 +7266,10 @@
       <w:szCs w:val="24"/>
     </w:rPr>
   </w:style>
-  <w:style w:type="paragraph" w:styleId="NormalWeb">
+  <w:style w:type="paragraph" w:styleId="a5">
     <w:name w:val="Normal (Web)"/>
-    <w:basedOn w:val="Normal"/>
-    <w:link w:val="NormalWebChar"/>
+    <w:basedOn w:val="a1"/>
+    <w:link w:val="a6"/>
     <w:uiPriority w:val="99"/>
     <w:unhideWhenUsed/>
     <w:rsid w:val="00773176"/>
@@ -7220,8 +7281,8 @@
   </w:style>
   <w:style w:type="paragraph" w:customStyle="1" w:styleId="a0">
     <w:name w:val="точка"/>
-    <w:basedOn w:val="Normal"/>
-    <w:link w:val="a1"/>
+    <w:basedOn w:val="a1"/>
+    <w:link w:val="a7"/>
     <w:qFormat/>
     <w:rsid w:val="00220AE9"/>
     <w:pPr>
@@ -7233,8 +7294,8 @@
   </w:style>
   <w:style w:type="paragraph" w:customStyle="1" w:styleId="a">
     <w:name w:val="подточка"/>
-    <w:basedOn w:val="Normal"/>
-    <w:link w:val="a2"/>
+    <w:basedOn w:val="a1"/>
+    <w:link w:val="a8"/>
     <w:qFormat/>
     <w:rsid w:val="00220AE9"/>
     <w:pPr>
@@ -7245,9 +7306,9 @@
       <w:ind w:left="1434" w:hanging="357"/>
     </w:pPr>
   </w:style>
-  <w:style w:type="character" w:customStyle="1" w:styleId="a1">
+  <w:style w:type="character" w:customStyle="1" w:styleId="a7">
     <w:name w:val="точка Знак"/>
-    <w:basedOn w:val="DefaultParagraphFont"/>
+    <w:basedOn w:val="a2"/>
     <w:link w:val="a0"/>
     <w:rsid w:val="00220AE9"/>
     <w:rPr>
@@ -7255,9 +7316,9 @@
       <w:sz w:val="24"/>
     </w:rPr>
   </w:style>
-  <w:style w:type="character" w:styleId="HTMLCode">
+  <w:style w:type="character" w:styleId="HTML">
     <w:name w:val="HTML Code"/>
-    <w:basedOn w:val="DefaultParagraphFont"/>
+    <w:basedOn w:val="a2"/>
     <w:uiPriority w:val="99"/>
     <w:semiHidden/>
     <w:unhideWhenUsed/>
@@ -7268,9 +7329,9 @@
       <w:szCs w:val="20"/>
     </w:rPr>
   </w:style>
-  <w:style w:type="character" w:customStyle="1" w:styleId="a2">
+  <w:style w:type="character" w:customStyle="1" w:styleId="a8">
     <w:name w:val="подточка Знак"/>
-    <w:basedOn w:val="DefaultParagraphFont"/>
+    <w:basedOn w:val="a2"/>
     <w:link w:val="a"/>
     <w:rsid w:val="00220AE9"/>
     <w:rPr>
@@ -7278,10 +7339,10 @@
       <w:sz w:val="24"/>
     </w:rPr>
   </w:style>
-  <w:style w:type="paragraph" w:styleId="HTMLPreformatted">
+  <w:style w:type="paragraph" w:styleId="HTML0">
     <w:name w:val="HTML Preformatted"/>
-    <w:basedOn w:val="Normal"/>
-    <w:link w:val="HTMLPreformattedChar"/>
+    <w:basedOn w:val="a1"/>
+    <w:link w:val="HTML1"/>
     <w:uiPriority w:val="99"/>
     <w:semiHidden/>
     <w:unhideWhenUsed/>
@@ -7315,10 +7376,10 @@
       <w:szCs w:val="20"/>
     </w:rPr>
   </w:style>
-  <w:style w:type="character" w:customStyle="1" w:styleId="HTMLPreformattedChar">
-    <w:name w:val="HTML Preformatted Char"/>
-    <w:basedOn w:val="DefaultParagraphFont"/>
-    <w:link w:val="HTMLPreformatted"/>
+  <w:style w:type="character" w:customStyle="1" w:styleId="HTML1">
+    <w:name w:val="HTML стандартен Знак"/>
+    <w:basedOn w:val="a2"/>
+    <w:link w:val="HTML0"/>
     <w:uiPriority w:val="99"/>
     <w:semiHidden/>
     <w:rsid w:val="004C3DA5"/>
@@ -7331,8 +7392,8 @@
   </w:style>
   <w:style w:type="paragraph" w:customStyle="1" w:styleId="2">
     <w:name w:val="подточка2"/>
-    <w:basedOn w:val="Normal"/>
-    <w:link w:val="20"/>
+    <w:basedOn w:val="a1"/>
+    <w:link w:val="22"/>
     <w:qFormat/>
     <w:rsid w:val="005C0D37"/>
     <w:pPr>
@@ -7345,10 +7406,10 @@
       <w:jc w:val="left"/>
     </w:pPr>
   </w:style>
-  <w:style w:type="paragraph" w:customStyle="1" w:styleId="a3">
+  <w:style w:type="paragraph" w:customStyle="1" w:styleId="a9">
     <w:name w:val="код"/>
-    <w:basedOn w:val="HTMLPreformatted"/>
-    <w:link w:val="a4"/>
+    <w:basedOn w:val="HTML0"/>
+    <w:link w:val="aa"/>
     <w:qFormat/>
     <w:rsid w:val="00D24651"/>
     <w:pPr>
@@ -7360,9 +7421,9 @@
       <w:sz w:val="18"/>
     </w:rPr>
   </w:style>
-  <w:style w:type="character" w:customStyle="1" w:styleId="20">
+  <w:style w:type="character" w:customStyle="1" w:styleId="22">
     <w:name w:val="подточка2 Знак"/>
-    <w:basedOn w:val="DefaultParagraphFont"/>
+    <w:basedOn w:val="a2"/>
     <w:link w:val="2"/>
     <w:rsid w:val="005C0D37"/>
     <w:rPr>
@@ -7370,10 +7431,10 @@
       <w:sz w:val="24"/>
     </w:rPr>
   </w:style>
-  <w:style w:type="character" w:customStyle="1" w:styleId="Heading3Char">
-    <w:name w:val="Heading 3 Char"/>
-    <w:basedOn w:val="DefaultParagraphFont"/>
-    <w:link w:val="Heading3"/>
+  <w:style w:type="character" w:customStyle="1" w:styleId="30">
+    <w:name w:val="Заглавие 3 Знак"/>
+    <w:basedOn w:val="a2"/>
+    <w:link w:val="3"/>
     <w:uiPriority w:val="9"/>
     <w:rsid w:val="00DE546E"/>
     <w:rPr>
@@ -7383,10 +7444,10 @@
       <w:sz w:val="24"/>
     </w:rPr>
   </w:style>
-  <w:style w:type="character" w:customStyle="1" w:styleId="a4">
+  <w:style w:type="character" w:customStyle="1" w:styleId="aa">
     <w:name w:val="код Знак"/>
-    <w:basedOn w:val="HTMLPreformattedChar"/>
-    <w:link w:val="a3"/>
+    <w:basedOn w:val="HTML1"/>
+    <w:link w:val="a9"/>
     <w:rsid w:val="00D24651"/>
     <w:rPr>
       <w:rFonts w:ascii="Courier New" w:eastAsia="Times New Roman" w:hAnsi="Courier New" w:cs="Courier New"/>
@@ -7397,10 +7458,10 @@
       <w:lang w:eastAsia="bg-BG"/>
     </w:rPr>
   </w:style>
-  <w:style w:type="paragraph" w:styleId="BalloonText">
+  <w:style w:type="paragraph" w:styleId="ab">
     <w:name w:val="Balloon Text"/>
-    <w:basedOn w:val="Normal"/>
-    <w:link w:val="BalloonTextChar"/>
+    <w:basedOn w:val="a1"/>
+    <w:link w:val="ac"/>
     <w:uiPriority w:val="99"/>
     <w:semiHidden/>
     <w:unhideWhenUsed/>
@@ -7414,10 +7475,10 @@
       <w:szCs w:val="16"/>
     </w:rPr>
   </w:style>
-  <w:style w:type="character" w:customStyle="1" w:styleId="BalloonTextChar">
-    <w:name w:val="Balloon Text Char"/>
-    <w:basedOn w:val="DefaultParagraphFont"/>
-    <w:link w:val="BalloonText"/>
+  <w:style w:type="character" w:customStyle="1" w:styleId="ac">
+    <w:name w:val="Изнесен текст Знак"/>
+    <w:basedOn w:val="a2"/>
+    <w:link w:val="ab"/>
     <w:uiPriority w:val="99"/>
     <w:semiHidden/>
     <w:rsid w:val="00B02C9D"/>
@@ -7427,9 +7488,9 @@
       <w:szCs w:val="16"/>
     </w:rPr>
   </w:style>
-  <w:style w:type="paragraph" w:styleId="NoSpacing">
+  <w:style w:type="paragraph" w:styleId="ad">
     <w:name w:val="No Spacing"/>
-    <w:link w:val="NoSpacingChar"/>
+    <w:link w:val="ae"/>
     <w:uiPriority w:val="1"/>
     <w:qFormat/>
     <w:rsid w:val="007C0DC4"/>
@@ -7441,10 +7502,10 @@
       <w:lang w:eastAsia="bg-BG"/>
     </w:rPr>
   </w:style>
-  <w:style w:type="character" w:customStyle="1" w:styleId="NoSpacingChar">
-    <w:name w:val="No Spacing Char"/>
-    <w:basedOn w:val="DefaultParagraphFont"/>
-    <w:link w:val="NoSpacing"/>
+  <w:style w:type="character" w:customStyle="1" w:styleId="ae">
+    <w:name w:val="Без разредка Знак"/>
+    <w:basedOn w:val="a2"/>
+    <w:link w:val="ad"/>
     <w:uiPriority w:val="1"/>
     <w:rsid w:val="007C0DC4"/>
     <w:rPr>
@@ -7452,10 +7513,10 @@
       <w:lang w:eastAsia="bg-BG"/>
     </w:rPr>
   </w:style>
-  <w:style w:type="paragraph" w:styleId="TOCHeading">
+  <w:style w:type="paragraph" w:styleId="af">
     <w:name w:val="TOC Heading"/>
-    <w:basedOn w:val="Heading1"/>
-    <w:next w:val="Normal"/>
+    <w:basedOn w:val="1"/>
+    <w:next w:val="a1"/>
     <w:uiPriority w:val="39"/>
     <w:semiHidden/>
     <w:unhideWhenUsed/>
@@ -7471,10 +7532,10 @@
       <w:rFonts w:asciiTheme="majorHAnsi" w:hAnsiTheme="majorHAnsi" w:cstheme="majorBidi"/>
     </w:rPr>
   </w:style>
-  <w:style w:type="paragraph" w:styleId="TOC1">
+  <w:style w:type="paragraph" w:styleId="11">
     <w:name w:val="toc 1"/>
-    <w:basedOn w:val="Normal"/>
-    <w:next w:val="Normal"/>
+    <w:basedOn w:val="a1"/>
+    <w:next w:val="a1"/>
     <w:autoRedefine/>
     <w:uiPriority w:val="39"/>
     <w:unhideWhenUsed/>
@@ -7483,10 +7544,10 @@
       <w:spacing w:after="100"/>
     </w:pPr>
   </w:style>
-  <w:style w:type="paragraph" w:styleId="TOC2">
+  <w:style w:type="paragraph" w:styleId="23">
     <w:name w:val="toc 2"/>
-    <w:basedOn w:val="Normal"/>
-    <w:next w:val="Normal"/>
+    <w:basedOn w:val="a1"/>
+    <w:next w:val="a1"/>
     <w:autoRedefine/>
     <w:uiPriority w:val="39"/>
     <w:unhideWhenUsed/>
@@ -7496,10 +7557,10 @@
       <w:ind w:left="240"/>
     </w:pPr>
   </w:style>
-  <w:style w:type="paragraph" w:styleId="TOC3">
+  <w:style w:type="paragraph" w:styleId="31">
     <w:name w:val="toc 3"/>
-    <w:basedOn w:val="Normal"/>
-    <w:next w:val="Normal"/>
+    <w:basedOn w:val="a1"/>
+    <w:next w:val="a1"/>
     <w:autoRedefine/>
     <w:uiPriority w:val="39"/>
     <w:unhideWhenUsed/>
@@ -7509,9 +7570,9 @@
       <w:ind w:left="480"/>
     </w:pPr>
   </w:style>
-  <w:style w:type="character" w:styleId="Hyperlink">
+  <w:style w:type="character" w:styleId="af0">
     <w:name w:val="Hyperlink"/>
-    <w:basedOn w:val="DefaultParagraphFont"/>
+    <w:basedOn w:val="a2"/>
     <w:uiPriority w:val="99"/>
     <w:unhideWhenUsed/>
     <w:rsid w:val="007C0DC4"/>
@@ -7520,10 +7581,10 @@
       <w:u w:val="single"/>
     </w:rPr>
   </w:style>
-  <w:style w:type="paragraph" w:styleId="Header">
+  <w:style w:type="paragraph" w:styleId="af1">
     <w:name w:val="header"/>
-    <w:basedOn w:val="Normal"/>
-    <w:link w:val="HeaderChar"/>
+    <w:basedOn w:val="a1"/>
+    <w:link w:val="af2"/>
     <w:uiPriority w:val="99"/>
     <w:unhideWhenUsed/>
     <w:rsid w:val="007C0DC4"/>
@@ -7535,10 +7596,10 @@
       <w:spacing w:after="0"/>
     </w:pPr>
   </w:style>
-  <w:style w:type="character" w:customStyle="1" w:styleId="HeaderChar">
-    <w:name w:val="Header Char"/>
-    <w:basedOn w:val="DefaultParagraphFont"/>
-    <w:link w:val="Header"/>
+  <w:style w:type="character" w:customStyle="1" w:styleId="af2">
+    <w:name w:val="Горен колонтитул Знак"/>
+    <w:basedOn w:val="a2"/>
+    <w:link w:val="af1"/>
     <w:uiPriority w:val="99"/>
     <w:rsid w:val="007C0DC4"/>
     <w:rPr>
@@ -7546,10 +7607,10 @@
       <w:sz w:val="24"/>
     </w:rPr>
   </w:style>
-  <w:style w:type="paragraph" w:styleId="Footer">
+  <w:style w:type="paragraph" w:styleId="af3">
     <w:name w:val="footer"/>
-    <w:basedOn w:val="Normal"/>
-    <w:link w:val="FooterChar"/>
+    <w:basedOn w:val="a1"/>
+    <w:link w:val="af4"/>
     <w:uiPriority w:val="99"/>
     <w:unhideWhenUsed/>
     <w:rsid w:val="007C0DC4"/>
@@ -7561,10 +7622,10 @@
       <w:spacing w:after="0"/>
     </w:pPr>
   </w:style>
-  <w:style w:type="character" w:customStyle="1" w:styleId="FooterChar">
-    <w:name w:val="Footer Char"/>
-    <w:basedOn w:val="DefaultParagraphFont"/>
-    <w:link w:val="Footer"/>
+  <w:style w:type="character" w:customStyle="1" w:styleId="af4">
+    <w:name w:val="Долен колонтитул Знак"/>
+    <w:basedOn w:val="a2"/>
+    <w:link w:val="af3"/>
     <w:uiPriority w:val="99"/>
     <w:rsid w:val="007C0DC4"/>
     <w:rPr>
@@ -7580,9 +7641,9 @@
       <w:lang w:eastAsia="bg-BG"/>
     </w:rPr>
   </w:style>
-  <w:style w:type="character" w:styleId="Strong">
+  <w:style w:type="character" w:styleId="af5">
     <w:name w:val="Strong"/>
-    <w:basedOn w:val="DefaultParagraphFont"/>
+    <w:basedOn w:val="a2"/>
     <w:uiPriority w:val="22"/>
     <w:qFormat/>
     <w:rsid w:val="00F769F3"/>
@@ -7591,9 +7652,9 @@
       <w:bCs/>
     </w:rPr>
   </w:style>
-  <w:style w:type="character" w:styleId="Emphasis">
+  <w:style w:type="character" w:styleId="af6">
     <w:name w:val="Emphasis"/>
-    <w:basedOn w:val="DefaultParagraphFont"/>
+    <w:basedOn w:val="a2"/>
     <w:uiPriority w:val="20"/>
     <w:qFormat/>
     <w:rsid w:val="00F769F3"/>
@@ -7602,12 +7663,12 @@
       <w:iCs/>
     </w:rPr>
   </w:style>
-  <w:style w:type="paragraph" w:customStyle="1" w:styleId="a5">
+  <w:style w:type="paragraph" w:customStyle="1" w:styleId="af7">
     <w:name w:val="вид"/>
-    <w:basedOn w:val="NormalWeb"/>
+    <w:basedOn w:val="a5"/>
     <w:link w:val="Char"/>
     <w:qFormat/>
-    <w:rsid w:val="00EB4CC9"/>
+    <w:rsid w:val="00CC4748"/>
     <w:pPr>
       <w:spacing w:before="120" w:beforeAutospacing="0" w:after="0" w:afterAutospacing="0"/>
     </w:pPr>
@@ -7616,9 +7677,9 @@
       <w:b/>
     </w:rPr>
   </w:style>
-  <w:style w:type="paragraph" w:styleId="ListParagraph">
+  <w:style w:type="paragraph" w:styleId="af8">
     <w:name w:val="List Paragraph"/>
-    <w:basedOn w:val="Normal"/>
+    <w:basedOn w:val="a1"/>
     <w:uiPriority w:val="34"/>
     <w:qFormat/>
     <w:rsid w:val="00AF6D70"/>
@@ -7627,10 +7688,10 @@
       <w:contextualSpacing/>
     </w:pPr>
   </w:style>
-  <w:style w:type="character" w:customStyle="1" w:styleId="NormalWebChar">
-    <w:name w:val="Normal (Web) Char"/>
-    <w:basedOn w:val="DefaultParagraphFont"/>
-    <w:link w:val="NormalWeb"/>
+  <w:style w:type="character" w:customStyle="1" w:styleId="a6">
+    <w:name w:val="Нормален (уеб) Знак"/>
+    <w:basedOn w:val="a2"/>
+    <w:link w:val="a5"/>
     <w:uiPriority w:val="99"/>
     <w:rsid w:val="00AF6D70"/>
     <w:rPr>
@@ -7642,9 +7703,756 @@
   </w:style>
   <w:style w:type="character" w:customStyle="1" w:styleId="Char">
     <w:name w:val="вид Char"/>
-    <w:basedOn w:val="NormalWebChar"/>
+    <w:basedOn w:val="a6"/>
+    <w:link w:val="af7"/>
+    <w:rsid w:val="00CC4748"/>
+    <w:rPr>
+      <w:rFonts w:ascii="Times New Roman" w:eastAsiaTheme="majorEastAsia" w:hAnsi="Times New Roman" w:cs="Times New Roman"/>
+      <w:b/>
+      <w:sz w:val="24"/>
+      <w:szCs w:val="24"/>
+      <w:lang w:eastAsia="bg-BG"/>
+    </w:rPr>
+  </w:style>
+</w:styles>
+</file>
+
+<file path=word/stylesWithEffects.xml><?xml version="1.0" encoding="utf-8"?>
+<w:styles xmlns:wpc="http://schemas.microsoft.com/office/word/2010/wordprocessingCanvas" xmlns:mc="http://schemas.openxmlformats.org/markup-compatibility/2006" xmlns:o="urn:schemas-microsoft-com:office:office" xmlns:r="http://schemas.openxmlformats.org/officeDocument/2006/relationships" xmlns:m="http://schemas.openxmlformats.org/officeDocument/2006/math" xmlns:v="urn:schemas-microsoft-com:vml" xmlns:wp14="http://schemas.microsoft.com/office/word/2010/wordprocessingDrawing" xmlns:wp="http://schemas.openxmlformats.org/drawingml/2006/wordprocessingDrawing" xmlns:w10="urn:schemas-microsoft-com:office:word" xmlns:w="http://schemas.openxmlformats.org/wordprocessingml/2006/main" xmlns:w14="http://schemas.microsoft.com/office/word/2010/wordml" xmlns:wpg="http://schemas.microsoft.com/office/word/2010/wordprocessingGroup" xmlns:wpi="http://schemas.microsoft.com/office/word/2010/wordprocessingInk" xmlns:wne="http://schemas.microsoft.com/office/word/2006/wordml" xmlns:wps="http://schemas.microsoft.com/office/word/2010/wordprocessingShape" mc:Ignorable="w14 wp14">
+  <w:docDefaults>
+    <w:rPrDefault>
+      <w:rPr>
+        <w:rFonts w:asciiTheme="minorHAnsi" w:eastAsiaTheme="minorHAnsi" w:hAnsiTheme="minorHAnsi" w:cstheme="minorBidi"/>
+        <w:sz w:val="22"/>
+        <w:szCs w:val="22"/>
+        <w:lang w:val="bg-BG" w:eastAsia="en-US" w:bidi="ar-SA"/>
+      </w:rPr>
+    </w:rPrDefault>
+    <w:pPrDefault>
+      <w:pPr>
+        <w:spacing w:after="200" w:line="276" w:lineRule="auto"/>
+      </w:pPr>
+    </w:pPrDefault>
+  </w:docDefaults>
+  <w:latentStyles w:defLockedState="0" w:defUIPriority="99" w:defSemiHidden="1" w:defUnhideWhenUsed="1" w:defQFormat="0" w:count="267">
+    <w:lsdException w:name="Normal" w:semiHidden="0" w:uiPriority="0" w:unhideWhenUsed="0" w:qFormat="1"/>
+    <w:lsdException w:name="heading 1" w:semiHidden="0" w:uiPriority="9" w:unhideWhenUsed="0" w:qFormat="1"/>
+    <w:lsdException w:name="heading 2" w:uiPriority="9" w:qFormat="1"/>
+    <w:lsdException w:name="heading 3" w:uiPriority="9" w:qFormat="1"/>
+    <w:lsdException w:name="heading 4" w:uiPriority="9" w:qFormat="1"/>
+    <w:lsdException w:name="heading 5" w:uiPriority="9" w:qFormat="1"/>
+    <w:lsdException w:name="heading 6" w:uiPriority="9" w:qFormat="1"/>
+    <w:lsdException w:name="heading 7" w:uiPriority="9" w:qFormat="1"/>
+    <w:lsdException w:name="heading 8" w:uiPriority="9" w:qFormat="1"/>
+    <w:lsdException w:name="heading 9" w:uiPriority="9" w:qFormat="1"/>
+    <w:lsdException w:name="toc 1" w:uiPriority="39"/>
+    <w:lsdException w:name="toc 2" w:uiPriority="39"/>
+    <w:lsdException w:name="toc 3" w:uiPriority="39"/>
+    <w:lsdException w:name="toc 4" w:uiPriority="39"/>
+    <w:lsdException w:name="toc 5" w:uiPriority="39"/>
+    <w:lsdException w:name="toc 6" w:uiPriority="39"/>
+    <w:lsdException w:name="toc 7" w:uiPriority="39"/>
+    <w:lsdException w:name="toc 8" w:uiPriority="39"/>
+    <w:lsdException w:name="toc 9" w:uiPriority="39"/>
+    <w:lsdException w:name="caption" w:uiPriority="35" w:qFormat="1"/>
+    <w:lsdException w:name="Title" w:semiHidden="0" w:uiPriority="10" w:unhideWhenUsed="0" w:qFormat="1"/>
+    <w:lsdException w:name="Default Paragraph Font" w:uiPriority="1"/>
+    <w:lsdException w:name="Subtitle" w:semiHidden="0" w:uiPriority="11" w:unhideWhenUsed="0" w:qFormat="1"/>
+    <w:lsdException w:name="Strong" w:semiHidden="0" w:uiPriority="22" w:unhideWhenUsed="0" w:qFormat="1"/>
+    <w:lsdException w:name="Emphasis" w:semiHidden="0" w:uiPriority="20" w:unhideWhenUsed="0" w:qFormat="1"/>
+    <w:lsdException w:name="Table Grid" w:semiHidden="0" w:uiPriority="59" w:unhideWhenUsed="0"/>
+    <w:lsdException w:name="Placeholder Text" w:unhideWhenUsed="0"/>
+    <w:lsdException w:name="No Spacing" w:semiHidden="0" w:uiPriority="1" w:unhideWhenUsed="0" w:qFormat="1"/>
+    <w:lsdException w:name="Light Shading" w:semiHidden="0" w:uiPriority="60" w:unhideWhenUsed="0"/>
+    <w:lsdException w:name="Light List" w:semiHidden="0" w:uiPriority="61" w:unhideWhenUsed="0"/>
+    <w:lsdException w:name="Light Grid" w:semiHidden="0" w:uiPriority="62" w:unhideWhenUsed="0"/>
+    <w:lsdException w:name="Medium Shading 1" w:semiHidden="0" w:uiPriority="63" w:unhideWhenUsed="0"/>
+    <w:lsdException w:name="Medium Shading 2" w:semiHidden="0" w:uiPriority="64" w:unhideWhenUsed="0"/>
+    <w:lsdException w:name="Medium List 1" w:semiHidden="0" w:uiPriority="65" w:unhideWhenUsed="0"/>
+    <w:lsdException w:name="Medium List 2" w:semiHidden="0" w:uiPriority="66" w:unhideWhenUsed="0"/>
+    <w:lsdException w:name="Medium Grid 1" w:semiHidden="0" w:uiPriority="67" w:unhideWhenUsed="0"/>
+    <w:lsdException w:name="Medium Grid 2" w:semiHidden="0" w:uiPriority="68" w:unhideWhenUsed="0"/>
+    <w:lsdException w:name="Medium Grid 3" w:semiHidden="0" w:uiPriority="69" w:unhideWhenUsed="0"/>
+    <w:lsdException w:name="Dark List" w:semiHidden="0" w:uiPriority="70" w:unhideWhenUsed="0"/>
+    <w:lsdException w:name="Colorful Shading" w:semiHidden="0" w:uiPriority="71" w:unhideWhenUsed="0"/>
+    <w:lsdException w:name="Colorful List" w:semiHidden="0" w:uiPriority="72" w:unhideWhenUsed="0"/>
+    <w:lsdException w:name="Colorful Grid" w:semiHidden="0" w:uiPriority="73" w:unhideWhenUsed="0"/>
+    <w:lsdException w:name="Light Shading Accent 1" w:semiHidden="0" w:uiPriority="60" w:unhideWhenUsed="0"/>
+    <w:lsdException w:name="Light List Accent 1" w:semiHidden="0" w:uiPriority="61" w:unhideWhenUsed="0"/>
+    <w:lsdException w:name="Light Grid Accent 1" w:semiHidden="0" w:uiPriority="62" w:unhideWhenUsed="0"/>
+    <w:lsdException w:name="Medium Shading 1 Accent 1" w:semiHidden="0" w:uiPriority="63" w:unhideWhenUsed="0"/>
+    <w:lsdException w:name="Medium Shading 2 Accent 1" w:semiHidden="0" w:uiPriority="64" w:unhideWhenUsed="0"/>
+    <w:lsdException w:name="Medium List 1 Accent 1" w:semiHidden="0" w:uiPriority="65" w:unhideWhenUsed="0"/>
+    <w:lsdException w:name="Revision" w:unhideWhenUsed="0"/>
+    <w:lsdException w:name="List Paragraph" w:semiHidden="0" w:uiPriority="34" w:unhideWhenUsed="0" w:qFormat="1"/>
+    <w:lsdException w:name="Quote" w:semiHidden="0" w:uiPriority="29" w:unhideWhenUsed="0" w:qFormat="1"/>
+    <w:lsdException w:name="Intense Quote" w:semiHidden="0" w:uiPriority="30" w:unhideWhenUsed="0" w:qFormat="1"/>
+    <w:lsdException w:name="Medium List 2 Accent 1" w:semiHidden="0" w:uiPriority="66" w:unhideWhenUsed="0"/>
+    <w:lsdException w:name="Medium Grid 1 Accent 1" w:semiHidden="0" w:uiPriority="67" w:unhideWhenUsed="0"/>
+    <w:lsdException w:name="Medium Grid 2 Accent 1" w:semiHidden="0" w:uiPriority="68" w:unhideWhenUsed="0"/>
+    <w:lsdException w:name="Medium Grid 3 Accent 1" w:semiHidden="0" w:uiPriority="69" w:unhideWhenUsed="0"/>
+    <w:lsdException w:name="Dark List Accent 1" w:semiHidden="0" w:uiPriority="70" w:unhideWhenUsed="0"/>
+    <w:lsdException w:name="Colorful Shading Accent 1" w:semiHidden="0" w:uiPriority="71" w:unhideWhenUsed="0"/>
+    <w:lsdException w:name="Colorful List Accent 1" w:semiHidden="0" w:uiPriority="72" w:unhideWhenUsed="0"/>
+    <w:lsdException w:name="Colorful Grid Accent 1" w:semiHidden="0" w:uiPriority="73" w:unhideWhenUsed="0"/>
+    <w:lsdException w:name="Light Shading Accent 2" w:semiHidden="0" w:uiPriority="60" w:unhideWhenUsed="0"/>
+    <w:lsdException w:name="Light List Accent 2" w:semiHidden="0" w:uiPriority="61" w:unhideWhenUsed="0"/>
+    <w:lsdException w:name="Light Grid Accent 2" w:semiHidden="0" w:uiPriority="62" w:unhideWhenUsed="0"/>
+    <w:lsdException w:name="Medium Shading 1 Accent 2" w:semiHidden="0" w:uiPriority="63" w:unhideWhenUsed="0"/>
+    <w:lsdException w:name="Medium Shading 2 Accent 2" w:semiHidden="0" w:uiPriority="64" w:unhideWhenUsed="0"/>
+    <w:lsdException w:name="Medium List 1 Accent 2" w:semiHidden="0" w:uiPriority="65" w:unhideWhenUsed="0"/>
+    <w:lsdException w:name="Medium List 2 Accent 2" w:semiHidden="0" w:uiPriority="66" w:unhideWhenUsed="0"/>
+    <w:lsdException w:name="Medium Grid 1 Accent 2" w:semiHidden="0" w:uiPriority="67" w:unhideWhenUsed="0"/>
+    <w:lsdException w:name="Medium Grid 2 Accent 2" w:semiHidden="0" w:uiPriority="68" w:unhideWhenUsed="0"/>
+    <w:lsdException w:name="Medium Grid 3 Accent 2" w:semiHidden="0" w:uiPriority="69" w:unhideWhenUsed="0"/>
+    <w:lsdException w:name="Dark List Accent 2" w:semiHidden="0" w:uiPriority="70" w:unhideWhenUsed="0"/>
+    <w:lsdException w:name="Colorful Shading Accent 2" w:semiHidden="0" w:uiPriority="71" w:unhideWhenUsed="0"/>
+    <w:lsdException w:name="Colorful List Accent 2" w:semiHidden="0" w:uiPriority="72" w:unhideWhenUsed="0"/>
+    <w:lsdException w:name="Colorful Grid Accent 2" w:semiHidden="0" w:uiPriority="73" w:unhideWhenUsed="0"/>
+    <w:lsdException w:name="Light Shading Accent 3" w:semiHidden="0" w:uiPriority="60" w:unhideWhenUsed="0"/>
+    <w:lsdException w:name="Light List Accent 3" w:semiHidden="0" w:uiPriority="61" w:unhideWhenUsed="0"/>
+    <w:lsdException w:name="Light Grid Accent 3" w:semiHidden="0" w:uiPriority="62" w:unhideWhenUsed="0"/>
+    <w:lsdException w:name="Medium Shading 1 Accent 3" w:semiHidden="0" w:uiPriority="63" w:unhideWhenUsed="0"/>
+    <w:lsdException w:name="Medium Shading 2 Accent 3" w:semiHidden="0" w:uiPriority="64" w:unhideWhenUsed="0"/>
+    <w:lsdException w:name="Medium List 1 Accent 3" w:semiHidden="0" w:uiPriority="65" w:unhideWhenUsed="0"/>
+    <w:lsdException w:name="Medium List 2 Accent 3" w:semiHidden="0" w:uiPriority="66" w:unhideWhenUsed="0"/>
+    <w:lsdException w:name="Medium Grid 1 Accent 3" w:semiHidden="0" w:uiPriority="67" w:unhideWhenUsed="0"/>
+    <w:lsdException w:name="Medium Grid 2 Accent 3" w:semiHidden="0" w:uiPriority="68" w:unhideWhenUsed="0"/>
+    <w:lsdException w:name="Medium Grid 3 Accent 3" w:semiHidden="0" w:uiPriority="69" w:unhideWhenUsed="0"/>
+    <w:lsdException w:name="Dark List Accent 3" w:semiHidden="0" w:uiPriority="70" w:unhideWhenUsed="0"/>
+    <w:lsdException w:name="Colorful Shading Accent 3" w:semiHidden="0" w:uiPriority="71" w:unhideWhenUsed="0"/>
+    <w:lsdException w:name="Colorful List Accent 3" w:semiHidden="0" w:uiPriority="72" w:unhideWhenUsed="0"/>
+    <w:lsdException w:name="Colorful Grid Accent 3" w:semiHidden="0" w:uiPriority="73" w:unhideWhenUsed="0"/>
+    <w:lsdException w:name="Light Shading Accent 4" w:semiHidden="0" w:uiPriority="60" w:unhideWhenUsed="0"/>
+    <w:lsdException w:name="Light List Accent 4" w:semiHidden="0" w:uiPriority="61" w:unhideWhenUsed="0"/>
+    <w:lsdException w:name="Light Grid Accent 4" w:semiHidden="0" w:uiPriority="62" w:unhideWhenUsed="0"/>
+    <w:lsdException w:name="Medium Shading 1 Accent 4" w:semiHidden="0" w:uiPriority="63" w:unhideWhenUsed="0"/>
+    <w:lsdException w:name="Medium Shading 2 Accent 4" w:semiHidden="0" w:uiPriority="64" w:unhideWhenUsed="0"/>
+    <w:lsdException w:name="Medium List 1 Accent 4" w:semiHidden="0" w:uiPriority="65" w:unhideWhenUsed="0"/>
+    <w:lsdException w:name="Medium List 2 Accent 4" w:semiHidden="0" w:uiPriority="66" w:unhideWhenUsed="0"/>
+    <w:lsdException w:name="Medium Grid 1 Accent 4" w:semiHidden="0" w:uiPriority="67" w:unhideWhenUsed="0"/>
+    <w:lsdException w:name="Medium Grid 2 Accent 4" w:semiHidden="0" w:uiPriority="68" w:unhideWhenUsed="0"/>
+    <w:lsdException w:name="Medium Grid 3 Accent 4" w:semiHidden="0" w:uiPriority="69" w:unhideWhenUsed="0"/>
+    <w:lsdException w:name="Dark List Accent 4" w:semiHidden="0" w:uiPriority="70" w:unhideWhenUsed="0"/>
+    <w:lsdException w:name="Colorful Shading Accent 4" w:semiHidden="0" w:uiPriority="71" w:unhideWhenUsed="0"/>
+    <w:lsdException w:name="Colorful List Accent 4" w:semiHidden="0" w:uiPriority="72" w:unhideWhenUsed="0"/>
+    <w:lsdException w:name="Colorful Grid Accent 4" w:semiHidden="0" w:uiPriority="73" w:unhideWhenUsed="0"/>
+    <w:lsdException w:name="Light Shading Accent 5" w:semiHidden="0" w:uiPriority="60" w:unhideWhenUsed="0"/>
+    <w:lsdException w:name="Light List Accent 5" w:semiHidden="0" w:uiPriority="61" w:unhideWhenUsed="0"/>
+    <w:lsdException w:name="Light Grid Accent 5" w:semiHidden="0" w:uiPriority="62" w:unhideWhenUsed="0"/>
+    <w:lsdException w:name="Medium Shading 1 Accent 5" w:semiHidden="0" w:uiPriority="63" w:unhideWhenUsed="0"/>
+    <w:lsdException w:name="Medium Shading 2 Accent 5" w:semiHidden="0" w:uiPriority="64" w:unhideWhenUsed="0"/>
+    <w:lsdException w:name="Medium List 1 Accent 5" w:semiHidden="0" w:uiPriority="65" w:unhideWhenUsed="0"/>
+    <w:lsdException w:name="Medium List 2 Accent 5" w:semiHidden="0" w:uiPriority="66" w:unhideWhenUsed="0"/>
+    <w:lsdException w:name="Medium Grid 1 Accent 5" w:semiHidden="0" w:uiPriority="67" w:unhideWhenUsed="0"/>
+    <w:lsdException w:name="Medium Grid 2 Accent 5" w:semiHidden="0" w:uiPriority="68" w:unhideWhenUsed="0"/>
+    <w:lsdException w:name="Medium Grid 3 Accent 5" w:semiHidden="0" w:uiPriority="69" w:unhideWhenUsed="0"/>
+    <w:lsdException w:name="Dark List Accent 5" w:semiHidden="0" w:uiPriority="70" w:unhideWhenUsed="0"/>
+    <w:lsdException w:name="Colorful Shading Accent 5" w:semiHidden="0" w:uiPriority="71" w:unhideWhenUsed="0"/>
+    <w:lsdException w:name="Colorful List Accent 5" w:semiHidden="0" w:uiPriority="72" w:unhideWhenUsed="0"/>
+    <w:lsdException w:name="Colorful Grid Accent 5" w:semiHidden="0" w:uiPriority="73" w:unhideWhenUsed="0"/>
+    <w:lsdException w:name="Light Shading Accent 6" w:semiHidden="0" w:uiPriority="60" w:unhideWhenUsed="0"/>
+    <w:lsdException w:name="Light List Accent 6" w:semiHidden="0" w:uiPriority="61" w:unhideWhenUsed="0"/>
+    <w:lsdException w:name="Light Grid Accent 6" w:semiHidden="0" w:uiPriority="62" w:unhideWhenUsed="0"/>
+    <w:lsdException w:name="Medium Shading 1 Accent 6" w:semiHidden="0" w:uiPriority="63" w:unhideWhenUsed="0"/>
+    <w:lsdException w:name="Medium Shading 2 Accent 6" w:semiHidden="0" w:uiPriority="64" w:unhideWhenUsed="0"/>
+    <w:lsdException w:name="Medium List 1 Accent 6" w:semiHidden="0" w:uiPriority="65" w:unhideWhenUsed="0"/>
+    <w:lsdException w:name="Medium List 2 Accent 6" w:semiHidden="0" w:uiPriority="66" w:unhideWhenUsed="0"/>
+    <w:lsdException w:name="Medium Grid 1 Accent 6" w:semiHidden="0" w:uiPriority="67" w:unhideWhenUsed="0"/>
+    <w:lsdException w:name="Medium Grid 2 Accent 6" w:semiHidden="0" w:uiPriority="68" w:unhideWhenUsed="0"/>
+    <w:lsdException w:name="Medium Grid 3 Accent 6" w:semiHidden="0" w:uiPriority="69" w:unhideWhenUsed="0"/>
+    <w:lsdException w:name="Dark List Accent 6" w:semiHidden="0" w:uiPriority="70" w:unhideWhenUsed="0"/>
+    <w:lsdException w:name="Colorful Shading Accent 6" w:semiHidden="0" w:uiPriority="71" w:unhideWhenUsed="0"/>
+    <w:lsdException w:name="Colorful List Accent 6" w:semiHidden="0" w:uiPriority="72" w:unhideWhenUsed="0"/>
+    <w:lsdException w:name="Colorful Grid Accent 6" w:semiHidden="0" w:uiPriority="73" w:unhideWhenUsed="0"/>
+    <w:lsdException w:name="Subtle Emphasis" w:semiHidden="0" w:uiPriority="19" w:unhideWhenUsed="0" w:qFormat="1"/>
+    <w:lsdException w:name="Intense Emphasis" w:semiHidden="0" w:uiPriority="21" w:unhideWhenUsed="0" w:qFormat="1"/>
+    <w:lsdException w:name="Subtle Reference" w:semiHidden="0" w:uiPriority="31" w:unhideWhenUsed="0" w:qFormat="1"/>
+    <w:lsdException w:name="Intense Reference" w:semiHidden="0" w:uiPriority="32" w:unhideWhenUsed="0" w:qFormat="1"/>
+    <w:lsdException w:name="Book Title" w:semiHidden="0" w:uiPriority="33" w:unhideWhenUsed="0" w:qFormat="1"/>
+    <w:lsdException w:name="Bibliography" w:uiPriority="37"/>
+    <w:lsdException w:name="TOC Heading" w:uiPriority="39" w:qFormat="1"/>
+  </w:latentStyles>
+  <w:style w:type="paragraph" w:default="1" w:styleId="a1">
+    <w:name w:val="Normal"/>
+    <w:qFormat/>
+    <w:rsid w:val="00CC4748"/>
+    <w:pPr>
+      <w:spacing w:after="120" w:line="240" w:lineRule="auto"/>
+      <w:ind w:firstLine="567"/>
+      <w:jc w:val="both"/>
+    </w:pPr>
+    <w:rPr>
+      <w:rFonts w:ascii="Times New Roman" w:eastAsia="Times New Roman" w:hAnsi="Times New Roman" w:cs="Times New Roman"/>
+      <w:sz w:val="24"/>
+      <w:szCs w:val="24"/>
+      <w:lang w:eastAsia="bg-BG"/>
+    </w:rPr>
+  </w:style>
+  <w:style w:type="paragraph" w:styleId="1">
+    <w:name w:val="heading 1"/>
+    <w:basedOn w:val="a1"/>
+    <w:next w:val="a1"/>
+    <w:link w:val="10"/>
+    <w:uiPriority w:val="9"/>
+    <w:qFormat/>
+    <w:rsid w:val="00CC55B0"/>
+    <w:pPr>
+      <w:keepNext/>
+      <w:keepLines/>
+      <w:spacing w:before="480" w:after="240"/>
+      <w:outlineLvl w:val="0"/>
+    </w:pPr>
+    <w:rPr>
+      <w:rFonts w:eastAsiaTheme="majorEastAsia"/>
+      <w:b/>
+      <w:bCs/>
+      <w:color w:val="365F91" w:themeColor="accent1" w:themeShade="BF"/>
+      <w:sz w:val="28"/>
+      <w:szCs w:val="28"/>
+    </w:rPr>
+  </w:style>
+  <w:style w:type="paragraph" w:styleId="20">
+    <w:name w:val="heading 2"/>
+    <w:basedOn w:val="a1"/>
+    <w:next w:val="a1"/>
+    <w:link w:val="21"/>
+    <w:uiPriority w:val="9"/>
+    <w:unhideWhenUsed/>
+    <w:qFormat/>
+    <w:rsid w:val="00773176"/>
+    <w:pPr>
+      <w:keepNext/>
+      <w:keepLines/>
+      <w:spacing w:before="240" w:after="240"/>
+      <w:ind w:firstLine="0"/>
+      <w:outlineLvl w:val="1"/>
+    </w:pPr>
+    <w:rPr>
+      <w:rFonts w:asciiTheme="majorHAnsi" w:eastAsiaTheme="majorEastAsia" w:hAnsiTheme="majorHAnsi" w:cstheme="majorBidi"/>
+      <w:b/>
+      <w:bCs/>
+      <w:color w:val="4F81BD" w:themeColor="accent1"/>
+    </w:rPr>
+  </w:style>
+  <w:style w:type="paragraph" w:styleId="3">
+    <w:name w:val="heading 3"/>
+    <w:basedOn w:val="a1"/>
+    <w:next w:val="a1"/>
+    <w:link w:val="30"/>
+    <w:uiPriority w:val="9"/>
+    <w:unhideWhenUsed/>
+    <w:qFormat/>
+    <w:rsid w:val="00DE546E"/>
+    <w:pPr>
+      <w:keepNext/>
+      <w:keepLines/>
+      <w:spacing w:before="200" w:after="0"/>
+      <w:outlineLvl w:val="2"/>
+    </w:pPr>
+    <w:rPr>
+      <w:rFonts w:asciiTheme="majorHAnsi" w:eastAsiaTheme="majorEastAsia" w:hAnsiTheme="majorHAnsi" w:cstheme="majorBidi"/>
+      <w:bCs/>
+      <w:color w:val="4F81BD" w:themeColor="accent1"/>
+    </w:rPr>
+  </w:style>
+  <w:style w:type="character" w:default="1" w:styleId="a2">
+    <w:name w:val="Default Paragraph Font"/>
+    <w:uiPriority w:val="1"/>
+    <w:semiHidden/>
+    <w:unhideWhenUsed/>
+  </w:style>
+  <w:style w:type="table" w:default="1" w:styleId="a3">
+    <w:name w:val="Normal Table"/>
+    <w:uiPriority w:val="99"/>
+    <w:semiHidden/>
+    <w:unhideWhenUsed/>
+    <w:tblPr>
+      <w:tblInd w:w="0" w:type="dxa"/>
+      <w:tblCellMar>
+        <w:top w:w="0" w:type="dxa"/>
+        <w:left w:w="108" w:type="dxa"/>
+        <w:bottom w:w="0" w:type="dxa"/>
+        <w:right w:w="108" w:type="dxa"/>
+      </w:tblCellMar>
+    </w:tblPr>
+  </w:style>
+  <w:style w:type="numbering" w:default="1" w:styleId="a4">
+    <w:name w:val="No List"/>
+    <w:uiPriority w:val="99"/>
+    <w:semiHidden/>
+    <w:unhideWhenUsed/>
+  </w:style>
+  <w:style w:type="character" w:customStyle="1" w:styleId="10">
+    <w:name w:val="Заглавие 1 Знак"/>
+    <w:basedOn w:val="a2"/>
+    <w:link w:val="1"/>
+    <w:uiPriority w:val="9"/>
+    <w:rsid w:val="00CC55B0"/>
+    <w:rPr>
+      <w:rFonts w:ascii="Times New Roman" w:eastAsiaTheme="majorEastAsia" w:hAnsi="Times New Roman" w:cs="Times New Roman"/>
+      <w:b/>
+      <w:bCs/>
+      <w:color w:val="365F91" w:themeColor="accent1" w:themeShade="BF"/>
+      <w:sz w:val="28"/>
+      <w:szCs w:val="28"/>
+    </w:rPr>
+  </w:style>
+  <w:style w:type="character" w:customStyle="1" w:styleId="21">
+    <w:name w:val="Заглавие 2 Знак"/>
+    <w:basedOn w:val="a2"/>
+    <w:link w:val="20"/>
+    <w:uiPriority w:val="9"/>
+    <w:rsid w:val="00773176"/>
+    <w:rPr>
+      <w:rFonts w:asciiTheme="majorHAnsi" w:eastAsiaTheme="majorEastAsia" w:hAnsiTheme="majorHAnsi" w:cstheme="majorBidi"/>
+      <w:b/>
+      <w:bCs/>
+      <w:color w:val="4F81BD" w:themeColor="accent1"/>
+      <w:sz w:val="24"/>
+      <w:szCs w:val="24"/>
+    </w:rPr>
+  </w:style>
+  <w:style w:type="paragraph" w:styleId="a5">
+    <w:name w:val="Normal (Web)"/>
+    <w:basedOn w:val="a1"/>
+    <w:link w:val="a6"/>
+    <w:uiPriority w:val="99"/>
+    <w:unhideWhenUsed/>
+    <w:rsid w:val="00773176"/>
+    <w:pPr>
+      <w:spacing w:before="100" w:beforeAutospacing="1" w:after="100" w:afterAutospacing="1"/>
+      <w:ind w:firstLine="0"/>
+      <w:jc w:val="left"/>
+    </w:pPr>
+  </w:style>
+  <w:style w:type="paragraph" w:customStyle="1" w:styleId="a0">
+    <w:name w:val="точка"/>
+    <w:basedOn w:val="a1"/>
+    <w:link w:val="a7"/>
+    <w:qFormat/>
+    <w:rsid w:val="00220AE9"/>
+    <w:pPr>
+      <w:numPr>
+        <w:numId w:val="3"/>
+      </w:numPr>
+      <w:spacing w:before="120" w:after="0"/>
+    </w:pPr>
+  </w:style>
+  <w:style w:type="paragraph" w:customStyle="1" w:styleId="a">
+    <w:name w:val="подточка"/>
+    <w:basedOn w:val="a1"/>
+    <w:link w:val="a8"/>
+    <w:qFormat/>
+    <w:rsid w:val="00220AE9"/>
+    <w:pPr>
+      <w:numPr>
+        <w:ilvl w:val="1"/>
+        <w:numId w:val="4"/>
+      </w:numPr>
+      <w:ind w:left="1434" w:hanging="357"/>
+    </w:pPr>
+  </w:style>
+  <w:style w:type="character" w:customStyle="1" w:styleId="a7">
+    <w:name w:val="точка Знак"/>
+    <w:basedOn w:val="a2"/>
+    <w:link w:val="a0"/>
+    <w:rsid w:val="00220AE9"/>
+    <w:rPr>
+      <w:rFonts w:ascii="Times New Roman" w:hAnsi="Times New Roman"/>
+      <w:sz w:val="24"/>
+    </w:rPr>
+  </w:style>
+  <w:style w:type="character" w:styleId="HTML">
+    <w:name w:val="HTML Code"/>
+    <w:basedOn w:val="a2"/>
+    <w:uiPriority w:val="99"/>
+    <w:semiHidden/>
+    <w:unhideWhenUsed/>
+    <w:rsid w:val="004C3DA5"/>
+    <w:rPr>
+      <w:rFonts w:ascii="Courier New" w:eastAsia="Times New Roman" w:hAnsi="Courier New" w:cs="Courier New"/>
+      <w:sz w:val="20"/>
+      <w:szCs w:val="20"/>
+    </w:rPr>
+  </w:style>
+  <w:style w:type="character" w:customStyle="1" w:styleId="a8">
+    <w:name w:val="подточка Знак"/>
+    <w:basedOn w:val="a2"/>
+    <w:link w:val="a"/>
+    <w:rsid w:val="00220AE9"/>
+    <w:rPr>
+      <w:rFonts w:ascii="Times New Roman" w:hAnsi="Times New Roman"/>
+      <w:sz w:val="24"/>
+    </w:rPr>
+  </w:style>
+  <w:style w:type="paragraph" w:styleId="HTML0">
+    <w:name w:val="HTML Preformatted"/>
+    <w:basedOn w:val="a1"/>
+    <w:link w:val="HTML1"/>
+    <w:uiPriority w:val="99"/>
+    <w:semiHidden/>
+    <w:unhideWhenUsed/>
+    <w:rsid w:val="004C3DA5"/>
+    <w:pPr>
+      <w:tabs>
+        <w:tab w:val="left" w:pos="916"/>
+        <w:tab w:val="left" w:pos="1832"/>
+        <w:tab w:val="left" w:pos="2748"/>
+        <w:tab w:val="left" w:pos="3664"/>
+        <w:tab w:val="left" w:pos="4580"/>
+        <w:tab w:val="left" w:pos="5496"/>
+        <w:tab w:val="left" w:pos="6412"/>
+        <w:tab w:val="left" w:pos="7328"/>
+        <w:tab w:val="left" w:pos="8244"/>
+        <w:tab w:val="left" w:pos="9160"/>
+        <w:tab w:val="left" w:pos="10076"/>
+        <w:tab w:val="left" w:pos="10992"/>
+        <w:tab w:val="left" w:pos="11908"/>
+        <w:tab w:val="left" w:pos="12824"/>
+        <w:tab w:val="left" w:pos="13740"/>
+        <w:tab w:val="left" w:pos="14656"/>
+      </w:tabs>
+      <w:spacing w:after="0"/>
+      <w:ind w:firstLine="0"/>
+      <w:jc w:val="left"/>
+    </w:pPr>
+    <w:rPr>
+      <w:rFonts w:ascii="Courier New" w:hAnsi="Courier New" w:cs="Courier New"/>
+      <w:sz w:val="20"/>
+      <w:szCs w:val="20"/>
+    </w:rPr>
+  </w:style>
+  <w:style w:type="character" w:customStyle="1" w:styleId="HTML1">
+    <w:name w:val="HTML стандартен Знак"/>
+    <w:basedOn w:val="a2"/>
+    <w:link w:val="HTML0"/>
+    <w:uiPriority w:val="99"/>
+    <w:semiHidden/>
+    <w:rsid w:val="004C3DA5"/>
+    <w:rPr>
+      <w:rFonts w:ascii="Courier New" w:eastAsia="Times New Roman" w:hAnsi="Courier New" w:cs="Courier New"/>
+      <w:sz w:val="20"/>
+      <w:szCs w:val="20"/>
+      <w:lang w:eastAsia="bg-BG"/>
+    </w:rPr>
+  </w:style>
+  <w:style w:type="paragraph" w:customStyle="1" w:styleId="2">
+    <w:name w:val="подточка2"/>
+    <w:basedOn w:val="a1"/>
+    <w:link w:val="22"/>
+    <w:qFormat/>
+    <w:rsid w:val="005C0D37"/>
+    <w:pPr>
+      <w:numPr>
+        <w:ilvl w:val="2"/>
+        <w:numId w:val="5"/>
+      </w:numPr>
+      <w:spacing w:after="0"/>
+      <w:ind w:left="2154" w:hanging="357"/>
+      <w:jc w:val="left"/>
+    </w:pPr>
+  </w:style>
+  <w:style w:type="paragraph" w:customStyle="1" w:styleId="a9">
+    <w:name w:val="код"/>
+    <w:basedOn w:val="HTML0"/>
+    <w:link w:val="aa"/>
+    <w:qFormat/>
+    <w:rsid w:val="00D24651"/>
+    <w:pPr>
+      <w:shd w:val="clear" w:color="auto" w:fill="FFFFFF"/>
+      <w:ind w:left="708"/>
+    </w:pPr>
+    <w:rPr>
+      <w:color w:val="0033B3"/>
+      <w:sz w:val="18"/>
+    </w:rPr>
+  </w:style>
+  <w:style w:type="character" w:customStyle="1" w:styleId="22">
+    <w:name w:val="подточка2 Знак"/>
+    <w:basedOn w:val="a2"/>
+    <w:link w:val="2"/>
+    <w:rsid w:val="005C0D37"/>
+    <w:rPr>
+      <w:rFonts w:ascii="Times New Roman" w:hAnsi="Times New Roman"/>
+      <w:sz w:val="24"/>
+    </w:rPr>
+  </w:style>
+  <w:style w:type="character" w:customStyle="1" w:styleId="30">
+    <w:name w:val="Заглавие 3 Знак"/>
+    <w:basedOn w:val="a2"/>
+    <w:link w:val="3"/>
+    <w:uiPriority w:val="9"/>
+    <w:rsid w:val="00DE546E"/>
+    <w:rPr>
+      <w:rFonts w:asciiTheme="majorHAnsi" w:eastAsiaTheme="majorEastAsia" w:hAnsiTheme="majorHAnsi" w:cstheme="majorBidi"/>
+      <w:bCs/>
+      <w:color w:val="4F81BD" w:themeColor="accent1"/>
+      <w:sz w:val="24"/>
+    </w:rPr>
+  </w:style>
+  <w:style w:type="character" w:customStyle="1" w:styleId="aa">
+    <w:name w:val="код Знак"/>
+    <w:basedOn w:val="HTML1"/>
+    <w:link w:val="a9"/>
+    <w:rsid w:val="00D24651"/>
+    <w:rPr>
+      <w:rFonts w:ascii="Courier New" w:eastAsia="Times New Roman" w:hAnsi="Courier New" w:cs="Courier New"/>
+      <w:color w:val="0033B3"/>
+      <w:sz w:val="18"/>
+      <w:szCs w:val="20"/>
+      <w:shd w:val="clear" w:color="auto" w:fill="FFFFFF"/>
+      <w:lang w:eastAsia="bg-BG"/>
+    </w:rPr>
+  </w:style>
+  <w:style w:type="paragraph" w:styleId="ab">
+    <w:name w:val="Balloon Text"/>
+    <w:basedOn w:val="a1"/>
+    <w:link w:val="ac"/>
+    <w:uiPriority w:val="99"/>
+    <w:semiHidden/>
+    <w:unhideWhenUsed/>
+    <w:rsid w:val="00B02C9D"/>
+    <w:pPr>
+      <w:spacing w:after="0"/>
+    </w:pPr>
+    <w:rPr>
+      <w:rFonts w:ascii="Tahoma" w:hAnsi="Tahoma" w:cs="Tahoma"/>
+      <w:sz w:val="16"/>
+      <w:szCs w:val="16"/>
+    </w:rPr>
+  </w:style>
+  <w:style w:type="character" w:customStyle="1" w:styleId="ac">
+    <w:name w:val="Изнесен текст Знак"/>
+    <w:basedOn w:val="a2"/>
+    <w:link w:val="ab"/>
+    <w:uiPriority w:val="99"/>
+    <w:semiHidden/>
+    <w:rsid w:val="00B02C9D"/>
+    <w:rPr>
+      <w:rFonts w:ascii="Tahoma" w:hAnsi="Tahoma" w:cs="Tahoma"/>
+      <w:sz w:val="16"/>
+      <w:szCs w:val="16"/>
+    </w:rPr>
+  </w:style>
+  <w:style w:type="paragraph" w:styleId="ad">
+    <w:name w:val="No Spacing"/>
+    <w:link w:val="ae"/>
+    <w:uiPriority w:val="1"/>
+    <w:qFormat/>
+    <w:rsid w:val="007C0DC4"/>
+    <w:pPr>
+      <w:spacing w:after="0" w:line="240" w:lineRule="auto"/>
+    </w:pPr>
+    <w:rPr>
+      <w:rFonts w:eastAsiaTheme="minorEastAsia"/>
+      <w:lang w:eastAsia="bg-BG"/>
+    </w:rPr>
+  </w:style>
+  <w:style w:type="character" w:customStyle="1" w:styleId="ae">
+    <w:name w:val="Без разредка Знак"/>
+    <w:basedOn w:val="a2"/>
+    <w:link w:val="ad"/>
+    <w:uiPriority w:val="1"/>
+    <w:rsid w:val="007C0DC4"/>
+    <w:rPr>
+      <w:rFonts w:eastAsiaTheme="minorEastAsia"/>
+      <w:lang w:eastAsia="bg-BG"/>
+    </w:rPr>
+  </w:style>
+  <w:style w:type="paragraph" w:styleId="af">
+    <w:name w:val="TOC Heading"/>
+    <w:basedOn w:val="1"/>
+    <w:next w:val="a1"/>
+    <w:uiPriority w:val="39"/>
+    <w:semiHidden/>
+    <w:unhideWhenUsed/>
+    <w:qFormat/>
+    <w:rsid w:val="007C0DC4"/>
+    <w:pPr>
+      <w:spacing w:after="0"/>
+      <w:ind w:firstLine="0"/>
+      <w:jc w:val="left"/>
+      <w:outlineLvl w:val="9"/>
+    </w:pPr>
+    <w:rPr>
+      <w:rFonts w:asciiTheme="majorHAnsi" w:hAnsiTheme="majorHAnsi" w:cstheme="majorBidi"/>
+    </w:rPr>
+  </w:style>
+  <w:style w:type="paragraph" w:styleId="11">
+    <w:name w:val="toc 1"/>
+    <w:basedOn w:val="a1"/>
+    <w:next w:val="a1"/>
+    <w:autoRedefine/>
+    <w:uiPriority w:val="39"/>
+    <w:unhideWhenUsed/>
+    <w:rsid w:val="007C0DC4"/>
+    <w:pPr>
+      <w:spacing w:after="100"/>
+    </w:pPr>
+  </w:style>
+  <w:style w:type="paragraph" w:styleId="23">
+    <w:name w:val="toc 2"/>
+    <w:basedOn w:val="a1"/>
+    <w:next w:val="a1"/>
+    <w:autoRedefine/>
+    <w:uiPriority w:val="39"/>
+    <w:unhideWhenUsed/>
+    <w:rsid w:val="007C0DC4"/>
+    <w:pPr>
+      <w:spacing w:after="100"/>
+      <w:ind w:left="240"/>
+    </w:pPr>
+  </w:style>
+  <w:style w:type="paragraph" w:styleId="31">
+    <w:name w:val="toc 3"/>
+    <w:basedOn w:val="a1"/>
+    <w:next w:val="a1"/>
+    <w:autoRedefine/>
+    <w:uiPriority w:val="39"/>
+    <w:unhideWhenUsed/>
+    <w:rsid w:val="007C0DC4"/>
+    <w:pPr>
+      <w:spacing w:after="100"/>
+      <w:ind w:left="480"/>
+    </w:pPr>
+  </w:style>
+  <w:style w:type="character" w:styleId="af0">
+    <w:name w:val="Hyperlink"/>
+    <w:basedOn w:val="a2"/>
+    <w:uiPriority w:val="99"/>
+    <w:unhideWhenUsed/>
+    <w:rsid w:val="007C0DC4"/>
+    <w:rPr>
+      <w:color w:val="0000FF" w:themeColor="hyperlink"/>
+      <w:u w:val="single"/>
+    </w:rPr>
+  </w:style>
+  <w:style w:type="paragraph" w:styleId="af1">
+    <w:name w:val="header"/>
+    <w:basedOn w:val="a1"/>
+    <w:link w:val="af2"/>
+    <w:uiPriority w:val="99"/>
+    <w:unhideWhenUsed/>
+    <w:rsid w:val="007C0DC4"/>
+    <w:pPr>
+      <w:tabs>
+        <w:tab w:val="center" w:pos="4536"/>
+        <w:tab w:val="right" w:pos="9072"/>
+      </w:tabs>
+      <w:spacing w:after="0"/>
+    </w:pPr>
+  </w:style>
+  <w:style w:type="character" w:customStyle="1" w:styleId="af2">
+    <w:name w:val="Горен колонтитул Знак"/>
+    <w:basedOn w:val="a2"/>
+    <w:link w:val="af1"/>
+    <w:uiPriority w:val="99"/>
+    <w:rsid w:val="007C0DC4"/>
+    <w:rPr>
+      <w:rFonts w:ascii="Times New Roman" w:hAnsi="Times New Roman"/>
+      <w:sz w:val="24"/>
+    </w:rPr>
+  </w:style>
+  <w:style w:type="paragraph" w:styleId="af3">
+    <w:name w:val="footer"/>
+    <w:basedOn w:val="a1"/>
+    <w:link w:val="af4"/>
+    <w:uiPriority w:val="99"/>
+    <w:unhideWhenUsed/>
+    <w:rsid w:val="007C0DC4"/>
+    <w:pPr>
+      <w:tabs>
+        <w:tab w:val="center" w:pos="4536"/>
+        <w:tab w:val="right" w:pos="9072"/>
+      </w:tabs>
+      <w:spacing w:after="0"/>
+    </w:pPr>
+  </w:style>
+  <w:style w:type="character" w:customStyle="1" w:styleId="af4">
+    <w:name w:val="Долен колонтитул Знак"/>
+    <w:basedOn w:val="a2"/>
+    <w:link w:val="af3"/>
+    <w:uiPriority w:val="99"/>
+    <w:rsid w:val="007C0DC4"/>
+    <w:rPr>
+      <w:rFonts w:ascii="Times New Roman" w:hAnsi="Times New Roman"/>
+      <w:sz w:val="24"/>
+    </w:rPr>
+  </w:style>
+  <w:style w:type="paragraph" w:customStyle="1" w:styleId="8E798F5E7ECE4128986FE3828CA319D2">
+    <w:name w:val="8E798F5E7ECE4128986FE3828CA319D2"/>
+    <w:rsid w:val="007C0DC4"/>
+    <w:rPr>
+      <w:rFonts w:eastAsiaTheme="minorEastAsia"/>
+      <w:lang w:eastAsia="bg-BG"/>
+    </w:rPr>
+  </w:style>
+  <w:style w:type="character" w:styleId="af5">
+    <w:name w:val="Strong"/>
+    <w:basedOn w:val="a2"/>
+    <w:uiPriority w:val="22"/>
+    <w:qFormat/>
+    <w:rsid w:val="00F769F3"/>
+    <w:rPr>
+      <w:b/>
+      <w:bCs/>
+    </w:rPr>
+  </w:style>
+  <w:style w:type="character" w:styleId="af6">
+    <w:name w:val="Emphasis"/>
+    <w:basedOn w:val="a2"/>
+    <w:uiPriority w:val="20"/>
+    <w:qFormat/>
+    <w:rsid w:val="00F769F3"/>
+    <w:rPr>
+      <w:i/>
+      <w:iCs/>
+    </w:rPr>
+  </w:style>
+  <w:style w:type="paragraph" w:customStyle="1" w:styleId="af7">
+    <w:name w:val="вид"/>
+    <w:basedOn w:val="a5"/>
+    <w:link w:val="Char"/>
+    <w:qFormat/>
+    <w:rsid w:val="00CC4748"/>
+    <w:pPr>
+      <w:spacing w:before="120" w:beforeAutospacing="0" w:after="0" w:afterAutospacing="0"/>
+    </w:pPr>
+    <w:rPr>
+      <w:rFonts w:eastAsiaTheme="majorEastAsia"/>
+      <w:b/>
+    </w:rPr>
+  </w:style>
+  <w:style w:type="paragraph" w:styleId="af8">
+    <w:name w:val="List Paragraph"/>
+    <w:basedOn w:val="a1"/>
+    <w:uiPriority w:val="34"/>
+    <w:qFormat/>
+    <w:rsid w:val="00AF6D70"/>
+    <w:pPr>
+      <w:ind w:left="720"/>
+      <w:contextualSpacing/>
+    </w:pPr>
+  </w:style>
+  <w:style w:type="character" w:customStyle="1" w:styleId="a6">
+    <w:name w:val="Нормален (уеб) Знак"/>
+    <w:basedOn w:val="a2"/>
     <w:link w:val="a5"/>
-    <w:rsid w:val="00EB4CC9"/>
+    <w:uiPriority w:val="99"/>
+    <w:rsid w:val="00AF6D70"/>
+    <w:rPr>
+      <w:rFonts w:ascii="Times New Roman" w:eastAsia="Times New Roman" w:hAnsi="Times New Roman" w:cs="Times New Roman"/>
+      <w:sz w:val="24"/>
+      <w:szCs w:val="24"/>
+      <w:lang w:eastAsia="bg-BG"/>
+    </w:rPr>
+  </w:style>
+  <w:style w:type="character" w:customStyle="1" w:styleId="Char">
+    <w:name w:val="вид Char"/>
+    <w:basedOn w:val="a6"/>
+    <w:link w:val="af7"/>
+    <w:rsid w:val="00CC4748"/>
     <w:rPr>
       <w:rFonts w:ascii="Times New Roman" w:eastAsiaTheme="majorEastAsia" w:hAnsi="Times New Roman" w:cs="Times New Roman"/>
       <w:b/>
@@ -7965,7 +8773,7 @@
 </file>
 
 <file path=customXml/itemProps2.xml><?xml version="1.0" encoding="utf-8"?>
-<ds:datastoreItem xmlns:ds="http://schemas.openxmlformats.org/officeDocument/2006/customXml" ds:itemID="{4158F610-3D71-49D9-BDBE-D19085E9EC23}">
+<ds:datastoreItem xmlns:ds="http://schemas.openxmlformats.org/officeDocument/2006/customXml" ds:itemID="{4A936344-EC54-42B0-B4CC-344A4C43174C}">
   <ds:schemaRefs>
     <ds:schemaRef ds:uri="http://schemas.openxmlformats.org/officeDocument/2006/bibliography"/>
   </ds:schemaRefs>

--- a/Представяне/Сценарий.docx
+++ b/Представяне/Сценарий.docx
@@ -261,8 +261,6 @@
         </w:rPr>
         <w:t>Теодора</w:t>
       </w:r>
-      <w:bookmarkStart w:id="0" w:name="_GoBack"/>
-      <w:bookmarkEnd w:id="0"/>
     </w:p>
     <w:p>
       <w:pPr>
@@ -286,23 +284,7 @@
     </w:p>
     <w:p>
       <w:r>
-        <w:t xml:space="preserve">Технически </w:t>
-      </w:r>
-      <w:proofErr w:type="spellStart"/>
-      <w:r>
-        <w:t>лийд</w:t>
-      </w:r>
-      <w:proofErr w:type="spellEnd"/>
-      <w:r>
-        <w:t xml:space="preserve"> (</w:t>
-      </w:r>
-      <w:proofErr w:type="spellStart"/>
-      <w:r>
-        <w:t>Backend</w:t>
-      </w:r>
-      <w:proofErr w:type="spellEnd"/>
-      <w:r>
-        <w:t>/архитектура)</w:t>
+        <w:t>Технически лийд (Backend/архитектура)</w:t>
       </w:r>
     </w:p>
     <w:p>
@@ -353,15 +335,7 @@
     </w:p>
     <w:p>
       <w:r>
-        <w:t xml:space="preserve">Всъщност, </w:t>
-      </w:r>
-      <w:proofErr w:type="spellStart"/>
-      <w:r>
-        <w:t>Ника</w:t>
-      </w:r>
-      <w:proofErr w:type="spellEnd"/>
-      <w:r>
-        <w:t xml:space="preserve"> е съ</w:t>
+        <w:t>Всъщност, Ника е съ</w:t>
       </w:r>
       <w:r>
         <w:t>в</w:t>
@@ -443,13 +417,8 @@
         </w:rPr>
         <w:t xml:space="preserve"> </w:t>
       </w:r>
-      <w:proofErr w:type="gramStart"/>
-      <w:r>
-        <w:t> (</w:t>
-      </w:r>
-      <w:proofErr w:type="gramEnd"/>
-      <w:r>
-        <w:t>с Django REST Framework) – той съхранява резултатите, снимките и класирането.</w:t>
+      <w:r>
+        <w:t> (с Django REST Framework) – той съхранява резултатите, снимките и класирането.</w:t>
       </w:r>
     </w:p>
     <w:p>
@@ -552,15 +521,7 @@
     <w:p>
       <w:r>
         <w:lastRenderedPageBreak/>
-        <w:t xml:space="preserve">Жив поток от камера с </w:t>
-      </w:r>
-      <w:proofErr w:type="spellStart"/>
-      <w:r>
-        <w:t>overlay</w:t>
-      </w:r>
-      <w:proofErr w:type="spellEnd"/>
-      <w:r>
-        <w:t> (номер на състезател и фотофиниш кадри)</w:t>
+        <w:t>Жив поток от камера с overlay (номер на състезател и фотофиниш кадри)</w:t>
       </w:r>
     </w:p>
     <w:p>
@@ -615,15 +576,7 @@
     </w:p>
     <w:p>
       <w:r>
-        <w:t>AI модулът, написан на Python с </w:t>
-      </w:r>
-      <w:proofErr w:type="spellStart"/>
-      <w:r>
-        <w:t>OpenCV</w:t>
-      </w:r>
-      <w:proofErr w:type="spellEnd"/>
-      <w:r>
-        <w:t> и YOLO, следи RTSP потока от камерата и разпознава състезателните номера.</w:t>
+        <w:t>AI модулът, написан на Python с OpenCV и YOLO, следи RTSP потока от камерата и разпознава състезателните номера.</w:t>
       </w:r>
     </w:p>
     <w:p>
@@ -709,15 +662,7 @@
         <w:t>Тук виждате и типичните сини правоъгълници – т</w:t>
       </w:r>
       <w:r>
-        <w:t xml:space="preserve">ова са </w:t>
-      </w:r>
-      <w:proofErr w:type="spellStart"/>
-      <w:r>
-        <w:t>детектираните</w:t>
-      </w:r>
-      <w:proofErr w:type="spellEnd"/>
-      <w:r>
-        <w:t xml:space="preserve"> участници.</w:t>
+        <w:t>ова са детектираните участници.</w:t>
       </w:r>
     </w:p>
     <w:p>
@@ -728,49 +673,7 @@
         <w:rPr>
           <w:rStyle w:val="af6"/>
         </w:rPr>
-        <w:t>(</w:t>
-      </w:r>
-      <w:proofErr w:type="spellStart"/>
-      <w:r>
-        <w:rPr>
-          <w:rStyle w:val="af6"/>
-        </w:rPr>
-        <w:t>демо</w:t>
-      </w:r>
-      <w:proofErr w:type="spellEnd"/>
-      <w:r>
-        <w:rPr>
-          <w:rStyle w:val="af6"/>
-        </w:rPr>
-        <w:t xml:space="preserve">: показване на </w:t>
-      </w:r>
-      <w:proofErr w:type="spellStart"/>
-      <w:r>
-        <w:rPr>
-          <w:rStyle w:val="af6"/>
-        </w:rPr>
-        <w:t>overlay</w:t>
-      </w:r>
-      <w:proofErr w:type="spellEnd"/>
-      <w:r>
-        <w:rPr>
-          <w:rStyle w:val="af6"/>
-        </w:rPr>
-        <w:t xml:space="preserve"> и </w:t>
-      </w:r>
-      <w:proofErr w:type="spellStart"/>
-      <w:r>
-        <w:rPr>
-          <w:rStyle w:val="af6"/>
-        </w:rPr>
-        <w:t>latency</w:t>
-      </w:r>
-      <w:proofErr w:type="spellEnd"/>
-      <w:r>
-        <w:rPr>
-          <w:rStyle w:val="af6"/>
-        </w:rPr>
-        <w:t>)</w:t>
+        <w:t>(демо: показване на overlay и latency)</w:t>
       </w:r>
     </w:p>
     <w:p>
@@ -791,15 +694,7 @@
         <w:t>🌐</w:t>
       </w:r>
       <w:r>
-        <w:t xml:space="preserve"> 5:00–7:00 — </w:t>
-      </w:r>
-      <w:proofErr w:type="spellStart"/>
-      <w:r>
-        <w:t>Backend</w:t>
-      </w:r>
-      <w:proofErr w:type="spellEnd"/>
-      <w:r>
-        <w:t xml:space="preserve"> интеграция и обмен на данни</w:t>
+        <w:t xml:space="preserve"> 5:00–7:00 — Backend интеграция и обмен на данни</w:t>
       </w:r>
       <w:r>
         <w:t xml:space="preserve"> </w:t>
@@ -834,13 +729,8 @@
       </w:r>
     </w:p>
     <w:p>
-      <w:proofErr w:type="spellStart"/>
-      <w:r>
-        <w:t>Backend</w:t>
-      </w:r>
-      <w:proofErr w:type="spellEnd"/>
-      <w:r>
-        <w:t>/Интеграции</w:t>
+      <w:r>
+        <w:t>Backend/Интеграции</w:t>
       </w:r>
     </w:p>
     <w:p>
@@ -867,15 +757,7 @@
     </w:p>
     <w:p>
       <w:r>
-        <w:t xml:space="preserve">Конзола с </w:t>
-      </w:r>
-      <w:proofErr w:type="spellStart"/>
-      <w:r>
-        <w:t>логове</w:t>
-      </w:r>
-      <w:proofErr w:type="spellEnd"/>
-      <w:r>
-        <w:t xml:space="preserve"> от Django REST API</w:t>
+        <w:t>Конзола с логове от Django REST API</w:t>
       </w:r>
     </w:p>
     <w:p>
@@ -904,13 +786,8 @@
       </w:r>
     </w:p>
     <w:p>
-      <w:proofErr w:type="spellStart"/>
-      <w:r>
-        <w:t>Backend-ът</w:t>
-      </w:r>
-      <w:proofErr w:type="spellEnd"/>
-      <w:r>
-        <w:t xml:space="preserve"> е направен с Django и DRF – той осигурява</w:t>
+      <w:r>
+        <w:t>Backend-ът е направен с Django и DRF – той осигурява</w:t>
       </w:r>
     </w:p>
     <w:p>
@@ -954,15 +831,7 @@
         </w:rPr>
       </w:pPr>
       <w:r>
-        <w:t xml:space="preserve">Имаме и защита чрез </w:t>
-      </w:r>
-      <w:proofErr w:type="spellStart"/>
-      <w:r>
-        <w:t>токени</w:t>
-      </w:r>
-      <w:proofErr w:type="spellEnd"/>
-      <w:r>
-        <w:t xml:space="preserve">, </w:t>
+        <w:t xml:space="preserve">Имаме и защита чрез токени, </w:t>
       </w:r>
       <w:r>
         <w:t>което</w:t>
@@ -1003,35 +872,14 @@
       <w:r>
         <w:t xml:space="preserve"> 7:00–9:00 — </w:t>
       </w:r>
-      <w:proofErr w:type="spellStart"/>
-      <w:r>
-        <w:t>Frontend</w:t>
-      </w:r>
-      <w:proofErr w:type="spellEnd"/>
-      <w:r>
-        <w:t xml:space="preserve"> визуализация + </w:t>
-      </w:r>
-      <w:proofErr w:type="spellStart"/>
-      <w:r>
-        <w:t>Live</w:t>
-      </w:r>
-      <w:proofErr w:type="spellEnd"/>
-      <w:r>
-        <w:t xml:space="preserve"> </w:t>
-      </w:r>
-      <w:proofErr w:type="spellStart"/>
-      <w:r>
-        <w:t>Video</w:t>
-      </w:r>
-      <w:proofErr w:type="spellEnd"/>
-      <w:r>
-        <w:t xml:space="preserve"> </w:t>
-      </w:r>
-      <w:proofErr w:type="spellStart"/>
-      <w:r>
-        <w:t>Feed</w:t>
-      </w:r>
-      <w:proofErr w:type="spellEnd"/>
+      <w:bookmarkStart w:id="0" w:name="_GoBack"/>
+      <w:r>
+        <w:t xml:space="preserve">Frontend визуализация </w:t>
+      </w:r>
+      <w:bookmarkEnd w:id="0"/>
+      <w:r>
+        <w:t>+ Live Video Feed</w:t>
+      </w:r>
       <w:r>
         <w:t xml:space="preserve"> </w:t>
       </w:r>
@@ -1060,19 +908,9 @@
       </w:r>
     </w:p>
     <w:p>
-      <w:proofErr w:type="spellStart"/>
-      <w:r>
-        <w:t>Frontend</w:t>
-      </w:r>
-      <w:proofErr w:type="spellEnd"/>
-      <w:r>
-        <w:t xml:space="preserve"> </w:t>
-      </w:r>
-      <w:proofErr w:type="spellStart"/>
-      <w:r>
-        <w:t>девелопър</w:t>
-      </w:r>
-      <w:proofErr w:type="spellEnd"/>
+      <w:r>
+        <w:t>Frontend девелопър</w:t>
+      </w:r>
       <w:r>
         <w:rPr>
           <w:lang w:val="en-US"/>
@@ -1130,15 +968,7 @@
         <w:t>В режим Р</w:t>
       </w:r>
       <w:r>
-        <w:t xml:space="preserve">егистрация виждаме таблица от вече създадени състезатели. Те биват добавени чрез – този бутон-. Избираме категория и пол, пишем стартов номер и име и </w:t>
-      </w:r>
-      <w:proofErr w:type="spellStart"/>
-      <w:r>
-        <w:t>кликаме</w:t>
-      </w:r>
-      <w:proofErr w:type="spellEnd"/>
-      <w:r>
-        <w:t xml:space="preserve"> запази.</w:t>
+        <w:t>егистрация виждаме таблица от вече създадени състезатели. Те биват добавени чрез – този бутон-. Избираме категория и пол, пишем стартов номер и име и кликаме запази.</w:t>
       </w:r>
     </w:p>
     <w:p>
@@ -1172,15 +1002,7 @@
         <w:t>. Т</w:t>
       </w:r>
       <w:r>
-        <w:t xml:space="preserve">е могат да бъдат </w:t>
-      </w:r>
-      <w:proofErr w:type="spellStart"/>
-      <w:r>
-        <w:t>дисквалицирани</w:t>
-      </w:r>
-      <w:proofErr w:type="spellEnd"/>
-      <w:r>
-        <w:t>, или пристигащи. След това можем или ръчно, или чрез роботът автоматично да отбележи, пристигащият, който е най-отгоре в таблицата състезател като финиширал.</w:t>
+        <w:t>е могат да бъдат дисквалицирани, или пристигащи. След това можем или ръчно, или чрез роботът автоматично да отбележи, пристигащият, който е най-отгоре в таблицата състезател като финиширал.</w:t>
       </w:r>
     </w:p>
     <w:p>
@@ -1193,34 +1015,10 @@
     </w:p>
     <w:p>
       <w:r>
-        <w:t>Всичко е направено с </w:t>
-      </w:r>
-      <w:proofErr w:type="spellStart"/>
-      <w:r>
-        <w:t>Vue</w:t>
-      </w:r>
-      <w:proofErr w:type="spellEnd"/>
-      <w:r>
-        <w:t>.</w:t>
-      </w:r>
-      <w:proofErr w:type="spellStart"/>
-      <w:r>
-        <w:t>js</w:t>
-      </w:r>
-      <w:proofErr w:type="spellEnd"/>
-      <w:r>
-        <w:t> и </w:t>
-      </w:r>
-      <w:proofErr w:type="spellStart"/>
-      <w:r>
-        <w:t>Axi</w:t>
-      </w:r>
-      <w:r>
-        <w:t>os</w:t>
-      </w:r>
-      <w:proofErr w:type="spellEnd"/>
-      <w:r>
-        <w:t> – данните се обновяват на всяка</w:t>
+        <w:t>Всичко е направено с Vue.js и Axi</w:t>
+      </w:r>
+      <w:r>
+        <w:t>os – данните се обновяват на всяка</w:t>
       </w:r>
       <w:r>
         <w:t xml:space="preserve"> секунда.</w:t>
@@ -1244,15 +1042,7 @@
     </w:p>
     <w:p>
       <w:r>
-        <w:t xml:space="preserve">При всяка промяна </w:t>
-      </w:r>
-      <w:proofErr w:type="spellStart"/>
-      <w:r>
-        <w:t>backend-ът</w:t>
-      </w:r>
-      <w:proofErr w:type="spellEnd"/>
-      <w:r>
-        <w:t xml:space="preserve"> праща новите стойности, а интерфейсът ги визуализира веднага – без презареждане на страници.“</w:t>
+        <w:t>При всяка промяна backend-ът праща новите стойности, а интерфейсът ги визуализира веднага – без презареждане на страници.“</w:t>
       </w:r>
     </w:p>
     <w:p>
@@ -1281,14 +1071,12 @@
         </w:rPr>
         <w:t xml:space="preserve"> </w:t>
       </w:r>
-      <w:proofErr w:type="spellStart"/>
       <w:r>
         <w:rPr>
           <w:color w:val="FF0000"/>
         </w:rPr>
         <w:t>Фериз</w:t>
       </w:r>
-      <w:proofErr w:type="spellEnd"/>
     </w:p>
     <w:p>
       <w:pPr>
@@ -1331,15 +1119,7 @@
     </w:p>
     <w:p>
       <w:r>
-        <w:t>Слайд с реални снимки от „Тодорка </w:t>
-      </w:r>
-      <w:proofErr w:type="spellStart"/>
-      <w:r>
-        <w:t>Vertical</w:t>
-      </w:r>
-      <w:proofErr w:type="spellEnd"/>
-      <w:r>
-        <w:t>“ и други събития</w:t>
+        <w:t>Слайд с реални снимки от „Тодорка Vertical“ и други събития</w:t>
       </w:r>
     </w:p>
     <w:p>
@@ -1355,15 +1135,7 @@
     </w:p>
     <w:p>
       <w:r>
-        <w:t>„НИКА вече беше тествана в реално състезание – ‘Тодорка </w:t>
-      </w:r>
-      <w:proofErr w:type="spellStart"/>
-      <w:r>
-        <w:t>Vertical’</w:t>
-      </w:r>
-      <w:proofErr w:type="spellEnd"/>
-      <w:r>
-        <w:t> в Банско.</w:t>
+        <w:t>„НИКА вече беше тествана в реално състезание – ‘Тодорка Vertical’ в Банско.</w:t>
       </w:r>
     </w:p>
     <w:p>
@@ -1402,15 +1174,7 @@
         <w:t xml:space="preserve"> да добавим</w:t>
       </w:r>
       <w:r>
-        <w:t xml:space="preserve"> автоматични документи и </w:t>
-      </w:r>
-      <w:proofErr w:type="spellStart"/>
-      <w:r>
-        <w:t>cloud</w:t>
-      </w:r>
-      <w:proofErr w:type="spellEnd"/>
-      <w:r>
-        <w:t xml:space="preserve"> синхронизация за архиви на събитията.</w:t>
+        <w:t xml:space="preserve"> автоматични документи и cloud синхронизация за архиви на събитията.</w:t>
       </w:r>
     </w:p>
     <w:p>
@@ -1498,15 +1262,7 @@
     </w:p>
     <w:p>
       <w:r>
-        <w:t xml:space="preserve">„НИКА не е просто </w:t>
-      </w:r>
-      <w:proofErr w:type="spellStart"/>
-      <w:r>
-        <w:t>времеизмервателна</w:t>
-      </w:r>
-      <w:proofErr w:type="spellEnd"/>
-      <w:r>
-        <w:t xml:space="preserve"> система, а платформа, която свързва технологиите и хората.</w:t>
+        <w:t>„НИКА не е просто времеизмервателна система, а платформа, която свързва технологиите и хората.</w:t>
       </w:r>
     </w:p>
     <w:p>
@@ -1536,9 +1292,7 @@
     <w:p>
       <w:pPr>
         <w:pStyle w:val="a5"/>
-        <w:rPr>
-          <w:lang w:val="en-US"/>
-        </w:rPr>
+        <w:ind w:left="720"/>
       </w:pPr>
     </w:p>
     <w:sectPr>
@@ -1586,15 +1340,7 @@
       <w:t>о</w:t>
     </w:r>
     <w:r>
-      <w:t>ект „</w:t>
-    </w:r>
-    <w:proofErr w:type="spellStart"/>
-    <w:r>
-      <w:t>Ника</w:t>
-    </w:r>
-    <w:proofErr w:type="spellEnd"/>
-    <w:r>
-      <w:t>“</w:t>
+      <w:t>ект „Ника“</w:t>
     </w:r>
   </w:p>
   <w:p>
@@ -1658,7 +1404,7 @@
                             <w:rPr>
                               <w:noProof/>
                             </w:rPr>
-                            <w:t>1</w:t>
+                            <w:t>3</w:t>
                           </w:r>
                           <w:r>
                             <w:fldChar w:fldCharType="end"/>
@@ -1710,7 +1456,7 @@
                       <w:rPr>
                         <w:noProof/>
                       </w:rPr>
-                      <w:t>1</w:t>
+                      <w:t>3</w:t>
                     </w:r>
                     <w:r>
                       <w:fldChar w:fldCharType="end"/>
@@ -1790,7 +1536,7 @@
             </wp:anchor>
           </w:drawing>
         </mc:Choice>
-        <mc:Fallback xmlns:cx="http://schemas.microsoft.com/office/drawing/2014/chartex" xmlns:w15="http://schemas.microsoft.com/office/word/2012/wordml" xmlns:w16se="http://schemas.microsoft.com/office/word/2015/wordml/symex">
+        <mc:Fallback xmlns:w16se="http://schemas.microsoft.com/office/word/2015/wordml/symex" xmlns:w15="http://schemas.microsoft.com/office/word/2012/wordml" xmlns:cx="http://schemas.microsoft.com/office/drawing/2014/chartex">
           <w:pict>
             <v:rect w14:anchorId="11770C53" id="Правоъгълник 58" o:spid="_x0000_s1026" style="position:absolute;margin-left:0;margin-top:0;width:468pt;height:2.85pt;z-index:-251657216;visibility:visible;mso-wrap-style:square;mso-width-percent:1000;mso-height-percent:0;mso-wrap-distance-left:9pt;mso-wrap-distance-top:7.2pt;mso-wrap-distance-right:9pt;mso-wrap-distance-bottom:7.2pt;mso-position-horizontal:center;mso-position-horizontal-relative:margin;mso-position-vertical:top;mso-position-vertical-relative:bottom-margin-area;mso-width-percent:1000;mso-height-percent:0;mso-width-relative:margin;mso-height-relative:margin;v-text-anchor:middle" o:gfxdata="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" fillcolor="#4f81bd [3204]" stroked="f" strokeweight="2pt">
               <w10:wrap type="square" anchorx="margin" anchory="margin"/>
@@ -5147,6 +4893,119 @@
     </w:lvl>
   </w:abstractNum>
   <w:abstractNum w:abstractNumId="23">
+    <w:nsid w:val="4D632209"/>
+    <w:multiLevelType w:val="hybridMultilevel"/>
+    <w:tmpl w:val="C58C3A4E"/>
+    <w:lvl w:ilvl="0" w:tplc="04020001">
+      <w:start w:val="1"/>
+      <w:numFmt w:val="bullet"/>
+      <w:lvlText w:val=""/>
+      <w:lvlJc w:val="left"/>
+      <w:pPr>
+        <w:ind w:left="720" w:hanging="360"/>
+      </w:pPr>
+      <w:rPr>
+        <w:rFonts w:ascii="Symbol" w:hAnsi="Symbol" w:hint="default"/>
+      </w:rPr>
+    </w:lvl>
+    <w:lvl w:ilvl="1" w:tplc="04020003" w:tentative="1">
+      <w:start w:val="1"/>
+      <w:numFmt w:val="bullet"/>
+      <w:lvlText w:val="o"/>
+      <w:lvlJc w:val="left"/>
+      <w:pPr>
+        <w:ind w:left="1440" w:hanging="360"/>
+      </w:pPr>
+      <w:rPr>
+        <w:rFonts w:ascii="Courier New" w:hAnsi="Courier New" w:cs="Courier New" w:hint="default"/>
+      </w:rPr>
+    </w:lvl>
+    <w:lvl w:ilvl="2" w:tplc="04020005" w:tentative="1">
+      <w:start w:val="1"/>
+      <w:numFmt w:val="bullet"/>
+      <w:lvlText w:val=""/>
+      <w:lvlJc w:val="left"/>
+      <w:pPr>
+        <w:ind w:left="2160" w:hanging="360"/>
+      </w:pPr>
+      <w:rPr>
+        <w:rFonts w:ascii="Wingdings" w:hAnsi="Wingdings" w:hint="default"/>
+      </w:rPr>
+    </w:lvl>
+    <w:lvl w:ilvl="3" w:tplc="04020001" w:tentative="1">
+      <w:start w:val="1"/>
+      <w:numFmt w:val="bullet"/>
+      <w:lvlText w:val=""/>
+      <w:lvlJc w:val="left"/>
+      <w:pPr>
+        <w:ind w:left="2880" w:hanging="360"/>
+      </w:pPr>
+      <w:rPr>
+        <w:rFonts w:ascii="Symbol" w:hAnsi="Symbol" w:hint="default"/>
+      </w:rPr>
+    </w:lvl>
+    <w:lvl w:ilvl="4" w:tplc="04020003" w:tentative="1">
+      <w:start w:val="1"/>
+      <w:numFmt w:val="bullet"/>
+      <w:lvlText w:val="o"/>
+      <w:lvlJc w:val="left"/>
+      <w:pPr>
+        <w:ind w:left="3600" w:hanging="360"/>
+      </w:pPr>
+      <w:rPr>
+        <w:rFonts w:ascii="Courier New" w:hAnsi="Courier New" w:cs="Courier New" w:hint="default"/>
+      </w:rPr>
+    </w:lvl>
+    <w:lvl w:ilvl="5" w:tplc="04020005" w:tentative="1">
+      <w:start w:val="1"/>
+      <w:numFmt w:val="bullet"/>
+      <w:lvlText w:val=""/>
+      <w:lvlJc w:val="left"/>
+      <w:pPr>
+        <w:ind w:left="4320" w:hanging="360"/>
+      </w:pPr>
+      <w:rPr>
+        <w:rFonts w:ascii="Wingdings" w:hAnsi="Wingdings" w:hint="default"/>
+      </w:rPr>
+    </w:lvl>
+    <w:lvl w:ilvl="6" w:tplc="04020001" w:tentative="1">
+      <w:start w:val="1"/>
+      <w:numFmt w:val="bullet"/>
+      <w:lvlText w:val=""/>
+      <w:lvlJc w:val="left"/>
+      <w:pPr>
+        <w:ind w:left="5040" w:hanging="360"/>
+      </w:pPr>
+      <w:rPr>
+        <w:rFonts w:ascii="Symbol" w:hAnsi="Symbol" w:hint="default"/>
+      </w:rPr>
+    </w:lvl>
+    <w:lvl w:ilvl="7" w:tplc="04020003" w:tentative="1">
+      <w:start w:val="1"/>
+      <w:numFmt w:val="bullet"/>
+      <w:lvlText w:val="o"/>
+      <w:lvlJc w:val="left"/>
+      <w:pPr>
+        <w:ind w:left="5760" w:hanging="360"/>
+      </w:pPr>
+      <w:rPr>
+        <w:rFonts w:ascii="Courier New" w:hAnsi="Courier New" w:cs="Courier New" w:hint="default"/>
+      </w:rPr>
+    </w:lvl>
+    <w:lvl w:ilvl="8" w:tplc="04020005" w:tentative="1">
+      <w:start w:val="1"/>
+      <w:numFmt w:val="bullet"/>
+      <w:lvlText w:val=""/>
+      <w:lvlJc w:val="left"/>
+      <w:pPr>
+        <w:ind w:left="6480" w:hanging="360"/>
+      </w:pPr>
+      <w:rPr>
+        <w:rFonts w:ascii="Wingdings" w:hAnsi="Wingdings" w:hint="default"/>
+      </w:rPr>
+    </w:lvl>
+  </w:abstractNum>
+  <w:abstractNum w:abstractNumId="24">
     <w:nsid w:val="4DB25E39"/>
     <w:multiLevelType w:val="multilevel"/>
     <w:tmpl w:val="87A2DC22"/>
@@ -5295,7 +5154,7 @@
       </w:rPr>
     </w:lvl>
   </w:abstractNum>
-  <w:abstractNum w:abstractNumId="24">
+  <w:abstractNum w:abstractNumId="25">
     <w:nsid w:val="4DF148F7"/>
     <w:multiLevelType w:val="multilevel"/>
     <w:tmpl w:val="D6C28FC2"/>
@@ -5444,7 +5303,7 @@
       </w:rPr>
     </w:lvl>
   </w:abstractNum>
-  <w:abstractNum w:abstractNumId="25">
+  <w:abstractNum w:abstractNumId="26">
     <w:nsid w:val="4FB81540"/>
     <w:multiLevelType w:val="multilevel"/>
     <w:tmpl w:val="E6AAB358"/>
@@ -5593,7 +5452,7 @@
       </w:rPr>
     </w:lvl>
   </w:abstractNum>
-  <w:abstractNum w:abstractNumId="26">
+  <w:abstractNum w:abstractNumId="27">
     <w:nsid w:val="520B2CEB"/>
     <w:multiLevelType w:val="multilevel"/>
     <w:tmpl w:val="D0422E7A"/>
@@ -5742,7 +5601,7 @@
       </w:rPr>
     </w:lvl>
   </w:abstractNum>
-  <w:abstractNum w:abstractNumId="27">
+  <w:abstractNum w:abstractNumId="28">
     <w:nsid w:val="541168BB"/>
     <w:multiLevelType w:val="multilevel"/>
     <w:tmpl w:val="579C6658"/>
@@ -5891,7 +5750,7 @@
       </w:rPr>
     </w:lvl>
   </w:abstractNum>
-  <w:abstractNum w:abstractNumId="28">
+  <w:abstractNum w:abstractNumId="29">
     <w:nsid w:val="5AD14D6A"/>
     <w:multiLevelType w:val="multilevel"/>
     <w:tmpl w:val="285E22B4"/>
@@ -6040,7 +5899,7 @@
       </w:rPr>
     </w:lvl>
   </w:abstractNum>
-  <w:abstractNum w:abstractNumId="29">
+  <w:abstractNum w:abstractNumId="30">
     <w:nsid w:val="5E2A4242"/>
     <w:multiLevelType w:val="multilevel"/>
     <w:tmpl w:val="3CF2A298"/>
@@ -6189,7 +6048,7 @@
       </w:rPr>
     </w:lvl>
   </w:abstractNum>
-  <w:abstractNum w:abstractNumId="30">
+  <w:abstractNum w:abstractNumId="31">
     <w:nsid w:val="625114BB"/>
     <w:multiLevelType w:val="multilevel"/>
     <w:tmpl w:val="1C02CEA0"/>
@@ -6338,7 +6197,7 @@
       </w:rPr>
     </w:lvl>
   </w:abstractNum>
-  <w:abstractNum w:abstractNumId="31">
+  <w:abstractNum w:abstractNumId="32">
     <w:nsid w:val="637954C1"/>
     <w:multiLevelType w:val="multilevel"/>
     <w:tmpl w:val="53E60B0C"/>
@@ -6487,7 +6346,7 @@
       </w:rPr>
     </w:lvl>
   </w:abstractNum>
-  <w:abstractNum w:abstractNumId="32">
+  <w:abstractNum w:abstractNumId="33">
     <w:nsid w:val="647524DE"/>
     <w:multiLevelType w:val="hybridMultilevel"/>
     <w:tmpl w:val="178257E2"/>
@@ -6600,7 +6459,7 @@
       </w:rPr>
     </w:lvl>
   </w:abstractNum>
-  <w:abstractNum w:abstractNumId="33">
+  <w:abstractNum w:abstractNumId="34">
     <w:nsid w:val="69053506"/>
     <w:multiLevelType w:val="multilevel"/>
     <w:tmpl w:val="D84A08B6"/>
@@ -6749,7 +6608,7 @@
       </w:rPr>
     </w:lvl>
   </w:abstractNum>
-  <w:abstractNum w:abstractNumId="34">
+  <w:abstractNum w:abstractNumId="35">
     <w:nsid w:val="6C4159AF"/>
     <w:multiLevelType w:val="multilevel"/>
     <w:tmpl w:val="B1F21D10"/>
@@ -6884,7 +6743,7 @@
     <w:abstractNumId w:val="4"/>
   </w:num>
   <w:num w:numId="8">
-    <w:abstractNumId w:val="31"/>
+    <w:abstractNumId w:val="32"/>
   </w:num>
   <w:num w:numId="9">
     <w:abstractNumId w:val="9"/>
@@ -6893,31 +6752,31 @@
     <w:abstractNumId w:val="14"/>
   </w:num>
   <w:num w:numId="11">
-    <w:abstractNumId w:val="28"/>
+    <w:abstractNumId w:val="29"/>
   </w:num>
   <w:num w:numId="12">
-    <w:abstractNumId w:val="27"/>
+    <w:abstractNumId w:val="28"/>
   </w:num>
   <w:num w:numId="13">
     <w:abstractNumId w:val="3"/>
   </w:num>
   <w:num w:numId="14">
-    <w:abstractNumId w:val="30"/>
+    <w:abstractNumId w:val="31"/>
   </w:num>
   <w:num w:numId="15">
     <w:abstractNumId w:val="18"/>
   </w:num>
   <w:num w:numId="16">
-    <w:abstractNumId w:val="29"/>
+    <w:abstractNumId w:val="30"/>
   </w:num>
   <w:num w:numId="17">
     <w:abstractNumId w:val="1"/>
   </w:num>
   <w:num w:numId="18">
-    <w:abstractNumId w:val="24"/>
+    <w:abstractNumId w:val="25"/>
   </w:num>
   <w:num w:numId="19">
-    <w:abstractNumId w:val="25"/>
+    <w:abstractNumId w:val="26"/>
   </w:num>
   <w:num w:numId="20">
     <w:abstractNumId w:val="15"/>
@@ -6926,19 +6785,19 @@
     <w:abstractNumId w:val="20"/>
   </w:num>
   <w:num w:numId="22">
-    <w:abstractNumId w:val="33"/>
+    <w:abstractNumId w:val="34"/>
   </w:num>
   <w:num w:numId="23">
     <w:abstractNumId w:val="19"/>
   </w:num>
   <w:num w:numId="24">
-    <w:abstractNumId w:val="26"/>
+    <w:abstractNumId w:val="27"/>
   </w:num>
   <w:num w:numId="25">
     <w:abstractNumId w:val="10"/>
   </w:num>
   <w:num w:numId="26">
-    <w:abstractNumId w:val="34"/>
+    <w:abstractNumId w:val="35"/>
   </w:num>
   <w:num w:numId="27">
     <w:abstractNumId w:val="12"/>
@@ -6956,7 +6815,7 @@
     <w:abstractNumId w:val="17"/>
   </w:num>
   <w:num w:numId="32">
-    <w:abstractNumId w:val="23"/>
+    <w:abstractNumId w:val="24"/>
   </w:num>
   <w:num w:numId="33">
     <w:abstractNumId w:val="6"/>
@@ -6965,7 +6824,10 @@
     <w:abstractNumId w:val="13"/>
   </w:num>
   <w:num w:numId="35">
-    <w:abstractNumId w:val="32"/>
+    <w:abstractNumId w:val="33"/>
+  </w:num>
+  <w:num w:numId="36">
+    <w:abstractNumId w:val="23"/>
   </w:num>
 </w:numbering>
 </file>
@@ -8773,7 +8635,7 @@
 </file>
 
 <file path=customXml/itemProps2.xml><?xml version="1.0" encoding="utf-8"?>
-<ds:datastoreItem xmlns:ds="http://schemas.openxmlformats.org/officeDocument/2006/customXml" ds:itemID="{4A936344-EC54-42B0-B4CC-344A4C43174C}">
+<ds:datastoreItem xmlns:ds="http://schemas.openxmlformats.org/officeDocument/2006/customXml" ds:itemID="{E0915A3E-5483-4C1E-A56A-3DF4E110A2A9}">
   <ds:schemaRefs>
     <ds:schemaRef ds:uri="http://schemas.openxmlformats.org/officeDocument/2006/bibliography"/>
   </ds:schemaRefs>
